--- a/отчет/КП_Костин_ИПсп-123.docx
+++ b/отчет/КП_Костин_ИПсп-123.docx
@@ -525,29 +525,28 @@
         </w:rPr>
       </w:pPr>
       <w:r>
-        <w:rPr>
-          <w:highlight w:val="red"/>
-        </w:rPr>
         <w:t xml:space="preserve">Выдано студенту </w:t>
       </w:r>
       <w:r>
         <w:rPr>
           <w:b/>
-          <w:highlight w:val="red"/>
           <w:u w:val="single"/>
         </w:rPr>
-        <w:t xml:space="preserve">{ФИО} </w:t>
-      </w:r>
-      <w:r>
-        <w:rPr>
-          <w:highlight w:val="red"/>
-        </w:rPr>
+        <w:t>Костину Александру Владимировичу</w:t>
+      </w:r>
+      <w:r>
+        <w:rPr>
+          <w:b/>
+          <w:u w:val="single"/>
+        </w:rPr>
+        <w:t xml:space="preserve"> </w:t>
+      </w:r>
+      <w:r>
         <w:t xml:space="preserve">группы </w:t>
       </w:r>
       <w:r>
         <w:rPr>
           <w:b/>
-          <w:highlight w:val="red"/>
           <w:u w:val="single"/>
         </w:rPr>
         <w:t>ИПсп-123</w:t>
@@ -589,15 +588,11 @@
         <w:t xml:space="preserve">1. Тема </w:t>
       </w:r>
       <w:r>
-        <w:rPr>
-          <w:highlight w:val="red"/>
-        </w:rPr>
         <w:t xml:space="preserve">работы </w:t>
       </w:r>
       <w:r>
         <w:rPr>
           <w:b/>
-          <w:highlight w:val="red"/>
           <w:u w:val="single"/>
         </w:rPr>
         <w:t xml:space="preserve">Система управления игровыми сессиями </w:t>
@@ -606,7 +601,6 @@
       <w:r>
         <w:rPr>
           <w:b/>
-          <w:highlight w:val="red"/>
           <w:u w:val="single"/>
         </w:rPr>
         <w:t>GamesSharp</w:t>
@@ -839,14 +833,10 @@
         <w:t xml:space="preserve">Дата выдачи </w:t>
       </w:r>
       <w:r>
-        <w:rPr>
-          <w:highlight w:val="red"/>
-        </w:rPr>
         <w:t>задания</w:t>
       </w:r>
       <w:r>
         <w:rPr>
-          <w:highlight w:val="red"/>
           <w:u w:val="single"/>
         </w:rPr>
         <w:t xml:space="preserve">             23.01.2024</w:t>
@@ -882,9 +872,6 @@
         </w:tabs>
         <w:spacing w:line="276" w:lineRule="auto"/>
         <w:ind w:firstLine="1985"/>
-        <w:rPr>
-          <w:highlight w:val="yellow"/>
-        </w:rPr>
       </w:pPr>
       <w:r>
         <w:t>Задание приняли к исполнению</w:t>
@@ -893,9 +880,6 @@
         <w:tab/>
       </w:r>
       <w:r>
-        <w:rPr>
-          <w:highlight w:val="red"/>
-        </w:rPr>
         <w:t>Костин А.В.</w:t>
       </w:r>
     </w:p>
@@ -4500,7 +4484,108 @@
           <w:sz w:val="28"/>
           <w:szCs w:val="28"/>
         </w:rPr>
-        <w:t>На основе анализа предметной области для разрабатываемой информационной системы была спроектирована ER-модель базы данных. Диаграмма представлена на рисунке 2.1.</w:t>
+        <w:t>На основе анализа предметной области для разрабатываемой информационной системы был</w:t>
+      </w:r>
+      <w:r>
+        <w:rPr>
+          <w:sz w:val="28"/>
+          <w:szCs w:val="28"/>
+        </w:rPr>
+        <w:t>а</w:t>
+      </w:r>
+      <w:r>
+        <w:rPr>
+          <w:sz w:val="28"/>
+          <w:szCs w:val="28"/>
+        </w:rPr>
+        <w:t xml:space="preserve"> спроектирована ER-модел</w:t>
+      </w:r>
+      <w:r>
+        <w:rPr>
+          <w:sz w:val="28"/>
+          <w:szCs w:val="28"/>
+        </w:rPr>
+        <w:t>ь</w:t>
+      </w:r>
+      <w:r>
+        <w:rPr>
+          <w:sz w:val="28"/>
+          <w:szCs w:val="28"/>
+        </w:rPr>
+        <w:t xml:space="preserve"> базы данных. Диаграмм</w:t>
+      </w:r>
+      <w:r>
+        <w:rPr>
+          <w:sz w:val="28"/>
+          <w:szCs w:val="28"/>
+        </w:rPr>
+        <w:t>ы</w:t>
+      </w:r>
+      <w:r>
+        <w:rPr>
+          <w:sz w:val="28"/>
+          <w:szCs w:val="28"/>
+        </w:rPr>
+        <w:t xml:space="preserve"> представлен</w:t>
+      </w:r>
+      <w:r>
+        <w:rPr>
+          <w:sz w:val="28"/>
+          <w:szCs w:val="28"/>
+        </w:rPr>
+        <w:t>ы</w:t>
+      </w:r>
+      <w:r>
+        <w:rPr>
+          <w:sz w:val="28"/>
+          <w:szCs w:val="28"/>
+        </w:rPr>
+        <w:t xml:space="preserve"> на рисунк</w:t>
+      </w:r>
+      <w:r>
+        <w:rPr>
+          <w:sz w:val="28"/>
+          <w:szCs w:val="28"/>
+        </w:rPr>
+        <w:t>ах</w:t>
+      </w:r>
+      <w:r>
+        <w:rPr>
+          <w:sz w:val="28"/>
+          <w:szCs w:val="28"/>
+        </w:rPr>
+        <w:t xml:space="preserve"> 2.</w:t>
+      </w:r>
+      <w:r>
+        <w:rPr>
+          <w:sz w:val="28"/>
+          <w:szCs w:val="28"/>
+          <w:lang w:val="en-US"/>
+        </w:rPr>
+        <w:t>1</w:t>
+      </w:r>
+      <w:r>
+        <w:rPr>
+          <w:sz w:val="28"/>
+          <w:szCs w:val="28"/>
+          <w:lang w:val="en-US"/>
+        </w:rPr>
+        <w:t>–</w:t>
+      </w:r>
+      <w:r>
+        <w:rPr>
+          <w:sz w:val="28"/>
+          <w:szCs w:val="28"/>
+          <w:lang w:val="en-US"/>
+        </w:rPr>
+        <w:t>2.2</w:t>
+      </w:r>
+      <w:r>
+        <w:rPr>
+          <w:sz w:val="28"/>
+          <w:szCs w:val="28"/>
+        </w:rPr>
+        <w:t>.</w:t>
       </w:r>
     </w:p>
     <w:p>
@@ -4515,6 +4600,8 @@
           <w:lang w:eastAsia="ja-JP"/>
         </w:rPr>
       </w:pPr>
+      <w:bookmarkStart w:id="33" w:name="_Hlk227238112"/>
+      <w:bookmarkStart w:id="34" w:name="_Hlk227238141"/>
     </w:p>
     <w:p>
       <w:pPr>
@@ -4528,15 +4615,21 @@
           <w:lang w:eastAsia="ja-JP"/>
         </w:rPr>
       </w:pPr>
-      <w:r>
-        <w:rPr>
+      <w:bookmarkStart w:id="35" w:name="_Hlk227238107"/>
+      <w:bookmarkEnd w:id="33"/>
+      <w:r>
+        <w:rPr>
+          <w:rFonts w:eastAsiaTheme="minorEastAsia"/>
           <w:noProof/>
+          <w:sz w:val="28"/>
+          <w:szCs w:val="28"/>
+          <w:lang w:eastAsia="ja-JP"/>
         </w:rPr>
         <w:drawing>
-          <wp:inline distT="0" distB="0" distL="0" distR="0" wp14:anchorId="11D4EE53" wp14:editId="30C79EF4">
-            <wp:extent cx="4207933" cy="2876120"/>
+          <wp:inline distT="0" distB="0" distL="0" distR="0" wp14:anchorId="52D7F79E" wp14:editId="2C55F8D0">
+            <wp:extent cx="4727321" cy="2921876"/>
             <wp:effectExtent l="0" t="0" r="0" b="0"/>
-            <wp:docPr id="1606777278" name="Рисунок 1"/>
+            <wp:docPr id="288997704" name="Рисунок 4"/>
             <wp:cNvGraphicFramePr>
               <a:graphicFrameLocks xmlns:a="http://schemas.openxmlformats.org/drawingml/2006/main" noChangeAspect="1"/>
             </wp:cNvGraphicFramePr>
@@ -4544,11 +4637,17 @@
               <a:graphicData uri="http://schemas.openxmlformats.org/drawingml/2006/picture">
                 <pic:pic xmlns:pic="http://schemas.openxmlformats.org/drawingml/2006/picture">
                   <pic:nvPicPr>
-                    <pic:cNvPr id="1606777278" name=""/>
+                    <pic:cNvPr id="288997704" name="Рисунок 288997704"/>
                     <pic:cNvPicPr/>
                   </pic:nvPicPr>
                   <pic:blipFill>
-                    <a:blip r:embed="rId8"/>
+                    <a:blip r:embed="rId8" cstate="print">
+                      <a:extLst>
+                        <a:ext uri="{28A0092B-C50C-407E-A947-70E740481C1C}">
+                          <a14:useLocalDpi xmlns:a14="http://schemas.microsoft.com/office/drawing/2010/main" val="0"/>
+                        </a:ext>
+                      </a:extLst>
+                    </a:blip>
                     <a:stretch>
                       <a:fillRect/>
                     </a:stretch>
@@ -4556,7 +4655,7 @@
                   <pic:spPr>
                     <a:xfrm>
                       <a:off x="0" y="0"/>
-                      <a:ext cx="4215307" cy="2881160"/>
+                      <a:ext cx="4737484" cy="2928158"/>
                     </a:xfrm>
                     <a:prstGeom prst="rect">
                       <a:avLst/>
@@ -4575,11 +4674,11 @@
         <w:spacing w:line="360" w:lineRule="auto"/>
         <w:jc w:val="center"/>
         <w:rPr>
-          <w:rFonts w:cs="Calibri"/>
           <w:bCs/>
           <w:sz w:val="26"/>
           <w:szCs w:val="26"/>
           <w:shd w:val="clear" w:color="auto" w:fill="FFFFFF"/>
+          <w:lang w:val="en-US"/>
         </w:rPr>
       </w:pPr>
       <w:r>
@@ -4588,7 +4687,25 @@
           <w:sz w:val="26"/>
           <w:szCs w:val="26"/>
         </w:rPr>
-        <w:t>Рисунок 2.1 – ER</w:t>
+        <w:t xml:space="preserve">Рисунок 2.1 </w:t>
+      </w:r>
+      <w:bookmarkStart w:id="36" w:name="_Hlk227238207"/>
+      <w:r>
+        <w:rPr>
+          <w:bCs/>
+          <w:sz w:val="26"/>
+          <w:szCs w:val="26"/>
+        </w:rPr>
+        <w:t>–</w:t>
+      </w:r>
+      <w:bookmarkEnd w:id="36"/>
+      <w:r>
+        <w:rPr>
+          <w:bCs/>
+          <w:sz w:val="26"/>
+          <w:szCs w:val="26"/>
+        </w:rPr>
+        <w:t xml:space="preserve"> ER</w:t>
       </w:r>
       <w:r>
         <w:rPr>
@@ -4608,6 +4725,161 @@
         </w:rPr>
         <w:t xml:space="preserve"> в нотации Чена</w:t>
       </w:r>
+    </w:p>
+    <w:bookmarkEnd w:id="34"/>
+    <w:bookmarkEnd w:id="35"/>
+    <w:p>
+      <w:pPr>
+        <w:pStyle w:val="ab"/>
+        <w:spacing w:line="360" w:lineRule="auto"/>
+        <w:ind w:firstLine="709"/>
+        <w:jc w:val="both"/>
+        <w:rPr>
+          <w:rFonts w:eastAsiaTheme="minorEastAsia"/>
+          <w:sz w:val="28"/>
+          <w:lang w:eastAsia="ja-JP"/>
+        </w:rPr>
+      </w:pPr>
+    </w:p>
+    <w:p>
+      <w:pPr>
+        <w:spacing w:line="360" w:lineRule="auto"/>
+        <w:contextualSpacing/>
+        <w:jc w:val="center"/>
+        <w:rPr>
+          <w:rFonts w:eastAsiaTheme="minorEastAsia"/>
+          <w:sz w:val="28"/>
+          <w:szCs w:val="28"/>
+          <w:lang w:eastAsia="ja-JP"/>
+        </w:rPr>
+      </w:pPr>
+      <w:r>
+        <w:rPr>
+          <w:rFonts w:eastAsiaTheme="minorEastAsia"/>
+          <w:noProof/>
+          <w:sz w:val="28"/>
+          <w:szCs w:val="28"/>
+          <w:lang w:eastAsia="ja-JP"/>
+        </w:rPr>
+        <w:drawing>
+          <wp:inline distT="0" distB="0" distL="0" distR="0" wp14:anchorId="54B7DDC4" wp14:editId="59805BFE">
+            <wp:extent cx="4586423" cy="2659117"/>
+            <wp:effectExtent l="0" t="0" r="0" b="0"/>
+            <wp:docPr id="1213341801" name="Рисунок 5"/>
+            <wp:cNvGraphicFramePr>
+              <a:graphicFrameLocks xmlns:a="http://schemas.openxmlformats.org/drawingml/2006/main" noChangeAspect="1"/>
+            </wp:cNvGraphicFramePr>
+            <a:graphic xmlns:a="http://schemas.openxmlformats.org/drawingml/2006/main">
+              <a:graphicData uri="http://schemas.openxmlformats.org/drawingml/2006/picture">
+                <pic:pic xmlns:pic="http://schemas.openxmlformats.org/drawingml/2006/picture">
+                  <pic:nvPicPr>
+                    <pic:cNvPr id="1213341801" name="Рисунок 1213341801"/>
+                    <pic:cNvPicPr/>
+                  </pic:nvPicPr>
+                  <pic:blipFill>
+                    <a:blip r:embed="rId9" cstate="print">
+                      <a:extLst>
+                        <a:ext uri="{28A0092B-C50C-407E-A947-70E740481C1C}">
+                          <a14:useLocalDpi xmlns:a14="http://schemas.microsoft.com/office/drawing/2010/main" val="0"/>
+                        </a:ext>
+                      </a:extLst>
+                    </a:blip>
+                    <a:stretch>
+                      <a:fillRect/>
+                    </a:stretch>
+                  </pic:blipFill>
+                  <pic:spPr>
+                    <a:xfrm>
+                      <a:off x="0" y="0"/>
+                      <a:ext cx="4614717" cy="2675521"/>
+                    </a:xfrm>
+                    <a:prstGeom prst="rect">
+                      <a:avLst/>
+                    </a:prstGeom>
+                  </pic:spPr>
+                </pic:pic>
+              </a:graphicData>
+            </a:graphic>
+          </wp:inline>
+        </w:drawing>
+      </w:r>
+    </w:p>
+    <w:p>
+      <w:pPr>
+        <w:pStyle w:val="ab"/>
+        <w:spacing w:line="360" w:lineRule="auto"/>
+        <w:jc w:val="center"/>
+        <w:rPr>
+          <w:bCs/>
+          <w:sz w:val="26"/>
+          <w:szCs w:val="26"/>
+          <w:shd w:val="clear" w:color="auto" w:fill="FFFFFF"/>
+        </w:rPr>
+      </w:pPr>
+      <w:r>
+        <w:rPr>
+          <w:bCs/>
+          <w:sz w:val="26"/>
+          <w:szCs w:val="26"/>
+        </w:rPr>
+        <w:t>Рисунок 2.</w:t>
+      </w:r>
+      <w:r>
+        <w:rPr>
+          <w:bCs/>
+          <w:sz w:val="26"/>
+          <w:szCs w:val="26"/>
+        </w:rPr>
+        <w:t>2</w:t>
+      </w:r>
+      <w:r>
+        <w:rPr>
+          <w:bCs/>
+          <w:sz w:val="26"/>
+          <w:szCs w:val="26"/>
+        </w:rPr>
+        <w:t xml:space="preserve"> – ER</w:t>
+      </w:r>
+      <w:r>
+        <w:rPr>
+          <w:bCs/>
+          <w:sz w:val="26"/>
+          <w:szCs w:val="26"/>
+          <w:shd w:val="clear" w:color="auto" w:fill="FFFFFF"/>
+        </w:rPr>
+        <w:t>-диаграмма</w:t>
+      </w:r>
+      <w:r>
+        <w:rPr>
+          <w:bCs/>
+          <w:sz w:val="26"/>
+          <w:szCs w:val="26"/>
+          <w:shd w:val="clear" w:color="auto" w:fill="FFFFFF"/>
+        </w:rPr>
+        <w:t xml:space="preserve"> в нотации </w:t>
+      </w:r>
+      <w:r>
+        <w:rPr>
+          <w:bCs/>
+          <w:sz w:val="26"/>
+          <w:szCs w:val="26"/>
+          <w:shd w:val="clear" w:color="auto" w:fill="FFFFFF"/>
+        </w:rPr>
+        <w:t>Мартина</w:t>
+      </w:r>
+    </w:p>
+    <w:p>
+      <w:pPr>
+        <w:pStyle w:val="ab"/>
+        <w:spacing w:line="360" w:lineRule="auto"/>
+        <w:ind w:firstLine="709"/>
+        <w:jc w:val="both"/>
+        <w:rPr>
+          <w:rFonts w:eastAsiaTheme="minorEastAsia"/>
+          <w:sz w:val="28"/>
+          <w:lang w:eastAsia="ja-JP"/>
+        </w:rPr>
+      </w:pPr>
     </w:p>
     <w:p>
       <w:pPr>
@@ -5126,7 +5398,6 @@
           <w:szCs w:val="28"/>
           <w:lang w:val="en-US"/>
         </w:rPr>
-        <w:lastRenderedPageBreak/>
         <w:t>Equipment: Id (PK), Name, Type, Quantity, Description;</w:t>
       </w:r>
     </w:p>
@@ -5854,6 +6125,7 @@
         <w:rPr>
           <w:sz w:val="28"/>
           <w:szCs w:val="28"/>
+          <w:lang w:val="en-US"/>
         </w:rPr>
       </w:pPr>
     </w:p>
@@ -5866,6 +6138,7 @@
         <w:rPr>
           <w:sz w:val="28"/>
           <w:szCs w:val="28"/>
+          <w:lang w:val="en-US"/>
         </w:rPr>
       </w:pPr>
     </w:p>
@@ -5878,12 +6151,12 @@
           <w:lang w:eastAsia="en-US"/>
         </w:rPr>
       </w:pPr>
-      <w:bookmarkStart w:id="33" w:name="_Toc68696088"/>
-      <w:bookmarkStart w:id="34" w:name="_Toc72275217"/>
-      <w:bookmarkStart w:id="35" w:name="_Toc103097568"/>
-      <w:bookmarkStart w:id="36" w:name="_Toc104795021"/>
-      <w:bookmarkStart w:id="37" w:name="_Toc105597143"/>
-      <w:bookmarkStart w:id="38" w:name="_Toc164804149"/>
+      <w:bookmarkStart w:id="37" w:name="_Toc68696088"/>
+      <w:bookmarkStart w:id="38" w:name="_Toc72275217"/>
+      <w:bookmarkStart w:id="39" w:name="_Toc103097568"/>
+      <w:bookmarkStart w:id="40" w:name="_Toc104795021"/>
+      <w:bookmarkStart w:id="41" w:name="_Toc105597143"/>
+      <w:bookmarkStart w:id="42" w:name="_Toc164804149"/>
       <w:r>
         <w:t xml:space="preserve">2.2 </w:t>
       </w:r>
@@ -5893,12 +6166,12 @@
       <w:r>
         <w:t>Словарь данных</w:t>
       </w:r>
-      <w:bookmarkEnd w:id="33"/>
-      <w:bookmarkEnd w:id="34"/>
-      <w:bookmarkEnd w:id="35"/>
-      <w:bookmarkEnd w:id="36"/>
       <w:bookmarkEnd w:id="37"/>
       <w:bookmarkEnd w:id="38"/>
+      <w:bookmarkEnd w:id="39"/>
+      <w:bookmarkEnd w:id="40"/>
+      <w:bookmarkEnd w:id="41"/>
+      <w:bookmarkEnd w:id="42"/>
     </w:p>
     <w:p>
       <w:pPr>
@@ -5940,6 +6213,7 @@
           <w:sz w:val="28"/>
           <w:szCs w:val="28"/>
         </w:rPr>
+        <w:lastRenderedPageBreak/>
         <w:t>Словарь данных для создания базы данных представлен в таблице 2.1</w:t>
       </w:r>
     </w:p>
@@ -6736,7 +7010,6 @@
           </w:tcPr>
           <w:p>
             <w:r>
-              <w:lastRenderedPageBreak/>
               <w:t>внешний</w:t>
             </w:r>
           </w:p>
@@ -10538,6 +10811,7 @@
           </w:tcPr>
           <w:p>
             <w:r>
+              <w:lastRenderedPageBreak/>
               <w:t>первичный</w:t>
             </w:r>
           </w:p>
@@ -10824,12 +11098,12 @@
           <w:lang w:eastAsia="en-US"/>
         </w:rPr>
       </w:pPr>
-      <w:bookmarkStart w:id="39" w:name="_Toc68696089"/>
-      <w:bookmarkStart w:id="40" w:name="_Toc72275218"/>
-      <w:bookmarkStart w:id="41" w:name="_Toc103097569"/>
-      <w:bookmarkStart w:id="42" w:name="_Toc104795022"/>
-      <w:bookmarkStart w:id="43" w:name="_Toc105597144"/>
-      <w:bookmarkStart w:id="44" w:name="_Toc164804150"/>
+      <w:bookmarkStart w:id="43" w:name="_Toc68696089"/>
+      <w:bookmarkStart w:id="44" w:name="_Toc72275218"/>
+      <w:bookmarkStart w:id="45" w:name="_Toc103097569"/>
+      <w:bookmarkStart w:id="46" w:name="_Toc104795022"/>
+      <w:bookmarkStart w:id="47" w:name="_Toc105597144"/>
+      <w:bookmarkStart w:id="48" w:name="_Toc164804150"/>
       <w:r>
         <w:t xml:space="preserve">2.3 </w:t>
       </w:r>
@@ -10839,12 +11113,12 @@
       <w:r>
         <w:t>Диаграмма прецедентов</w:t>
       </w:r>
-      <w:bookmarkEnd w:id="39"/>
-      <w:bookmarkEnd w:id="40"/>
-      <w:bookmarkEnd w:id="41"/>
-      <w:bookmarkEnd w:id="42"/>
       <w:bookmarkEnd w:id="43"/>
       <w:bookmarkEnd w:id="44"/>
+      <w:bookmarkEnd w:id="45"/>
+      <w:bookmarkEnd w:id="46"/>
+      <w:bookmarkEnd w:id="47"/>
+      <w:bookmarkEnd w:id="48"/>
     </w:p>
     <w:p>
       <w:pPr>
@@ -10937,7 +11211,7 @@
           <w:lang w:eastAsia="en-US"/>
         </w:rPr>
         <w:drawing>
-          <wp:inline distT="0" distB="0" distL="0" distR="0" wp14:anchorId="6297B38B" wp14:editId="4FC60061">
+          <wp:inline distT="0" distB="0" distL="0" distR="0" wp14:anchorId="6297B38B" wp14:editId="0EC93FC0">
             <wp:extent cx="4445391" cy="2611852"/>
             <wp:effectExtent l="0" t="0" r="0" b="4445"/>
             <wp:docPr id="1218025472" name="Рисунок 3"/>
@@ -10952,7 +11226,7 @@
                     <pic:cNvPicPr/>
                   </pic:nvPicPr>
                   <pic:blipFill>
-                    <a:blip r:embed="rId9" cstate="print">
+                    <a:blip r:embed="rId10" cstate="print">
                       <a:extLst>
                         <a:ext uri="{28A0092B-C50C-407E-A947-70E740481C1C}">
                           <a14:useLocalDpi xmlns:a14="http://schemas.microsoft.com/office/drawing/2010/main" val="0"/>
@@ -11083,6 +11357,7 @@
           <w:sz w:val="28"/>
           <w:szCs w:val="28"/>
         </w:rPr>
+        <w:lastRenderedPageBreak/>
         <w:t>управление игроками, издателями, площадками, оборудованием и категориями;</w:t>
       </w:r>
     </w:p>
@@ -11226,8 +11501,8 @@
           <w:lang w:eastAsia="en-US"/>
         </w:rPr>
       </w:pPr>
-      <w:bookmarkStart w:id="45" w:name="_Toc105597145"/>
-      <w:bookmarkStart w:id="46" w:name="_Toc164804151"/>
+      <w:bookmarkStart w:id="49" w:name="_Toc105597145"/>
+      <w:bookmarkStart w:id="50" w:name="_Toc164804151"/>
       <w:r>
         <w:t xml:space="preserve">2.4 </w:t>
       </w:r>
@@ -11237,8 +11512,8 @@
       <w:r>
         <w:t>Диаграмма активностей</w:t>
       </w:r>
-      <w:bookmarkEnd w:id="45"/>
-      <w:bookmarkEnd w:id="46"/>
+      <w:bookmarkEnd w:id="49"/>
+      <w:bookmarkEnd w:id="50"/>
     </w:p>
     <w:p>
       <w:pPr>
@@ -11297,7 +11572,6 @@
           <w:sz w:val="28"/>
           <w:szCs w:val="28"/>
         </w:rPr>
-        <w:lastRenderedPageBreak/>
         <w:t>Рисунок 2.3 – Диаграмма активностей проведения игровой сессии</w:t>
       </w:r>
     </w:p>
@@ -11324,7 +11598,7 @@
       <w:pPr>
         <w:pStyle w:val="22"/>
       </w:pPr>
-      <w:bookmarkStart w:id="47" w:name="_Toc164804152"/>
+      <w:bookmarkStart w:id="51" w:name="_Toc164804152"/>
       <w:r>
         <w:t>2.5</w:t>
       </w:r>
@@ -11332,7 +11606,7 @@
         <w:tab/>
         <w:t>Проектирование интерфейса</w:t>
       </w:r>
-      <w:bookmarkEnd w:id="47"/>
+      <w:bookmarkEnd w:id="51"/>
       <w:r>
         <w:t xml:space="preserve"> </w:t>
       </w:r>
@@ -11493,6 +11767,7 @@
           <w:sz w:val="28"/>
           <w:szCs w:val="28"/>
         </w:rPr>
+        <w:lastRenderedPageBreak/>
         <w:t>Рисунок 2.4 – Макет страницы каталога игр (Games/Index)</w:t>
       </w:r>
     </w:p>
@@ -11565,7 +11840,7 @@
       <w:pPr>
         <w:pStyle w:val="22"/>
       </w:pPr>
-      <w:bookmarkStart w:id="48" w:name="_Toc164804153"/>
+      <w:bookmarkStart w:id="52" w:name="_Toc164804153"/>
       <w:r>
         <w:t>2.6</w:t>
       </w:r>
@@ -11573,7 +11848,7 @@
         <w:tab/>
         <w:t>Диаграмма классов</w:t>
       </w:r>
-      <w:bookmarkEnd w:id="48"/>
+      <w:bookmarkEnd w:id="52"/>
       <w:r>
         <w:t xml:space="preserve"> </w:t>
       </w:r>
@@ -11948,6 +12223,7 @@
           <w:sz w:val="28"/>
           <w:szCs w:val="28"/>
         </w:rPr>
+        <w:lastRenderedPageBreak/>
         <w:t>GameCategoryAssignment</w:t>
       </w:r>
       <w:proofErr w:type="spellEnd"/>
@@ -12034,9 +12310,9 @@
           <w:szCs w:val="24"/>
         </w:rPr>
       </w:pPr>
-      <w:bookmarkStart w:id="49" w:name="_Toc104795026"/>
-      <w:bookmarkStart w:id="50" w:name="_Toc105597148"/>
-      <w:bookmarkStart w:id="51" w:name="_Toc164804154"/>
+      <w:bookmarkStart w:id="53" w:name="_Toc104795026"/>
+      <w:bookmarkStart w:id="54" w:name="_Toc105597148"/>
+      <w:bookmarkStart w:id="55" w:name="_Toc164804154"/>
       <w:r>
         <w:t xml:space="preserve">3 </w:t>
       </w:r>
@@ -12044,9 +12320,9 @@
         <w:tab/>
         <w:t>РАЗРАБОТКА ПРИЛОЖЕНИЯ</w:t>
       </w:r>
-      <w:bookmarkEnd w:id="49"/>
-      <w:bookmarkEnd w:id="50"/>
-      <w:bookmarkEnd w:id="51"/>
+      <w:bookmarkEnd w:id="53"/>
+      <w:bookmarkEnd w:id="54"/>
+      <w:bookmarkEnd w:id="55"/>
     </w:p>
     <w:p>
       <w:pPr>
@@ -12081,12 +12357,12 @@
           <w:lang w:eastAsia="en-US"/>
         </w:rPr>
       </w:pPr>
-      <w:bookmarkStart w:id="52" w:name="_Toc68696094"/>
-      <w:bookmarkStart w:id="53" w:name="_Toc72275223"/>
-      <w:bookmarkStart w:id="54" w:name="_Toc103097574"/>
-      <w:bookmarkStart w:id="55" w:name="_Toc104795027"/>
-      <w:bookmarkStart w:id="56" w:name="_Toc105597149"/>
-      <w:bookmarkStart w:id="57" w:name="_Toc164804155"/>
+      <w:bookmarkStart w:id="56" w:name="_Toc68696094"/>
+      <w:bookmarkStart w:id="57" w:name="_Toc72275223"/>
+      <w:bookmarkStart w:id="58" w:name="_Toc103097574"/>
+      <w:bookmarkStart w:id="59" w:name="_Toc104795027"/>
+      <w:bookmarkStart w:id="60" w:name="_Toc105597149"/>
+      <w:bookmarkStart w:id="61" w:name="_Toc164804155"/>
       <w:r>
         <w:t xml:space="preserve">3.1 </w:t>
       </w:r>
@@ -12094,12 +12370,12 @@
         <w:tab/>
         <w:t>Инструментальные средства разработки приложения</w:t>
       </w:r>
-      <w:bookmarkEnd w:id="52"/>
-      <w:bookmarkEnd w:id="53"/>
-      <w:bookmarkEnd w:id="54"/>
-      <w:bookmarkEnd w:id="55"/>
       <w:bookmarkEnd w:id="56"/>
       <w:bookmarkEnd w:id="57"/>
+      <w:bookmarkEnd w:id="58"/>
+      <w:bookmarkEnd w:id="59"/>
+      <w:bookmarkEnd w:id="60"/>
+      <w:bookmarkEnd w:id="61"/>
     </w:p>
     <w:p>
       <w:pPr>
@@ -12141,7 +12417,6 @@
         <w:rPr>
           <w:sz w:val="28"/>
         </w:rPr>
-        <w:lastRenderedPageBreak/>
         <w:t>Для разработки приложения используются следующие средства для разработки:</w:t>
       </w:r>
     </w:p>
@@ -12382,7 +12657,16 @@
           <w:sz w:val="28"/>
           <w:lang w:eastAsia="ja-JP"/>
         </w:rPr>
-        <w:t>.NET 8 поддерживает различные типы приложений, включая WPF, и обеспечивает высокую совместимость с предыдущими версиями .NET. Выбор обусловлен использованием новых возможностей платформы и удобством разработки.</w:t>
+        <w:t xml:space="preserve">.NET 8 поддерживает различные типы приложений, включая WPF, и обеспечивает высокую совместимость с предыдущими версиями .NET. Выбор </w:t>
+      </w:r>
+      <w:r>
+        <w:rPr>
+          <w:rFonts w:eastAsiaTheme="minorEastAsia"/>
+          <w:sz w:val="28"/>
+          <w:lang w:eastAsia="ja-JP"/>
+        </w:rPr>
+        <w:lastRenderedPageBreak/>
+        <w:t>обусловлен использованием новых возможностей платформы и удобством разработки.</w:t>
       </w:r>
     </w:p>
     <w:p>
@@ -12483,26 +12767,25 @@
           <w:lang w:eastAsia="en-US"/>
         </w:rPr>
       </w:pPr>
-      <w:bookmarkStart w:id="58" w:name="_Toc68696095"/>
-      <w:bookmarkStart w:id="59" w:name="_Toc72275224"/>
-      <w:bookmarkStart w:id="60" w:name="_Toc103097575"/>
-      <w:bookmarkStart w:id="61" w:name="_Toc104795028"/>
-      <w:bookmarkStart w:id="62" w:name="_Toc105597150"/>
-      <w:bookmarkStart w:id="63" w:name="_Toc164804156"/>
-      <w:r>
-        <w:lastRenderedPageBreak/>
+      <w:bookmarkStart w:id="62" w:name="_Toc68696095"/>
+      <w:bookmarkStart w:id="63" w:name="_Toc72275224"/>
+      <w:bookmarkStart w:id="64" w:name="_Toc103097575"/>
+      <w:bookmarkStart w:id="65" w:name="_Toc104795028"/>
+      <w:bookmarkStart w:id="66" w:name="_Toc105597150"/>
+      <w:bookmarkStart w:id="67" w:name="_Toc164804156"/>
+      <w:r>
         <w:t xml:space="preserve">3.2 </w:t>
       </w:r>
       <w:r>
         <w:tab/>
         <w:t>Реализация базы данных</w:t>
       </w:r>
-      <w:bookmarkEnd w:id="58"/>
-      <w:bookmarkEnd w:id="59"/>
-      <w:bookmarkEnd w:id="60"/>
-      <w:bookmarkEnd w:id="61"/>
       <w:bookmarkEnd w:id="62"/>
       <w:bookmarkEnd w:id="63"/>
+      <w:bookmarkEnd w:id="64"/>
+      <w:bookmarkEnd w:id="65"/>
+      <w:bookmarkEnd w:id="66"/>
+      <w:bookmarkEnd w:id="67"/>
     </w:p>
     <w:p>
       <w:pPr>
@@ -12570,12 +12853,15 @@
       <w:r>
         <w:rPr>
           <w:noProof/>
-        </w:rPr>
+          <w:sz w:val="28"/>
+          <w:szCs w:val="28"/>
+        </w:rPr>
+        <w:lastRenderedPageBreak/>
         <w:drawing>
-          <wp:inline distT="0" distB="0" distL="0" distR="0" wp14:anchorId="5C7E7FD9" wp14:editId="30D06B41">
-            <wp:extent cx="5085773" cy="3792415"/>
+          <wp:inline distT="0" distB="0" distL="0" distR="0" wp14:anchorId="49E2D985" wp14:editId="675C0A44">
+            <wp:extent cx="4550979" cy="4484006"/>
             <wp:effectExtent l="0" t="0" r="0" b="0"/>
-            <wp:docPr id="1456394618" name="Рисунок 1"/>
+            <wp:docPr id="1001471261" name="Рисунок 3"/>
             <wp:cNvGraphicFramePr>
               <a:graphicFrameLocks xmlns:a="http://schemas.openxmlformats.org/drawingml/2006/main" noChangeAspect="1"/>
             </wp:cNvGraphicFramePr>
@@ -12583,11 +12869,17 @@
               <a:graphicData uri="http://schemas.openxmlformats.org/drawingml/2006/picture">
                 <pic:pic xmlns:pic="http://schemas.openxmlformats.org/drawingml/2006/picture">
                   <pic:nvPicPr>
-                    <pic:cNvPr id="1456394618" name=""/>
+                    <pic:cNvPr id="1001471261" name="Рисунок 1001471261"/>
                     <pic:cNvPicPr/>
                   </pic:nvPicPr>
                   <pic:blipFill>
-                    <a:blip r:embed="rId10"/>
+                    <a:blip r:embed="rId11" cstate="print">
+                      <a:extLst>
+                        <a:ext uri="{28A0092B-C50C-407E-A947-70E740481C1C}">
+                          <a14:useLocalDpi xmlns:a14="http://schemas.microsoft.com/office/drawing/2010/main" val="0"/>
+                        </a:ext>
+                      </a:extLst>
+                    </a:blip>
                     <a:stretch>
                       <a:fillRect/>
                     </a:stretch>
@@ -12595,7 +12887,7 @@
                   <pic:spPr>
                     <a:xfrm>
                       <a:off x="0" y="0"/>
-                      <a:ext cx="5114560" cy="3813881"/>
+                      <a:ext cx="4560699" cy="4493583"/>
                     </a:xfrm>
                     <a:prstGeom prst="rect">
                       <a:avLst/>
@@ -12703,12 +12995,12 @@
           <w:lang w:eastAsia="en-US"/>
         </w:rPr>
       </w:pPr>
-      <w:bookmarkStart w:id="64" w:name="_Toc68696096"/>
-      <w:bookmarkStart w:id="65" w:name="_Toc72275225"/>
-      <w:bookmarkStart w:id="66" w:name="_Toc103097576"/>
-      <w:bookmarkStart w:id="67" w:name="_Toc104795029"/>
-      <w:bookmarkStart w:id="68" w:name="_Toc105597151"/>
-      <w:bookmarkStart w:id="69" w:name="_Toc164804157"/>
+      <w:bookmarkStart w:id="68" w:name="_Toc68696096"/>
+      <w:bookmarkStart w:id="69" w:name="_Toc72275225"/>
+      <w:bookmarkStart w:id="70" w:name="_Toc103097576"/>
+      <w:bookmarkStart w:id="71" w:name="_Toc104795029"/>
+      <w:bookmarkStart w:id="72" w:name="_Toc105597151"/>
+      <w:bookmarkStart w:id="73" w:name="_Toc164804157"/>
       <w:r>
         <w:t xml:space="preserve">3.3 </w:t>
       </w:r>
@@ -12716,12 +13008,12 @@
         <w:tab/>
         <w:t>Структура классов приложения</w:t>
       </w:r>
-      <w:bookmarkEnd w:id="64"/>
-      <w:bookmarkEnd w:id="65"/>
-      <w:bookmarkEnd w:id="66"/>
-      <w:bookmarkEnd w:id="67"/>
       <w:bookmarkEnd w:id="68"/>
       <w:bookmarkEnd w:id="69"/>
+      <w:bookmarkEnd w:id="70"/>
+      <w:bookmarkEnd w:id="71"/>
+      <w:bookmarkEnd w:id="72"/>
+      <w:bookmarkEnd w:id="73"/>
     </w:p>
     <w:p>
       <w:pPr>
@@ -12834,7 +13126,6 @@
           <w:sz w:val="28"/>
           <w:szCs w:val="28"/>
         </w:rPr>
-        <w:lastRenderedPageBreak/>
         <w:t>Order</w:t>
       </w:r>
       <w:proofErr w:type="spellEnd"/>
@@ -12910,6 +13201,7 @@
           <w:sz w:val="28"/>
           <w:szCs w:val="28"/>
         </w:rPr>
+        <w:lastRenderedPageBreak/>
         <w:t>ProductAttrib</w:t>
       </w:r>
       <w:proofErr w:type="spellEnd"/>
@@ -13369,12 +13661,12 @@
       <w:pPr>
         <w:pStyle w:val="22"/>
       </w:pPr>
-      <w:bookmarkStart w:id="70" w:name="_Toc68696097"/>
-      <w:bookmarkStart w:id="71" w:name="_Toc72275226"/>
-      <w:bookmarkStart w:id="72" w:name="_Toc103097577"/>
-      <w:bookmarkStart w:id="73" w:name="_Toc104795030"/>
-      <w:bookmarkStart w:id="74" w:name="_Toc105597152"/>
-      <w:bookmarkStart w:id="75" w:name="_Toc164804158"/>
+      <w:bookmarkStart w:id="74" w:name="_Toc68696097"/>
+      <w:bookmarkStart w:id="75" w:name="_Toc72275226"/>
+      <w:bookmarkStart w:id="76" w:name="_Toc103097577"/>
+      <w:bookmarkStart w:id="77" w:name="_Toc104795030"/>
+      <w:bookmarkStart w:id="78" w:name="_Toc105597152"/>
+      <w:bookmarkStart w:id="79" w:name="_Toc164804158"/>
       <w:r>
         <w:t xml:space="preserve">3.4 </w:t>
       </w:r>
@@ -13382,12 +13674,12 @@
         <w:tab/>
         <w:t>Разработка интерфейса</w:t>
       </w:r>
-      <w:bookmarkEnd w:id="70"/>
-      <w:bookmarkEnd w:id="71"/>
-      <w:bookmarkEnd w:id="72"/>
-      <w:bookmarkEnd w:id="73"/>
       <w:bookmarkEnd w:id="74"/>
       <w:bookmarkEnd w:id="75"/>
+      <w:bookmarkEnd w:id="76"/>
+      <w:bookmarkEnd w:id="77"/>
+      <w:bookmarkEnd w:id="78"/>
+      <w:bookmarkEnd w:id="79"/>
     </w:p>
     <w:p>
       <w:pPr>
@@ -13472,7 +13764,7 @@
                     <pic:cNvPicPr/>
                   </pic:nvPicPr>
                   <pic:blipFill>
-                    <a:blip r:embed="rId11"/>
+                    <a:blip r:embed="rId12"/>
                     <a:stretch>
                       <a:fillRect/>
                     </a:stretch>
@@ -13581,7 +13873,7 @@
                     <pic:cNvPicPr/>
                   </pic:nvPicPr>
                   <pic:blipFill>
-                    <a:blip r:embed="rId12"/>
+                    <a:blip r:embed="rId13"/>
                     <a:stretch>
                       <a:fillRect/>
                     </a:stretch>
@@ -13691,7 +13983,7 @@
                     <pic:cNvPicPr/>
                   </pic:nvPicPr>
                   <pic:blipFill>
-                    <a:blip r:embed="rId13"/>
+                    <a:blip r:embed="rId14"/>
                     <a:stretch>
                       <a:fillRect/>
                     </a:stretch>
@@ -13800,7 +14092,7 @@
                     <pic:cNvPicPr/>
                   </pic:nvPicPr>
                   <pic:blipFill>
-                    <a:blip r:embed="rId14"/>
+                    <a:blip r:embed="rId15"/>
                     <a:stretch>
                       <a:fillRect/>
                     </a:stretch>
@@ -13899,7 +14191,7 @@
                     <pic:cNvPicPr/>
                   </pic:nvPicPr>
                   <pic:blipFill>
-                    <a:blip r:embed="rId15"/>
+                    <a:blip r:embed="rId16"/>
                     <a:stretch>
                       <a:fillRect/>
                     </a:stretch>
@@ -14008,7 +14300,7 @@
                     <pic:cNvPicPr/>
                   </pic:nvPicPr>
                   <pic:blipFill>
-                    <a:blip r:embed="rId16"/>
+                    <a:blip r:embed="rId17"/>
                     <a:stretch>
                       <a:fillRect/>
                     </a:stretch>
@@ -14118,7 +14410,7 @@
                     <pic:cNvPicPr/>
                   </pic:nvPicPr>
                   <pic:blipFill>
-                    <a:blip r:embed="rId17"/>
+                    <a:blip r:embed="rId18"/>
                     <a:stretch>
                       <a:fillRect/>
                     </a:stretch>
@@ -14227,7 +14519,7 @@
                     <pic:cNvPicPr/>
                   </pic:nvPicPr>
                   <pic:blipFill>
-                    <a:blip r:embed="rId18"/>
+                    <a:blip r:embed="rId19"/>
                     <a:stretch>
                       <a:fillRect/>
                     </a:stretch>
@@ -14337,7 +14629,7 @@
                     <pic:cNvPicPr/>
                   </pic:nvPicPr>
                   <pic:blipFill>
-                    <a:blip r:embed="rId19"/>
+                    <a:blip r:embed="rId20"/>
                     <a:stretch>
                       <a:fillRect/>
                     </a:stretch>
@@ -14446,7 +14738,7 @@
                     <pic:cNvPicPr/>
                   </pic:nvPicPr>
                   <pic:blipFill>
-                    <a:blip r:embed="rId20"/>
+                    <a:blip r:embed="rId21"/>
                     <a:stretch>
                       <a:fillRect/>
                     </a:stretch>
@@ -14539,7 +14831,6 @@
           <w:sz w:val="28"/>
           <w:szCs w:val="28"/>
         </w:rPr>
-        <w:lastRenderedPageBreak/>
         <w:drawing>
           <wp:inline distT="0" distB="0" distL="0" distR="0" wp14:anchorId="0CBFCCDE" wp14:editId="2A8A752C">
             <wp:extent cx="3483958" cy="2860431"/>
@@ -14556,7 +14847,7 @@
                     <pic:cNvPicPr/>
                   </pic:nvPicPr>
                   <pic:blipFill>
-                    <a:blip r:embed="rId21"/>
+                    <a:blip r:embed="rId22"/>
                     <a:stretch>
                       <a:fillRect/>
                     </a:stretch>
@@ -14649,6 +14940,7 @@
           <w:sz w:val="28"/>
           <w:szCs w:val="28"/>
         </w:rPr>
+        <w:lastRenderedPageBreak/>
         <w:drawing>
           <wp:inline distT="0" distB="0" distL="0" distR="0" wp14:anchorId="3AE44AFE" wp14:editId="2F116C77">
             <wp:extent cx="3188677" cy="3235314"/>
@@ -14665,7 +14957,7 @@
                     <pic:cNvPicPr/>
                   </pic:nvPicPr>
                   <pic:blipFill>
-                    <a:blip r:embed="rId22"/>
+                    <a:blip r:embed="rId23"/>
                     <a:stretch>
                       <a:fillRect/>
                     </a:stretch>
@@ -14758,7 +15050,6 @@
           <w:sz w:val="28"/>
           <w:szCs w:val="28"/>
         </w:rPr>
-        <w:lastRenderedPageBreak/>
         <w:drawing>
           <wp:inline distT="0" distB="0" distL="0" distR="0" wp14:anchorId="7A9490C7" wp14:editId="7932DD74">
             <wp:extent cx="3300046" cy="3348310"/>
@@ -14775,7 +15066,7 @@
                     <pic:cNvPicPr/>
                   </pic:nvPicPr>
                   <pic:blipFill>
-                    <a:blip r:embed="rId23"/>
+                    <a:blip r:embed="rId24"/>
                     <a:stretch>
                       <a:fillRect/>
                     </a:stretch>
@@ -14868,6 +15159,7 @@
           <w:sz w:val="28"/>
           <w:szCs w:val="28"/>
         </w:rPr>
+        <w:lastRenderedPageBreak/>
         <w:drawing>
           <wp:inline distT="0" distB="0" distL="0" distR="0" wp14:anchorId="6C4D609A" wp14:editId="15DD3D07">
             <wp:extent cx="5692252" cy="2848708"/>
@@ -14884,7 +15176,7 @@
                     <pic:cNvPicPr/>
                   </pic:nvPicPr>
                   <pic:blipFill>
-                    <a:blip r:embed="rId24"/>
+                    <a:blip r:embed="rId25"/>
                     <a:stretch>
                       <a:fillRect/>
                     </a:stretch>
@@ -14988,7 +15280,6 @@
           <w:sz w:val="28"/>
           <w:szCs w:val="28"/>
         </w:rPr>
-        <w:lastRenderedPageBreak/>
         <w:drawing>
           <wp:inline distT="0" distB="0" distL="0" distR="0" wp14:anchorId="119D8E9C" wp14:editId="0BE0D57F">
             <wp:extent cx="3883925" cy="2215662"/>
@@ -15005,7 +15296,7 @@
                     <pic:cNvPicPr/>
                   </pic:nvPicPr>
                   <pic:blipFill>
-                    <a:blip r:embed="rId25"/>
+                    <a:blip r:embed="rId26"/>
                     <a:stretch>
                       <a:fillRect/>
                     </a:stretch>
@@ -15098,6 +15389,7 @@
           <w:sz w:val="28"/>
           <w:szCs w:val="28"/>
         </w:rPr>
+        <w:lastRenderedPageBreak/>
         <w:drawing>
           <wp:inline distT="0" distB="0" distL="0" distR="0" wp14:anchorId="402A734D" wp14:editId="4F690BDA">
             <wp:extent cx="4294909" cy="4264178"/>
@@ -15114,7 +15406,7 @@
                     <pic:cNvPicPr/>
                   </pic:nvPicPr>
                   <pic:blipFill>
-                    <a:blip r:embed="rId26"/>
+                    <a:blip r:embed="rId27"/>
                     <a:stretch>
                       <a:fillRect/>
                     </a:stretch>
@@ -15207,7 +15499,6 @@
           <w:sz w:val="28"/>
           <w:szCs w:val="28"/>
         </w:rPr>
-        <w:lastRenderedPageBreak/>
         <w:drawing>
           <wp:inline distT="0" distB="0" distL="0" distR="0" wp14:anchorId="64B8CED2" wp14:editId="7518B8CF">
             <wp:extent cx="2825262" cy="2805046"/>
@@ -15224,7 +15515,7 @@
                     <pic:cNvPicPr/>
                   </pic:nvPicPr>
                   <pic:blipFill>
-                    <a:blip r:embed="rId27"/>
+                    <a:blip r:embed="rId28"/>
                     <a:stretch>
                       <a:fillRect/>
                     </a:stretch>
@@ -15288,6 +15579,7 @@
           <w:sz w:val="28"/>
           <w:szCs w:val="28"/>
         </w:rPr>
+        <w:lastRenderedPageBreak/>
         <w:t>Окно просмотра всех производителей представлено на рисунке 3.19.</w:t>
       </w:r>
     </w:p>
@@ -15333,7 +15625,7 @@
                     <pic:cNvPicPr/>
                   </pic:nvPicPr>
                   <pic:blipFill>
-                    <a:blip r:embed="rId28"/>
+                    <a:blip r:embed="rId29"/>
                     <a:stretch>
                       <a:fillRect/>
                     </a:stretch>
@@ -15413,9 +15705,9 @@
       <w:pPr>
         <w:pStyle w:val="ad"/>
       </w:pPr>
-      <w:bookmarkStart w:id="76" w:name="_Toc68696098"/>
-      <w:bookmarkStart w:id="77" w:name="_Toc72275227"/>
-      <w:bookmarkStart w:id="78" w:name="_Toc103097578"/>
+      <w:bookmarkStart w:id="80" w:name="_Toc68696098"/>
+      <w:bookmarkStart w:id="81" w:name="_Toc72275227"/>
+      <w:bookmarkStart w:id="82" w:name="_Toc103097578"/>
     </w:p>
     <w:p>
       <w:pPr>
@@ -15425,9 +15717,9 @@
           <w:szCs w:val="24"/>
         </w:rPr>
       </w:pPr>
-      <w:bookmarkStart w:id="79" w:name="_Toc104795031"/>
-      <w:bookmarkStart w:id="80" w:name="_Toc105597153"/>
-      <w:bookmarkStart w:id="81" w:name="_Toc164804159"/>
+      <w:bookmarkStart w:id="83" w:name="_Toc104795031"/>
+      <w:bookmarkStart w:id="84" w:name="_Toc105597153"/>
+      <w:bookmarkStart w:id="85" w:name="_Toc164804159"/>
       <w:r>
         <w:t xml:space="preserve">4 </w:t>
       </w:r>
@@ -15435,65 +15727,12 @@
         <w:tab/>
         <w:t>ТЕСТИРОВАНИЕ</w:t>
       </w:r>
-      <w:bookmarkEnd w:id="76"/>
-      <w:bookmarkEnd w:id="77"/>
-      <w:bookmarkEnd w:id="78"/>
-      <w:bookmarkEnd w:id="79"/>
       <w:bookmarkEnd w:id="80"/>
       <w:bookmarkEnd w:id="81"/>
-    </w:p>
-    <w:p>
-      <w:pPr>
-        <w:spacing w:line="360" w:lineRule="auto"/>
-        <w:ind w:firstLine="709"/>
-        <w:contextualSpacing/>
-        <w:jc w:val="both"/>
-        <w:rPr>
-          <w:sz w:val="28"/>
-          <w:szCs w:val="28"/>
-        </w:rPr>
-      </w:pPr>
-    </w:p>
-    <w:p>
-      <w:pPr>
-        <w:spacing w:line="360" w:lineRule="auto"/>
-        <w:ind w:firstLine="709"/>
-        <w:contextualSpacing/>
-        <w:jc w:val="both"/>
-        <w:rPr>
-          <w:sz w:val="28"/>
-          <w:szCs w:val="28"/>
-        </w:rPr>
-      </w:pPr>
-    </w:p>
-    <w:p>
-      <w:pPr>
-        <w:pStyle w:val="22"/>
-        <w:rPr>
-          <w:b/>
-          <w:i/>
-          <w:lang w:eastAsia="en-US"/>
-        </w:rPr>
-      </w:pPr>
-      <w:bookmarkStart w:id="82" w:name="_Toc68696099"/>
-      <w:bookmarkStart w:id="83" w:name="_Toc72275228"/>
-      <w:bookmarkStart w:id="84" w:name="_Toc103097579"/>
-      <w:bookmarkStart w:id="85" w:name="_Toc104795032"/>
-      <w:bookmarkStart w:id="86" w:name="_Toc105597154"/>
-      <w:bookmarkStart w:id="87" w:name="_Toc164804160"/>
-      <w:r>
-        <w:t xml:space="preserve">4.1 </w:t>
-      </w:r>
-      <w:r>
-        <w:tab/>
-        <w:t>Тест-требования</w:t>
-      </w:r>
       <w:bookmarkEnd w:id="82"/>
       <w:bookmarkEnd w:id="83"/>
       <w:bookmarkEnd w:id="84"/>
       <w:bookmarkEnd w:id="85"/>
-      <w:bookmarkEnd w:id="86"/>
-      <w:bookmarkEnd w:id="87"/>
     </w:p>
     <w:p>
       <w:pPr>
@@ -15504,463 +15743,6 @@
         <w:rPr>
           <w:sz w:val="28"/>
           <w:szCs w:val="28"/>
-        </w:rPr>
-      </w:pPr>
-    </w:p>
-    <w:p>
-      <w:pPr>
-        <w:spacing w:line="360" w:lineRule="auto"/>
-        <w:ind w:firstLine="709"/>
-        <w:contextualSpacing/>
-        <w:jc w:val="both"/>
-        <w:rPr>
-          <w:sz w:val="28"/>
-          <w:szCs w:val="28"/>
-        </w:rPr>
-      </w:pPr>
-    </w:p>
-    <w:p>
-      <w:pPr>
-        <w:pStyle w:val="a9"/>
-        <w:spacing w:line="360" w:lineRule="auto"/>
-        <w:ind w:left="0" w:firstLine="709"/>
-        <w:jc w:val="both"/>
-        <w:rPr>
-          <w:sz w:val="28"/>
-        </w:rPr>
-      </w:pPr>
-      <w:r>
-        <w:rPr>
-          <w:sz w:val="28"/>
-        </w:rPr>
-        <w:t>Тест-требование 1. Проверка возможности входа в приложение как администратор.</w:t>
-      </w:r>
-    </w:p>
-    <w:p>
-      <w:pPr>
-        <w:pStyle w:val="a9"/>
-        <w:spacing w:line="360" w:lineRule="auto"/>
-        <w:ind w:left="0" w:firstLine="709"/>
-        <w:jc w:val="both"/>
-        <w:rPr>
-          <w:sz w:val="28"/>
-        </w:rPr>
-      </w:pPr>
-      <w:r>
-        <w:rPr>
-          <w:sz w:val="28"/>
-          <w:szCs w:val="28"/>
-        </w:rPr>
-        <w:t xml:space="preserve">Проверка, что </w:t>
-      </w:r>
-      <w:r>
-        <w:rPr>
-          <w:sz w:val="28"/>
-          <w:szCs w:val="28"/>
-          <w:lang w:eastAsia="en-AU"/>
-        </w:rPr>
-        <w:t>при вводе логина и пароля от аккаунта с должностью администратор, пользователю доступны все окна</w:t>
-      </w:r>
-      <w:r>
-        <w:rPr>
-          <w:sz w:val="28"/>
-        </w:rPr>
-        <w:t>.</w:t>
-      </w:r>
-    </w:p>
-    <w:p>
-      <w:pPr>
-        <w:pStyle w:val="a9"/>
-        <w:spacing w:line="360" w:lineRule="auto"/>
-        <w:ind w:left="0" w:firstLine="709"/>
-        <w:jc w:val="both"/>
-        <w:rPr>
-          <w:sz w:val="28"/>
-        </w:rPr>
-      </w:pPr>
-      <w:r>
-        <w:rPr>
-          <w:sz w:val="28"/>
-        </w:rPr>
-        <w:t>Тест-требование 2. Проверка возможности входа в приложение как кассир.</w:t>
-      </w:r>
-    </w:p>
-    <w:p>
-      <w:pPr>
-        <w:pStyle w:val="a9"/>
-        <w:spacing w:line="360" w:lineRule="auto"/>
-        <w:ind w:left="0" w:firstLine="709"/>
-        <w:jc w:val="both"/>
-        <w:rPr>
-          <w:sz w:val="28"/>
-        </w:rPr>
-      </w:pPr>
-      <w:r>
-        <w:rPr>
-          <w:sz w:val="28"/>
-          <w:szCs w:val="28"/>
-        </w:rPr>
-        <w:t xml:space="preserve">Проверка, что </w:t>
-      </w:r>
-      <w:r>
-        <w:rPr>
-          <w:sz w:val="28"/>
-          <w:szCs w:val="28"/>
-          <w:lang w:eastAsia="en-AU"/>
-        </w:rPr>
-        <w:t>при вводе логина и пароля от аккаунта с должностью кассир, пользователю доступны только главное окно, окно оформление продажи, окно просмотра всех продаж и окно просмотра информации о каждой продаже</w:t>
-      </w:r>
-      <w:r>
-        <w:rPr>
-          <w:sz w:val="28"/>
-        </w:rPr>
-        <w:t>.</w:t>
-      </w:r>
-    </w:p>
-    <w:p>
-      <w:pPr>
-        <w:pStyle w:val="a9"/>
-        <w:spacing w:line="360" w:lineRule="auto"/>
-        <w:ind w:left="0" w:firstLine="709"/>
-        <w:jc w:val="both"/>
-        <w:rPr>
-          <w:sz w:val="28"/>
-        </w:rPr>
-      </w:pPr>
-      <w:r>
-        <w:rPr>
-          <w:sz w:val="28"/>
-        </w:rPr>
-        <w:t>Тест-требование 3. Проверка возможности входа в приложение как менеджер по снабжению.</w:t>
-      </w:r>
-    </w:p>
-    <w:p>
-      <w:pPr>
-        <w:pStyle w:val="a9"/>
-        <w:spacing w:line="360" w:lineRule="auto"/>
-        <w:ind w:left="0" w:firstLine="709"/>
-        <w:jc w:val="both"/>
-        <w:rPr>
-          <w:sz w:val="28"/>
-        </w:rPr>
-      </w:pPr>
-      <w:r>
-        <w:rPr>
-          <w:sz w:val="28"/>
-          <w:szCs w:val="28"/>
-        </w:rPr>
-        <w:t xml:space="preserve">Проверка, что </w:t>
-      </w:r>
-      <w:r>
-        <w:rPr>
-          <w:sz w:val="28"/>
-          <w:szCs w:val="28"/>
-          <w:lang w:eastAsia="en-AU"/>
-        </w:rPr>
-        <w:t xml:space="preserve">при вводе логина и пароля от аккаунта с должностью </w:t>
-      </w:r>
-      <w:r>
-        <w:rPr>
-          <w:sz w:val="28"/>
-        </w:rPr>
-        <w:t>менеджер по снабжению</w:t>
-      </w:r>
-      <w:r>
-        <w:rPr>
-          <w:sz w:val="28"/>
-          <w:szCs w:val="28"/>
-          <w:lang w:eastAsia="en-AU"/>
-        </w:rPr>
-        <w:t>, пользователю доступны только главное окно, окно оформление заказа, окно просмотра всех заказов и окно просмотра информации о каждом заказе</w:t>
-      </w:r>
-      <w:r>
-        <w:rPr>
-          <w:sz w:val="28"/>
-        </w:rPr>
-        <w:t>.</w:t>
-      </w:r>
-    </w:p>
-    <w:p>
-      <w:pPr>
-        <w:pStyle w:val="a9"/>
-        <w:spacing w:line="360" w:lineRule="auto"/>
-        <w:ind w:left="0" w:firstLine="709"/>
-        <w:jc w:val="both"/>
-        <w:rPr>
-          <w:sz w:val="28"/>
-        </w:rPr>
-      </w:pPr>
-      <w:r>
-        <w:rPr>
-          <w:sz w:val="28"/>
-        </w:rPr>
-        <w:t>Тест-требование 4. Проверка работоспособности функций работы с информацией о товарах.</w:t>
-      </w:r>
-    </w:p>
-    <w:p>
-      <w:pPr>
-        <w:pStyle w:val="a9"/>
-        <w:spacing w:line="360" w:lineRule="auto"/>
-        <w:ind w:left="0" w:firstLine="709"/>
-        <w:jc w:val="both"/>
-        <w:rPr>
-          <w:sz w:val="28"/>
-        </w:rPr>
-      </w:pPr>
-      <w:r>
-        <w:rPr>
-          <w:sz w:val="28"/>
-        </w:rPr>
-        <w:t>Проверка, что функции добавления, изменения общей информации о товарах администратором работает корректно.</w:t>
-      </w:r>
-    </w:p>
-    <w:p>
-      <w:pPr>
-        <w:pStyle w:val="a9"/>
-        <w:spacing w:line="360" w:lineRule="auto"/>
-        <w:ind w:left="0" w:firstLine="709"/>
-        <w:jc w:val="both"/>
-        <w:rPr>
-          <w:sz w:val="28"/>
-        </w:rPr>
-      </w:pPr>
-      <w:r>
-        <w:rPr>
-          <w:sz w:val="28"/>
-        </w:rPr>
-        <w:t>Тест-требование 5. Проверка работоспособности функций работы с характеристиками товара.</w:t>
-      </w:r>
-    </w:p>
-    <w:p>
-      <w:pPr>
-        <w:pStyle w:val="a9"/>
-        <w:spacing w:line="360" w:lineRule="auto"/>
-        <w:ind w:left="0" w:firstLine="709"/>
-        <w:jc w:val="both"/>
-        <w:rPr>
-          <w:sz w:val="28"/>
-        </w:rPr>
-      </w:pPr>
-      <w:r>
-        <w:rPr>
-          <w:sz w:val="28"/>
-        </w:rPr>
-        <w:t>Проверка, что функции добавления, изменения и удаления характеристик у товара администратором работает корректно.</w:t>
-      </w:r>
-    </w:p>
-    <w:p>
-      <w:pPr>
-        <w:pStyle w:val="a9"/>
-        <w:spacing w:line="360" w:lineRule="auto"/>
-        <w:ind w:left="0" w:firstLine="709"/>
-        <w:jc w:val="both"/>
-        <w:rPr>
-          <w:sz w:val="28"/>
-        </w:rPr>
-      </w:pPr>
-      <w:r>
-        <w:rPr>
-          <w:sz w:val="28"/>
-        </w:rPr>
-        <w:lastRenderedPageBreak/>
-        <w:t>Тест-требование 6. Проверка работоспособности функций работы с категориями у администратора работает корректно.</w:t>
-      </w:r>
-    </w:p>
-    <w:p>
-      <w:pPr>
-        <w:pStyle w:val="a9"/>
-        <w:spacing w:line="360" w:lineRule="auto"/>
-        <w:ind w:left="0" w:firstLine="709"/>
-        <w:jc w:val="both"/>
-        <w:rPr>
-          <w:sz w:val="28"/>
-        </w:rPr>
-      </w:pPr>
-      <w:r>
-        <w:rPr>
-          <w:sz w:val="28"/>
-        </w:rPr>
-        <w:t>Проверка, что функции добавления, изменения и удаления категорий администратором работает корректно.</w:t>
-      </w:r>
-    </w:p>
-    <w:p>
-      <w:pPr>
-        <w:pStyle w:val="a9"/>
-        <w:spacing w:line="360" w:lineRule="auto"/>
-        <w:ind w:left="0" w:firstLine="709"/>
-        <w:jc w:val="both"/>
-        <w:rPr>
-          <w:sz w:val="28"/>
-        </w:rPr>
-      </w:pPr>
-      <w:r>
-        <w:rPr>
-          <w:sz w:val="28"/>
-        </w:rPr>
-        <w:t>Тест-требование 7. Проверка работоспособности функций работы с характеристиками у администратора работает корректно.</w:t>
-      </w:r>
-    </w:p>
-    <w:p>
-      <w:pPr>
-        <w:pStyle w:val="a9"/>
-        <w:spacing w:line="360" w:lineRule="auto"/>
-        <w:ind w:left="0" w:firstLine="709"/>
-        <w:jc w:val="both"/>
-        <w:rPr>
-          <w:sz w:val="28"/>
-        </w:rPr>
-      </w:pPr>
-      <w:r>
-        <w:rPr>
-          <w:sz w:val="28"/>
-        </w:rPr>
-        <w:t>Проверка, что функции добавления, изменения и удаления характеристик администратором работает корректно.</w:t>
-      </w:r>
-    </w:p>
-    <w:p>
-      <w:pPr>
-        <w:pStyle w:val="a9"/>
-        <w:spacing w:line="360" w:lineRule="auto"/>
-        <w:ind w:left="0" w:firstLine="709"/>
-        <w:jc w:val="both"/>
-        <w:rPr>
-          <w:sz w:val="28"/>
-        </w:rPr>
-      </w:pPr>
-      <w:r>
-        <w:rPr>
-          <w:sz w:val="28"/>
-        </w:rPr>
-        <w:t>Тест-требование 8. Проверка работоспособности функций работы с производителями у администратора работает корректно.</w:t>
-      </w:r>
-    </w:p>
-    <w:p>
-      <w:pPr>
-        <w:pStyle w:val="a9"/>
-        <w:spacing w:line="360" w:lineRule="auto"/>
-        <w:ind w:left="0" w:firstLine="709"/>
-        <w:jc w:val="both"/>
-        <w:rPr>
-          <w:sz w:val="28"/>
-        </w:rPr>
-      </w:pPr>
-      <w:r>
-        <w:rPr>
-          <w:sz w:val="28"/>
-        </w:rPr>
-        <w:t>Проверка, что функции добавления, изменения и удаления производителей администратором работает корректно.</w:t>
-      </w:r>
-    </w:p>
-    <w:p>
-      <w:pPr>
-        <w:pStyle w:val="a9"/>
-        <w:spacing w:line="360" w:lineRule="auto"/>
-        <w:ind w:left="0" w:firstLine="709"/>
-        <w:jc w:val="both"/>
-        <w:rPr>
-          <w:sz w:val="28"/>
-        </w:rPr>
-      </w:pPr>
-      <w:r>
-        <w:rPr>
-          <w:sz w:val="28"/>
-        </w:rPr>
-        <w:t>Тест-требование 9. Проверка работоспособности функций работы с пользователями у администратора работает корректно.</w:t>
-      </w:r>
-    </w:p>
-    <w:p>
-      <w:pPr>
-        <w:pStyle w:val="a9"/>
-        <w:spacing w:line="360" w:lineRule="auto"/>
-        <w:ind w:left="0" w:firstLine="709"/>
-        <w:jc w:val="both"/>
-        <w:rPr>
-          <w:sz w:val="28"/>
-        </w:rPr>
-      </w:pPr>
-      <w:r>
-        <w:rPr>
-          <w:sz w:val="28"/>
-        </w:rPr>
-        <w:t>Проверка, что функции добавления, изменения и удаления пользователей администратором работает корректно.</w:t>
-      </w:r>
-    </w:p>
-    <w:p>
-      <w:pPr>
-        <w:pStyle w:val="a9"/>
-        <w:spacing w:line="360" w:lineRule="auto"/>
-        <w:ind w:left="0" w:firstLine="709"/>
-        <w:jc w:val="both"/>
-        <w:rPr>
-          <w:sz w:val="28"/>
-        </w:rPr>
-      </w:pPr>
-      <w:r>
-        <w:rPr>
-          <w:sz w:val="28"/>
-        </w:rPr>
-        <w:t>Тест-требование 10. Проверка работоспособности функций работы с оформлением заказа у менеджера по снабжению работает корректно.</w:t>
-      </w:r>
-    </w:p>
-    <w:p>
-      <w:pPr>
-        <w:pStyle w:val="a9"/>
-        <w:spacing w:line="360" w:lineRule="auto"/>
-        <w:ind w:left="0" w:firstLine="709"/>
-        <w:jc w:val="both"/>
-        <w:rPr>
-          <w:sz w:val="28"/>
-        </w:rPr>
-      </w:pPr>
-      <w:r>
-        <w:rPr>
-          <w:sz w:val="28"/>
-        </w:rPr>
-        <w:t>Проверка, что функции добавления товаров в заказ и оформление заказа менеджером по снабжению работает корректно.</w:t>
-      </w:r>
-    </w:p>
-    <w:p>
-      <w:pPr>
-        <w:pStyle w:val="a9"/>
-        <w:spacing w:line="360" w:lineRule="auto"/>
-        <w:ind w:left="0" w:firstLine="709"/>
-        <w:jc w:val="both"/>
-        <w:rPr>
-          <w:sz w:val="28"/>
-        </w:rPr>
-      </w:pPr>
-      <w:r>
-        <w:rPr>
-          <w:sz w:val="28"/>
-        </w:rPr>
-        <w:t>Тест-требование 11. Проверка работоспособности функций работы с оформлением продажи у кассира работает корректно.</w:t>
-      </w:r>
-    </w:p>
-    <w:p>
-      <w:pPr>
-        <w:pStyle w:val="a9"/>
-        <w:spacing w:line="360" w:lineRule="auto"/>
-        <w:ind w:left="0" w:firstLine="709"/>
-        <w:jc w:val="both"/>
-        <w:rPr>
-          <w:sz w:val="28"/>
-        </w:rPr>
-      </w:pPr>
-      <w:r>
-        <w:rPr>
-          <w:sz w:val="28"/>
-        </w:rPr>
-        <w:t>Проверка, что функции добавления товаров в продажу и оформление продажи кассиром работает корректно.</w:t>
-      </w:r>
-    </w:p>
-    <w:p>
-      <w:pPr>
-        <w:pStyle w:val="a9"/>
-        <w:spacing w:line="360" w:lineRule="auto"/>
-        <w:ind w:left="0" w:firstLine="709"/>
-        <w:jc w:val="both"/>
-        <w:rPr>
-          <w:sz w:val="28"/>
         </w:rPr>
       </w:pPr>
     </w:p>
@@ -15985,25 +15767,535 @@
           <w:lang w:eastAsia="en-US"/>
         </w:rPr>
       </w:pPr>
-      <w:bookmarkStart w:id="88" w:name="_Toc68696100"/>
-      <w:bookmarkStart w:id="89" w:name="_Toc72275229"/>
-      <w:bookmarkStart w:id="90" w:name="_Toc103097580"/>
-      <w:bookmarkStart w:id="91" w:name="_Toc104795033"/>
-      <w:bookmarkStart w:id="92" w:name="_Toc105597155"/>
-      <w:bookmarkStart w:id="93" w:name="_Toc164804161"/>
-      <w:r>
-        <w:t xml:space="preserve">4.2 </w:t>
+      <w:bookmarkStart w:id="86" w:name="_Toc68696099"/>
+      <w:bookmarkStart w:id="87" w:name="_Toc72275228"/>
+      <w:bookmarkStart w:id="88" w:name="_Toc103097579"/>
+      <w:bookmarkStart w:id="89" w:name="_Toc104795032"/>
+      <w:bookmarkStart w:id="90" w:name="_Toc105597154"/>
+      <w:bookmarkStart w:id="91" w:name="_Toc164804160"/>
+      <w:r>
+        <w:t xml:space="preserve">4.1 </w:t>
       </w:r>
       <w:r>
         <w:tab/>
-        <w:t>Тест-план</w:t>
-      </w:r>
+        <w:t>Тест-требования</w:t>
+      </w:r>
+      <w:bookmarkEnd w:id="86"/>
+      <w:bookmarkEnd w:id="87"/>
       <w:bookmarkEnd w:id="88"/>
       <w:bookmarkEnd w:id="89"/>
       <w:bookmarkEnd w:id="90"/>
       <w:bookmarkEnd w:id="91"/>
+    </w:p>
+    <w:p>
+      <w:pPr>
+        <w:spacing w:line="360" w:lineRule="auto"/>
+        <w:ind w:firstLine="709"/>
+        <w:contextualSpacing/>
+        <w:jc w:val="both"/>
+        <w:rPr>
+          <w:sz w:val="28"/>
+          <w:szCs w:val="28"/>
+        </w:rPr>
+      </w:pPr>
+    </w:p>
+    <w:p>
+      <w:pPr>
+        <w:spacing w:line="360" w:lineRule="auto"/>
+        <w:ind w:firstLine="709"/>
+        <w:contextualSpacing/>
+        <w:jc w:val="both"/>
+        <w:rPr>
+          <w:sz w:val="28"/>
+          <w:szCs w:val="28"/>
+        </w:rPr>
+      </w:pPr>
+    </w:p>
+    <w:p>
+      <w:pPr>
+        <w:pStyle w:val="a9"/>
+        <w:spacing w:line="360" w:lineRule="auto"/>
+        <w:ind w:left="0" w:firstLine="709"/>
+        <w:jc w:val="both"/>
+        <w:rPr>
+          <w:sz w:val="28"/>
+        </w:rPr>
+      </w:pPr>
+      <w:r>
+        <w:rPr>
+          <w:sz w:val="28"/>
+        </w:rPr>
+        <w:t>Тест-требование 1. Проверка возможности входа в приложение как администратор.</w:t>
+      </w:r>
+    </w:p>
+    <w:p>
+      <w:pPr>
+        <w:pStyle w:val="a9"/>
+        <w:spacing w:line="360" w:lineRule="auto"/>
+        <w:ind w:left="0" w:firstLine="709"/>
+        <w:jc w:val="both"/>
+        <w:rPr>
+          <w:sz w:val="28"/>
+        </w:rPr>
+      </w:pPr>
+      <w:r>
+        <w:rPr>
+          <w:sz w:val="28"/>
+          <w:szCs w:val="28"/>
+        </w:rPr>
+        <w:t xml:space="preserve">Проверка, что </w:t>
+      </w:r>
+      <w:r>
+        <w:rPr>
+          <w:sz w:val="28"/>
+          <w:szCs w:val="28"/>
+          <w:lang w:eastAsia="en-AU"/>
+        </w:rPr>
+        <w:t>при вводе логина и пароля от аккаунта с должностью администратор, пользователю доступны все окна</w:t>
+      </w:r>
+      <w:r>
+        <w:rPr>
+          <w:sz w:val="28"/>
+        </w:rPr>
+        <w:t>.</w:t>
+      </w:r>
+    </w:p>
+    <w:p>
+      <w:pPr>
+        <w:pStyle w:val="a9"/>
+        <w:spacing w:line="360" w:lineRule="auto"/>
+        <w:ind w:left="0" w:firstLine="709"/>
+        <w:jc w:val="both"/>
+        <w:rPr>
+          <w:sz w:val="28"/>
+        </w:rPr>
+      </w:pPr>
+      <w:r>
+        <w:rPr>
+          <w:sz w:val="28"/>
+        </w:rPr>
+        <w:t>Тест-требование 2. Проверка возможности входа в приложение как кассир.</w:t>
+      </w:r>
+    </w:p>
+    <w:p>
+      <w:pPr>
+        <w:pStyle w:val="a9"/>
+        <w:spacing w:line="360" w:lineRule="auto"/>
+        <w:ind w:left="0" w:firstLine="709"/>
+        <w:jc w:val="both"/>
+        <w:rPr>
+          <w:sz w:val="28"/>
+        </w:rPr>
+      </w:pPr>
+      <w:r>
+        <w:rPr>
+          <w:sz w:val="28"/>
+          <w:szCs w:val="28"/>
+        </w:rPr>
+        <w:t xml:space="preserve">Проверка, что </w:t>
+      </w:r>
+      <w:r>
+        <w:rPr>
+          <w:sz w:val="28"/>
+          <w:szCs w:val="28"/>
+          <w:lang w:eastAsia="en-AU"/>
+        </w:rPr>
+        <w:t>при вводе логина и пароля от аккаунта с должностью кассир, пользователю доступны только главное окно, окно оформление продажи, окно просмотра всех продаж и окно просмотра информации о каждой продаже</w:t>
+      </w:r>
+      <w:r>
+        <w:rPr>
+          <w:sz w:val="28"/>
+        </w:rPr>
+        <w:t>.</w:t>
+      </w:r>
+    </w:p>
+    <w:p>
+      <w:pPr>
+        <w:pStyle w:val="a9"/>
+        <w:spacing w:line="360" w:lineRule="auto"/>
+        <w:ind w:left="0" w:firstLine="709"/>
+        <w:jc w:val="both"/>
+        <w:rPr>
+          <w:sz w:val="28"/>
+        </w:rPr>
+      </w:pPr>
+      <w:r>
+        <w:rPr>
+          <w:sz w:val="28"/>
+        </w:rPr>
+        <w:t>Тест-требование 3. Проверка возможности входа в приложение как менеджер по снабжению.</w:t>
+      </w:r>
+    </w:p>
+    <w:p>
+      <w:pPr>
+        <w:pStyle w:val="a9"/>
+        <w:spacing w:line="360" w:lineRule="auto"/>
+        <w:ind w:left="0" w:firstLine="709"/>
+        <w:jc w:val="both"/>
+        <w:rPr>
+          <w:sz w:val="28"/>
+        </w:rPr>
+      </w:pPr>
+      <w:r>
+        <w:rPr>
+          <w:sz w:val="28"/>
+          <w:szCs w:val="28"/>
+        </w:rPr>
+        <w:t xml:space="preserve">Проверка, что </w:t>
+      </w:r>
+      <w:r>
+        <w:rPr>
+          <w:sz w:val="28"/>
+          <w:szCs w:val="28"/>
+          <w:lang w:eastAsia="en-AU"/>
+        </w:rPr>
+        <w:t xml:space="preserve">при вводе логина и пароля от аккаунта с должностью </w:t>
+      </w:r>
+      <w:r>
+        <w:rPr>
+          <w:sz w:val="28"/>
+        </w:rPr>
+        <w:t>менеджер по снабжению</w:t>
+      </w:r>
+      <w:r>
+        <w:rPr>
+          <w:sz w:val="28"/>
+          <w:szCs w:val="28"/>
+          <w:lang w:eastAsia="en-AU"/>
+        </w:rPr>
+        <w:t>, пользователю доступны только главное окно, окно оформление заказа, окно просмотра всех заказов и окно просмотра информации о каждом заказе</w:t>
+      </w:r>
+      <w:r>
+        <w:rPr>
+          <w:sz w:val="28"/>
+        </w:rPr>
+        <w:t>.</w:t>
+      </w:r>
+    </w:p>
+    <w:p>
+      <w:pPr>
+        <w:pStyle w:val="a9"/>
+        <w:spacing w:line="360" w:lineRule="auto"/>
+        <w:ind w:left="0" w:firstLine="709"/>
+        <w:jc w:val="both"/>
+        <w:rPr>
+          <w:sz w:val="28"/>
+        </w:rPr>
+      </w:pPr>
+      <w:r>
+        <w:rPr>
+          <w:sz w:val="28"/>
+        </w:rPr>
+        <w:t>Тест-требование 4. Проверка работоспособности функций работы с информацией о товарах.</w:t>
+      </w:r>
+    </w:p>
+    <w:p>
+      <w:pPr>
+        <w:pStyle w:val="a9"/>
+        <w:spacing w:line="360" w:lineRule="auto"/>
+        <w:ind w:left="0" w:firstLine="709"/>
+        <w:jc w:val="both"/>
+        <w:rPr>
+          <w:sz w:val="28"/>
+        </w:rPr>
+      </w:pPr>
+      <w:r>
+        <w:rPr>
+          <w:sz w:val="28"/>
+        </w:rPr>
+        <w:t>Проверка, что функции добавления, изменения общей информации о товарах администратором работает корректно.</w:t>
+      </w:r>
+    </w:p>
+    <w:p>
+      <w:pPr>
+        <w:pStyle w:val="a9"/>
+        <w:spacing w:line="360" w:lineRule="auto"/>
+        <w:ind w:left="0" w:firstLine="709"/>
+        <w:jc w:val="both"/>
+        <w:rPr>
+          <w:sz w:val="28"/>
+        </w:rPr>
+      </w:pPr>
+      <w:r>
+        <w:rPr>
+          <w:sz w:val="28"/>
+        </w:rPr>
+        <w:t>Тест-требование 5. Проверка работоспособности функций работы с характеристиками товара.</w:t>
+      </w:r>
+    </w:p>
+    <w:p>
+      <w:pPr>
+        <w:pStyle w:val="a9"/>
+        <w:spacing w:line="360" w:lineRule="auto"/>
+        <w:ind w:left="0" w:firstLine="709"/>
+        <w:jc w:val="both"/>
+        <w:rPr>
+          <w:sz w:val="28"/>
+        </w:rPr>
+      </w:pPr>
+      <w:r>
+        <w:rPr>
+          <w:sz w:val="28"/>
+        </w:rPr>
+        <w:t>Проверка, что функции добавления, изменения и удаления характеристик у товара администратором работает корректно.</w:t>
+      </w:r>
+    </w:p>
+    <w:p>
+      <w:pPr>
+        <w:pStyle w:val="a9"/>
+        <w:spacing w:line="360" w:lineRule="auto"/>
+        <w:ind w:left="0" w:firstLine="709"/>
+        <w:jc w:val="both"/>
+        <w:rPr>
+          <w:sz w:val="28"/>
+        </w:rPr>
+      </w:pPr>
+      <w:r>
+        <w:rPr>
+          <w:sz w:val="28"/>
+        </w:rPr>
+        <w:lastRenderedPageBreak/>
+        <w:t>Тест-требование 6. Проверка работоспособности функций работы с категориями у администратора работает корректно.</w:t>
+      </w:r>
+    </w:p>
+    <w:p>
+      <w:pPr>
+        <w:pStyle w:val="a9"/>
+        <w:spacing w:line="360" w:lineRule="auto"/>
+        <w:ind w:left="0" w:firstLine="709"/>
+        <w:jc w:val="both"/>
+        <w:rPr>
+          <w:sz w:val="28"/>
+        </w:rPr>
+      </w:pPr>
+      <w:r>
+        <w:rPr>
+          <w:sz w:val="28"/>
+        </w:rPr>
+        <w:t>Проверка, что функции добавления, изменения и удаления категорий администратором работает корректно.</w:t>
+      </w:r>
+    </w:p>
+    <w:p>
+      <w:pPr>
+        <w:pStyle w:val="a9"/>
+        <w:spacing w:line="360" w:lineRule="auto"/>
+        <w:ind w:left="0" w:firstLine="709"/>
+        <w:jc w:val="both"/>
+        <w:rPr>
+          <w:sz w:val="28"/>
+        </w:rPr>
+      </w:pPr>
+      <w:r>
+        <w:rPr>
+          <w:sz w:val="28"/>
+        </w:rPr>
+        <w:t>Тест-требование 7. Проверка работоспособности функций работы с характеристиками у администратора работает корректно.</w:t>
+      </w:r>
+    </w:p>
+    <w:p>
+      <w:pPr>
+        <w:pStyle w:val="a9"/>
+        <w:spacing w:line="360" w:lineRule="auto"/>
+        <w:ind w:left="0" w:firstLine="709"/>
+        <w:jc w:val="both"/>
+        <w:rPr>
+          <w:sz w:val="28"/>
+        </w:rPr>
+      </w:pPr>
+      <w:r>
+        <w:rPr>
+          <w:sz w:val="28"/>
+        </w:rPr>
+        <w:t>Проверка, что функции добавления, изменения и удаления характеристик администратором работает корректно.</w:t>
+      </w:r>
+    </w:p>
+    <w:p>
+      <w:pPr>
+        <w:pStyle w:val="a9"/>
+        <w:spacing w:line="360" w:lineRule="auto"/>
+        <w:ind w:left="0" w:firstLine="709"/>
+        <w:jc w:val="both"/>
+        <w:rPr>
+          <w:sz w:val="28"/>
+        </w:rPr>
+      </w:pPr>
+      <w:r>
+        <w:rPr>
+          <w:sz w:val="28"/>
+        </w:rPr>
+        <w:t>Тест-требование 8. Проверка работоспособности функций работы с производителями у администратора работает корректно.</w:t>
+      </w:r>
+    </w:p>
+    <w:p>
+      <w:pPr>
+        <w:pStyle w:val="a9"/>
+        <w:spacing w:line="360" w:lineRule="auto"/>
+        <w:ind w:left="0" w:firstLine="709"/>
+        <w:jc w:val="both"/>
+        <w:rPr>
+          <w:sz w:val="28"/>
+        </w:rPr>
+      </w:pPr>
+      <w:r>
+        <w:rPr>
+          <w:sz w:val="28"/>
+        </w:rPr>
+        <w:t>Проверка, что функции добавления, изменения и удаления производителей администратором работает корректно.</w:t>
+      </w:r>
+    </w:p>
+    <w:p>
+      <w:pPr>
+        <w:pStyle w:val="a9"/>
+        <w:spacing w:line="360" w:lineRule="auto"/>
+        <w:ind w:left="0" w:firstLine="709"/>
+        <w:jc w:val="both"/>
+        <w:rPr>
+          <w:sz w:val="28"/>
+        </w:rPr>
+      </w:pPr>
+      <w:r>
+        <w:rPr>
+          <w:sz w:val="28"/>
+        </w:rPr>
+        <w:t>Тест-требование 9. Проверка работоспособности функций работы с пользователями у администратора работает корректно.</w:t>
+      </w:r>
+    </w:p>
+    <w:p>
+      <w:pPr>
+        <w:pStyle w:val="a9"/>
+        <w:spacing w:line="360" w:lineRule="auto"/>
+        <w:ind w:left="0" w:firstLine="709"/>
+        <w:jc w:val="both"/>
+        <w:rPr>
+          <w:sz w:val="28"/>
+        </w:rPr>
+      </w:pPr>
+      <w:r>
+        <w:rPr>
+          <w:sz w:val="28"/>
+        </w:rPr>
+        <w:t>Проверка, что функции добавления, изменения и удаления пользователей администратором работает корректно.</w:t>
+      </w:r>
+    </w:p>
+    <w:p>
+      <w:pPr>
+        <w:pStyle w:val="a9"/>
+        <w:spacing w:line="360" w:lineRule="auto"/>
+        <w:ind w:left="0" w:firstLine="709"/>
+        <w:jc w:val="both"/>
+        <w:rPr>
+          <w:sz w:val="28"/>
+        </w:rPr>
+      </w:pPr>
+      <w:r>
+        <w:rPr>
+          <w:sz w:val="28"/>
+        </w:rPr>
+        <w:t>Тест-требование 10. Проверка работоспособности функций работы с оформлением заказа у менеджера по снабжению работает корректно.</w:t>
+      </w:r>
+    </w:p>
+    <w:p>
+      <w:pPr>
+        <w:pStyle w:val="a9"/>
+        <w:spacing w:line="360" w:lineRule="auto"/>
+        <w:ind w:left="0" w:firstLine="709"/>
+        <w:jc w:val="both"/>
+        <w:rPr>
+          <w:sz w:val="28"/>
+        </w:rPr>
+      </w:pPr>
+      <w:r>
+        <w:rPr>
+          <w:sz w:val="28"/>
+        </w:rPr>
+        <w:t>Проверка, что функции добавления товаров в заказ и оформление заказа менеджером по снабжению работает корректно.</w:t>
+      </w:r>
+    </w:p>
+    <w:p>
+      <w:pPr>
+        <w:pStyle w:val="a9"/>
+        <w:spacing w:line="360" w:lineRule="auto"/>
+        <w:ind w:left="0" w:firstLine="709"/>
+        <w:jc w:val="both"/>
+        <w:rPr>
+          <w:sz w:val="28"/>
+        </w:rPr>
+      </w:pPr>
+      <w:r>
+        <w:rPr>
+          <w:sz w:val="28"/>
+        </w:rPr>
+        <w:t>Тест-требование 11. Проверка работоспособности функций работы с оформлением продажи у кассира работает корректно.</w:t>
+      </w:r>
+    </w:p>
+    <w:p>
+      <w:pPr>
+        <w:pStyle w:val="a9"/>
+        <w:spacing w:line="360" w:lineRule="auto"/>
+        <w:ind w:left="0" w:firstLine="709"/>
+        <w:jc w:val="both"/>
+        <w:rPr>
+          <w:sz w:val="28"/>
+        </w:rPr>
+      </w:pPr>
+      <w:r>
+        <w:rPr>
+          <w:sz w:val="28"/>
+        </w:rPr>
+        <w:t>Проверка, что функции добавления товаров в продажу и оформление продажи кассиром работает корректно.</w:t>
+      </w:r>
+    </w:p>
+    <w:p>
+      <w:pPr>
+        <w:pStyle w:val="a9"/>
+        <w:spacing w:line="360" w:lineRule="auto"/>
+        <w:ind w:left="0" w:firstLine="709"/>
+        <w:jc w:val="both"/>
+        <w:rPr>
+          <w:sz w:val="28"/>
+        </w:rPr>
+      </w:pPr>
+    </w:p>
+    <w:p>
+      <w:pPr>
+        <w:spacing w:line="360" w:lineRule="auto"/>
+        <w:ind w:firstLine="709"/>
+        <w:contextualSpacing/>
+        <w:jc w:val="both"/>
+        <w:rPr>
+          <w:sz w:val="28"/>
+          <w:szCs w:val="28"/>
+        </w:rPr>
+      </w:pPr>
+    </w:p>
+    <w:p>
+      <w:pPr>
+        <w:pStyle w:val="22"/>
+        <w:rPr>
+          <w:b/>
+          <w:i/>
+          <w:lang w:eastAsia="en-US"/>
+        </w:rPr>
+      </w:pPr>
+      <w:bookmarkStart w:id="92" w:name="_Toc68696100"/>
+      <w:bookmarkStart w:id="93" w:name="_Toc72275229"/>
+      <w:bookmarkStart w:id="94" w:name="_Toc103097580"/>
+      <w:bookmarkStart w:id="95" w:name="_Toc104795033"/>
+      <w:bookmarkStart w:id="96" w:name="_Toc105597155"/>
+      <w:bookmarkStart w:id="97" w:name="_Toc164804161"/>
+      <w:r>
+        <w:t xml:space="preserve">4.2 </w:t>
+      </w:r>
+      <w:r>
+        <w:tab/>
+        <w:t>Тест-план</w:t>
+      </w:r>
       <w:bookmarkEnd w:id="92"/>
       <w:bookmarkEnd w:id="93"/>
+      <w:bookmarkEnd w:id="94"/>
+      <w:bookmarkEnd w:id="95"/>
+      <w:bookmarkEnd w:id="96"/>
+      <w:bookmarkEnd w:id="97"/>
     </w:p>
     <w:p>
       <w:pPr>
@@ -19593,12 +19885,12 @@
           <w:color w:val="auto"/>
         </w:rPr>
       </w:pPr>
-      <w:bookmarkStart w:id="94" w:name="_Toc68696101"/>
-      <w:bookmarkStart w:id="95" w:name="_Toc72275230"/>
-      <w:bookmarkStart w:id="96" w:name="_Toc103097581"/>
-      <w:bookmarkStart w:id="97" w:name="_Toc104795034"/>
-      <w:bookmarkStart w:id="98" w:name="_Toc105597156"/>
-      <w:bookmarkStart w:id="99" w:name="_Toc164804162"/>
+      <w:bookmarkStart w:id="98" w:name="_Toc68696101"/>
+      <w:bookmarkStart w:id="99" w:name="_Toc72275230"/>
+      <w:bookmarkStart w:id="100" w:name="_Toc103097581"/>
+      <w:bookmarkStart w:id="101" w:name="_Toc104795034"/>
+      <w:bookmarkStart w:id="102" w:name="_Toc105597156"/>
+      <w:bookmarkStart w:id="103" w:name="_Toc164804162"/>
       <w:r>
         <w:rPr>
           <w:b w:val="0"/>
@@ -19620,12 +19912,12 @@
         <w:tab/>
         <w:t>Результаты тестирования</w:t>
       </w:r>
-      <w:bookmarkEnd w:id="94"/>
-      <w:bookmarkEnd w:id="95"/>
-      <w:bookmarkEnd w:id="96"/>
-      <w:bookmarkEnd w:id="97"/>
       <w:bookmarkEnd w:id="98"/>
       <w:bookmarkEnd w:id="99"/>
+      <w:bookmarkEnd w:id="100"/>
+      <w:bookmarkEnd w:id="101"/>
+      <w:bookmarkEnd w:id="102"/>
+      <w:bookmarkEnd w:id="103"/>
     </w:p>
     <w:p>
       <w:pPr>
@@ -19733,7 +20025,7 @@
                     <pic:cNvPicPr/>
                   </pic:nvPicPr>
                   <pic:blipFill>
-                    <a:blip r:embed="rId29"/>
+                    <a:blip r:embed="rId30"/>
                     <a:stretch>
                       <a:fillRect/>
                     </a:stretch>
@@ -19845,7 +20137,7 @@
                     <pic:cNvPicPr/>
                   </pic:nvPicPr>
                   <pic:blipFill rotWithShape="1">
-                    <a:blip r:embed="rId30"/>
+                    <a:blip r:embed="rId31"/>
                     <a:srcRect r="43480" b="68326"/>
                     <a:stretch/>
                   </pic:blipFill>
@@ -20018,7 +20310,7 @@
                     <pic:cNvPicPr/>
                   </pic:nvPicPr>
                   <pic:blipFill>
-                    <a:blip r:embed="rId31"/>
+                    <a:blip r:embed="rId32"/>
                     <a:stretch>
                       <a:fillRect/>
                     </a:stretch>
@@ -20116,7 +20408,7 @@
                     <pic:cNvPicPr/>
                   </pic:nvPicPr>
                   <pic:blipFill>
-                    <a:blip r:embed="rId32"/>
+                    <a:blip r:embed="rId33"/>
                     <a:stretch>
                       <a:fillRect/>
                     </a:stretch>
@@ -20282,7 +20574,7 @@
                     <pic:cNvPicPr/>
                   </pic:nvPicPr>
                   <pic:blipFill>
-                    <a:blip r:embed="rId33"/>
+                    <a:blip r:embed="rId34"/>
                     <a:stretch>
                       <a:fillRect/>
                     </a:stretch>
@@ -20394,7 +20686,7 @@
                     <pic:cNvPicPr/>
                   </pic:nvPicPr>
                   <pic:blipFill rotWithShape="1">
-                    <a:blip r:embed="rId34"/>
+                    <a:blip r:embed="rId35"/>
                     <a:srcRect l="-1" r="57378" b="69138"/>
                     <a:stretch/>
                   </pic:blipFill>
@@ -20566,7 +20858,7 @@
                     <pic:cNvPicPr/>
                   </pic:nvPicPr>
                   <pic:blipFill>
-                    <a:blip r:embed="rId35"/>
+                    <a:blip r:embed="rId36"/>
                     <a:stretch>
                       <a:fillRect/>
                     </a:stretch>
@@ -20692,7 +20984,7 @@
                     <pic:cNvPicPr/>
                   </pic:nvPicPr>
                   <pic:blipFill>
-                    <a:blip r:embed="rId36"/>
+                    <a:blip r:embed="rId37"/>
                     <a:stretch>
                       <a:fillRect/>
                     </a:stretch>
@@ -20809,7 +21101,7 @@
                     <pic:cNvPicPr/>
                   </pic:nvPicPr>
                   <pic:blipFill>
-                    <a:blip r:embed="rId37"/>
+                    <a:blip r:embed="rId38"/>
                     <a:stretch>
                       <a:fillRect/>
                     </a:stretch>
@@ -20936,7 +21228,7 @@
                     <pic:cNvPicPr/>
                   </pic:nvPicPr>
                   <pic:blipFill>
-                    <a:blip r:embed="rId38"/>
+                    <a:blip r:embed="rId39"/>
                     <a:stretch>
                       <a:fillRect/>
                     </a:stretch>
@@ -21064,7 +21356,7 @@
                     <pic:cNvPicPr/>
                   </pic:nvPicPr>
                   <pic:blipFill>
-                    <a:blip r:embed="rId39"/>
+                    <a:blip r:embed="rId40"/>
                     <a:stretch>
                       <a:fillRect/>
                     </a:stretch>
@@ -21257,7 +21549,7 @@
                     <pic:cNvPicPr/>
                   </pic:nvPicPr>
                   <pic:blipFill>
-                    <a:blip r:embed="rId40"/>
+                    <a:blip r:embed="rId41"/>
                     <a:stretch>
                       <a:fillRect/>
                     </a:stretch>
@@ -21372,7 +21664,7 @@
                     <pic:cNvPicPr/>
                   </pic:nvPicPr>
                   <pic:blipFill>
-                    <a:blip r:embed="rId41"/>
+                    <a:blip r:embed="rId42"/>
                     <a:stretch>
                       <a:fillRect/>
                     </a:stretch>
@@ -21499,7 +21791,7 @@
                     <pic:cNvPicPr/>
                   </pic:nvPicPr>
                   <pic:blipFill>
-                    <a:blip r:embed="rId42"/>
+                    <a:blip r:embed="rId43"/>
                     <a:stretch>
                       <a:fillRect/>
                     </a:stretch>
@@ -21665,7 +21957,7 @@
                     <pic:cNvPicPr/>
                   </pic:nvPicPr>
                   <pic:blipFill>
-                    <a:blip r:embed="rId43"/>
+                    <a:blip r:embed="rId44"/>
                     <a:stretch>
                       <a:fillRect/>
                     </a:stretch>
@@ -21792,7 +22084,7 @@
                     <pic:cNvPicPr/>
                   </pic:nvPicPr>
                   <pic:blipFill>
-                    <a:blip r:embed="rId44"/>
+                    <a:blip r:embed="rId45"/>
                     <a:stretch>
                       <a:fillRect/>
                     </a:stretch>
@@ -21910,7 +22202,7 @@
                     <pic:cNvPicPr/>
                   </pic:nvPicPr>
                   <pic:blipFill>
-                    <a:blip r:embed="rId45"/>
+                    <a:blip r:embed="rId46"/>
                     <a:stretch>
                       <a:fillRect/>
                     </a:stretch>
@@ -22038,7 +22330,7 @@
                     <pic:cNvPicPr/>
                   </pic:nvPicPr>
                   <pic:blipFill>
-                    <a:blip r:embed="rId46"/>
+                    <a:blip r:embed="rId47"/>
                     <a:stretch>
                       <a:fillRect/>
                     </a:stretch>
@@ -22166,7 +22458,7 @@
                     <pic:cNvPicPr/>
                   </pic:nvPicPr>
                   <pic:blipFill>
-                    <a:blip r:embed="rId47"/>
+                    <a:blip r:embed="rId48"/>
                     <a:stretch>
                       <a:fillRect/>
                     </a:stretch>
@@ -22344,7 +22636,7 @@
                     <pic:cNvPicPr/>
                   </pic:nvPicPr>
                   <pic:blipFill>
-                    <a:blip r:embed="rId48"/>
+                    <a:blip r:embed="rId49"/>
                     <a:stretch>
                       <a:fillRect/>
                     </a:stretch>
@@ -22460,7 +22752,7 @@
                     <pic:cNvPicPr/>
                   </pic:nvPicPr>
                   <pic:blipFill>
-                    <a:blip r:embed="rId49"/>
+                    <a:blip r:embed="rId50"/>
                     <a:stretch>
                       <a:fillRect/>
                     </a:stretch>
@@ -22588,7 +22880,7 @@
                     <pic:cNvPicPr/>
                   </pic:nvPicPr>
                   <pic:blipFill>
-                    <a:blip r:embed="rId50"/>
+                    <a:blip r:embed="rId51"/>
                     <a:stretch>
                       <a:fillRect/>
                     </a:stretch>
@@ -22716,7 +23008,7 @@
                     <pic:cNvPicPr/>
                   </pic:nvPicPr>
                   <pic:blipFill>
-                    <a:blip r:embed="rId51"/>
+                    <a:blip r:embed="rId52"/>
                     <a:stretch>
                       <a:fillRect/>
                     </a:stretch>
@@ -22833,7 +23125,7 @@
                     <pic:cNvPicPr/>
                   </pic:nvPicPr>
                   <pic:blipFill>
-                    <a:blip r:embed="rId52"/>
+                    <a:blip r:embed="rId53"/>
                     <a:stretch>
                       <a:fillRect/>
                     </a:stretch>
@@ -23011,7 +23303,7 @@
                     <pic:cNvPicPr/>
                   </pic:nvPicPr>
                   <pic:blipFill>
-                    <a:blip r:embed="rId53"/>
+                    <a:blip r:embed="rId54"/>
                     <a:stretch>
                       <a:fillRect/>
                     </a:stretch>
@@ -23139,7 +23431,7 @@
                     <pic:cNvPicPr/>
                   </pic:nvPicPr>
                   <pic:blipFill>
-                    <a:blip r:embed="rId54"/>
+                    <a:blip r:embed="rId55"/>
                     <a:stretch>
                       <a:fillRect/>
                     </a:stretch>
@@ -23267,7 +23559,7 @@
                     <pic:cNvPicPr/>
                   </pic:nvPicPr>
                   <pic:blipFill>
-                    <a:blip r:embed="rId55"/>
+                    <a:blip r:embed="rId56"/>
                     <a:stretch>
                       <a:fillRect/>
                     </a:stretch>
@@ -23396,7 +23688,7 @@
                     <pic:cNvPicPr/>
                   </pic:nvPicPr>
                   <pic:blipFill>
-                    <a:blip r:embed="rId56"/>
+                    <a:blip r:embed="rId57"/>
                     <a:stretch>
                       <a:fillRect/>
                     </a:stretch>
@@ -23522,7 +23814,7 @@
                     <pic:cNvPicPr/>
                   </pic:nvPicPr>
                   <pic:blipFill>
-                    <a:blip r:embed="rId57"/>
+                    <a:blip r:embed="rId58"/>
                     <a:stretch>
                       <a:fillRect/>
                     </a:stretch>
@@ -23700,7 +23992,7 @@
                     <pic:cNvPicPr/>
                   </pic:nvPicPr>
                   <pic:blipFill>
-                    <a:blip r:embed="rId58"/>
+                    <a:blip r:embed="rId59"/>
                     <a:stretch>
                       <a:fillRect/>
                     </a:stretch>
@@ -23828,7 +24120,7 @@
                     <pic:cNvPicPr/>
                   </pic:nvPicPr>
                   <pic:blipFill>
-                    <a:blip r:embed="rId59"/>
+                    <a:blip r:embed="rId60"/>
                     <a:stretch>
                       <a:fillRect/>
                     </a:stretch>
@@ -23956,7 +24248,7 @@
                     <pic:cNvPicPr/>
                   </pic:nvPicPr>
                   <pic:blipFill>
-                    <a:blip r:embed="rId60"/>
+                    <a:blip r:embed="rId61"/>
                     <a:stretch>
                       <a:fillRect/>
                     </a:stretch>
@@ -24083,7 +24375,7 @@
                     <pic:cNvPicPr/>
                   </pic:nvPicPr>
                   <pic:blipFill>
-                    <a:blip r:embed="rId61"/>
+                    <a:blip r:embed="rId62"/>
                     <a:stretch>
                       <a:fillRect/>
                     </a:stretch>
@@ -24210,7 +24502,7 @@
                     <pic:cNvPicPr/>
                   </pic:nvPicPr>
                   <pic:blipFill>
-                    <a:blip r:embed="rId62"/>
+                    <a:blip r:embed="rId63"/>
                     <a:stretch>
                       <a:fillRect/>
                     </a:stretch>
@@ -24327,7 +24619,7 @@
                     <pic:cNvPicPr/>
                   </pic:nvPicPr>
                   <pic:blipFill>
-                    <a:blip r:embed="rId63"/>
+                    <a:blip r:embed="rId64"/>
                     <a:stretch>
                       <a:fillRect/>
                     </a:stretch>
@@ -24505,7 +24797,7 @@
                     <pic:cNvPicPr/>
                   </pic:nvPicPr>
                   <pic:blipFill>
-                    <a:blip r:embed="rId64"/>
+                    <a:blip r:embed="rId65"/>
                     <a:stretch>
                       <a:fillRect/>
                     </a:stretch>
@@ -24610,7 +24902,7 @@
                     <pic:cNvPicPr/>
                   </pic:nvPicPr>
                   <pic:blipFill>
-                    <a:blip r:embed="rId65"/>
+                    <a:blip r:embed="rId66"/>
                     <a:stretch>
                       <a:fillRect/>
                     </a:stretch>
@@ -24737,7 +25029,7 @@
                     <pic:cNvPicPr/>
                   </pic:nvPicPr>
                   <pic:blipFill>
-                    <a:blip r:embed="rId66"/>
+                    <a:blip r:embed="rId67"/>
                     <a:stretch>
                       <a:fillRect/>
                     </a:stretch>
@@ -24915,7 +25207,7 @@
                     <pic:cNvPicPr/>
                   </pic:nvPicPr>
                   <pic:blipFill>
-                    <a:blip r:embed="rId67"/>
+                    <a:blip r:embed="rId68"/>
                     <a:stretch>
                       <a:fillRect/>
                     </a:stretch>
@@ -25041,7 +25333,7 @@
                     <pic:cNvPicPr/>
                   </pic:nvPicPr>
                   <pic:blipFill>
-                    <a:blip r:embed="rId68"/>
+                    <a:blip r:embed="rId69"/>
                     <a:stretch>
                       <a:fillRect/>
                     </a:stretch>
@@ -25169,7 +25461,7 @@
                     <pic:cNvPicPr/>
                   </pic:nvPicPr>
                   <pic:blipFill>
-                    <a:blip r:embed="rId69"/>
+                    <a:blip r:embed="rId70"/>
                     <a:stretch>
                       <a:fillRect/>
                     </a:stretch>
@@ -25292,7 +25584,7 @@
           <w:color w:val="auto"/>
         </w:rPr>
       </w:pPr>
-      <w:bookmarkStart w:id="100" w:name="_Toc164804163"/>
+      <w:bookmarkStart w:id="104" w:name="_Toc164804163"/>
       <w:r>
         <w:rPr>
           <w:b w:val="0"/>
@@ -25334,7 +25626,7 @@
         </w:rPr>
         <w:t>-тестирование</w:t>
       </w:r>
-      <w:bookmarkEnd w:id="100"/>
+      <w:bookmarkEnd w:id="104"/>
     </w:p>
     <w:p>
       <w:pPr>
@@ -26026,7 +26318,7 @@
                     <pic:cNvPicPr/>
                   </pic:nvPicPr>
                   <pic:blipFill>
-                    <a:blip r:embed="rId70"/>
+                    <a:blip r:embed="rId71"/>
                     <a:stretch>
                       <a:fillRect/>
                     </a:stretch>
@@ -26131,7 +26423,7 @@
                     <pic:cNvPicPr/>
                   </pic:nvPicPr>
                   <pic:blipFill>
-                    <a:blip r:embed="rId71"/>
+                    <a:blip r:embed="rId72"/>
                     <a:stretch>
                       <a:fillRect/>
                     </a:stretch>
@@ -26244,9 +26536,9 @@
           <w:szCs w:val="28"/>
         </w:rPr>
       </w:pPr>
-      <w:bookmarkStart w:id="101" w:name="_Toc68696103"/>
-      <w:bookmarkStart w:id="102" w:name="_Toc72275231"/>
-      <w:bookmarkStart w:id="103" w:name="_Toc103097582"/>
+      <w:bookmarkStart w:id="105" w:name="_Toc68696103"/>
+      <w:bookmarkStart w:id="106" w:name="_Toc72275231"/>
+      <w:bookmarkStart w:id="107" w:name="_Toc103097582"/>
       <w:r>
         <w:rPr>
           <w:b/>
@@ -26274,9 +26566,9 @@
           <w:szCs w:val="24"/>
         </w:rPr>
       </w:pPr>
-      <w:bookmarkStart w:id="104" w:name="_Toc104795036"/>
-      <w:bookmarkStart w:id="105" w:name="_Toc105597158"/>
-      <w:bookmarkStart w:id="106" w:name="_Toc164804164"/>
+      <w:bookmarkStart w:id="108" w:name="_Toc104795036"/>
+      <w:bookmarkStart w:id="109" w:name="_Toc105597158"/>
+      <w:bookmarkStart w:id="110" w:name="_Toc164804164"/>
       <w:r>
         <w:rPr>
           <w:b w:val="0"/>
@@ -26285,137 +26577,137 @@
         </w:rPr>
         <w:t>ЗАКЛЮЧЕНИЕ</w:t>
       </w:r>
-      <w:bookmarkEnd w:id="101"/>
-      <w:bookmarkEnd w:id="102"/>
-      <w:bookmarkEnd w:id="103"/>
-      <w:bookmarkEnd w:id="104"/>
       <w:bookmarkEnd w:id="105"/>
       <w:bookmarkEnd w:id="106"/>
-    </w:p>
-    <w:p>
-      <w:pPr>
-        <w:spacing w:line="360" w:lineRule="auto"/>
-        <w:ind w:firstLine="709"/>
-        <w:contextualSpacing/>
-        <w:jc w:val="both"/>
-        <w:rPr>
-          <w:sz w:val="28"/>
-          <w:szCs w:val="28"/>
-        </w:rPr>
-      </w:pPr>
-    </w:p>
-    <w:p>
-      <w:pPr>
-        <w:spacing w:line="360" w:lineRule="auto"/>
-        <w:ind w:firstLine="709"/>
-        <w:contextualSpacing/>
-        <w:jc w:val="both"/>
-        <w:rPr>
-          <w:sz w:val="28"/>
-          <w:szCs w:val="28"/>
-        </w:rPr>
-      </w:pPr>
-    </w:p>
-    <w:p>
-      <w:pPr>
-        <w:spacing w:line="360" w:lineRule="auto"/>
-        <w:ind w:firstLine="709"/>
-        <w:contextualSpacing/>
-        <w:jc w:val="both"/>
-        <w:rPr>
-          <w:sz w:val="28"/>
-        </w:rPr>
-      </w:pPr>
-      <w:r>
-        <w:rPr>
-          <w:sz w:val="28"/>
-        </w:rPr>
-        <w:t>В результате выполнения работы был спроектирован и разработан программный продукт для автоматизации работы склада художественного магазина. Процесс создания включал в себя анализ предметной области, проектирование приложения и базы данных, а также тестирование приложения.</w:t>
-      </w:r>
-    </w:p>
-    <w:p>
-      <w:pPr>
-        <w:spacing w:line="360" w:lineRule="auto"/>
-        <w:ind w:firstLine="709"/>
-        <w:contextualSpacing/>
-        <w:jc w:val="both"/>
-        <w:rPr>
-          <w:sz w:val="28"/>
-        </w:rPr>
-      </w:pPr>
-      <w:r>
-        <w:rPr>
-          <w:sz w:val="28"/>
-        </w:rPr>
-        <w:t>Все поставленные задачи курсовой работы были выполнены.</w:t>
-      </w:r>
-    </w:p>
-    <w:p>
-      <w:pPr>
-        <w:spacing w:line="360" w:lineRule="auto"/>
-        <w:ind w:firstLine="709"/>
-        <w:contextualSpacing/>
-        <w:jc w:val="both"/>
-        <w:rPr>
-          <w:sz w:val="28"/>
-          <w:szCs w:val="28"/>
-        </w:rPr>
-      </w:pPr>
-    </w:p>
-    <w:p>
-      <w:pPr>
-        <w:spacing w:after="160" w:line="259" w:lineRule="auto"/>
-        <w:rPr>
-          <w:sz w:val="28"/>
-          <w:szCs w:val="28"/>
-        </w:rPr>
-      </w:pPr>
-      <w:r>
-        <w:rPr>
-          <w:sz w:val="28"/>
-          <w:szCs w:val="28"/>
-        </w:rPr>
-        <w:br w:type="page"/>
-      </w:r>
-    </w:p>
-    <w:p>
-      <w:pPr>
-        <w:pStyle w:val="ad"/>
-      </w:pPr>
-      <w:bookmarkStart w:id="107" w:name="_Toc68696104"/>
-      <w:bookmarkStart w:id="108" w:name="_Toc72275232"/>
-      <w:bookmarkStart w:id="109" w:name="_Toc103097583"/>
-    </w:p>
-    <w:p>
-      <w:pPr>
-        <w:pStyle w:val="1"/>
-        <w:spacing w:line="360" w:lineRule="auto"/>
-        <w:ind w:firstLine="709"/>
-        <w:contextualSpacing/>
-        <w:jc w:val="both"/>
-        <w:rPr>
-          <w:b w:val="0"/>
-          <w:bCs w:val="0"/>
-          <w:color w:val="auto"/>
-        </w:rPr>
-      </w:pPr>
-      <w:bookmarkStart w:id="110" w:name="_Toc104795037"/>
-      <w:bookmarkStart w:id="111" w:name="_Toc105597159"/>
-      <w:bookmarkStart w:id="112" w:name="_Toc164804165"/>
-      <w:r>
-        <w:rPr>
-          <w:b w:val="0"/>
-          <w:bCs w:val="0"/>
-          <w:color w:val="auto"/>
-        </w:rPr>
-        <w:t>СПИСОК ИСПОЛЬЗОВАННЫХ ИСТОЧНИКОВ</w:t>
-      </w:r>
       <w:bookmarkEnd w:id="107"/>
       <w:bookmarkEnd w:id="108"/>
       <w:bookmarkEnd w:id="109"/>
       <w:bookmarkEnd w:id="110"/>
+    </w:p>
+    <w:p>
+      <w:pPr>
+        <w:spacing w:line="360" w:lineRule="auto"/>
+        <w:ind w:firstLine="709"/>
+        <w:contextualSpacing/>
+        <w:jc w:val="both"/>
+        <w:rPr>
+          <w:sz w:val="28"/>
+          <w:szCs w:val="28"/>
+        </w:rPr>
+      </w:pPr>
+    </w:p>
+    <w:p>
+      <w:pPr>
+        <w:spacing w:line="360" w:lineRule="auto"/>
+        <w:ind w:firstLine="709"/>
+        <w:contextualSpacing/>
+        <w:jc w:val="both"/>
+        <w:rPr>
+          <w:sz w:val="28"/>
+          <w:szCs w:val="28"/>
+        </w:rPr>
+      </w:pPr>
+    </w:p>
+    <w:p>
+      <w:pPr>
+        <w:spacing w:line="360" w:lineRule="auto"/>
+        <w:ind w:firstLine="709"/>
+        <w:contextualSpacing/>
+        <w:jc w:val="both"/>
+        <w:rPr>
+          <w:sz w:val="28"/>
+        </w:rPr>
+      </w:pPr>
+      <w:r>
+        <w:rPr>
+          <w:sz w:val="28"/>
+        </w:rPr>
+        <w:t>В результате выполнения работы был спроектирован и разработан программный продукт для автоматизации работы склада художественного магазина. Процесс создания включал в себя анализ предметной области, проектирование приложения и базы данных, а также тестирование приложения.</w:t>
+      </w:r>
+    </w:p>
+    <w:p>
+      <w:pPr>
+        <w:spacing w:line="360" w:lineRule="auto"/>
+        <w:ind w:firstLine="709"/>
+        <w:contextualSpacing/>
+        <w:jc w:val="both"/>
+        <w:rPr>
+          <w:sz w:val="28"/>
+        </w:rPr>
+      </w:pPr>
+      <w:r>
+        <w:rPr>
+          <w:sz w:val="28"/>
+        </w:rPr>
+        <w:t>Все поставленные задачи курсовой работы были выполнены.</w:t>
+      </w:r>
+    </w:p>
+    <w:p>
+      <w:pPr>
+        <w:spacing w:line="360" w:lineRule="auto"/>
+        <w:ind w:firstLine="709"/>
+        <w:contextualSpacing/>
+        <w:jc w:val="both"/>
+        <w:rPr>
+          <w:sz w:val="28"/>
+          <w:szCs w:val="28"/>
+        </w:rPr>
+      </w:pPr>
+    </w:p>
+    <w:p>
+      <w:pPr>
+        <w:spacing w:after="160" w:line="259" w:lineRule="auto"/>
+        <w:rPr>
+          <w:sz w:val="28"/>
+          <w:szCs w:val="28"/>
+        </w:rPr>
+      </w:pPr>
+      <w:r>
+        <w:rPr>
+          <w:sz w:val="28"/>
+          <w:szCs w:val="28"/>
+        </w:rPr>
+        <w:br w:type="page"/>
+      </w:r>
+    </w:p>
+    <w:p>
+      <w:pPr>
+        <w:pStyle w:val="ad"/>
+      </w:pPr>
+      <w:bookmarkStart w:id="111" w:name="_Toc68696104"/>
+      <w:bookmarkStart w:id="112" w:name="_Toc72275232"/>
+      <w:bookmarkStart w:id="113" w:name="_Toc103097583"/>
+    </w:p>
+    <w:p>
+      <w:pPr>
+        <w:pStyle w:val="1"/>
+        <w:spacing w:line="360" w:lineRule="auto"/>
+        <w:ind w:firstLine="709"/>
+        <w:contextualSpacing/>
+        <w:jc w:val="both"/>
+        <w:rPr>
+          <w:b w:val="0"/>
+          <w:bCs w:val="0"/>
+          <w:color w:val="auto"/>
+        </w:rPr>
+      </w:pPr>
+      <w:bookmarkStart w:id="114" w:name="_Toc104795037"/>
+      <w:bookmarkStart w:id="115" w:name="_Toc105597159"/>
+      <w:bookmarkStart w:id="116" w:name="_Toc164804165"/>
+      <w:r>
+        <w:rPr>
+          <w:b w:val="0"/>
+          <w:bCs w:val="0"/>
+          <w:color w:val="auto"/>
+        </w:rPr>
+        <w:t>СПИСОК ИСПОЛЬЗОВАННЫХ ИСТОЧНИКОВ</w:t>
+      </w:r>
       <w:bookmarkEnd w:id="111"/>
       <w:bookmarkEnd w:id="112"/>
+      <w:bookmarkEnd w:id="113"/>
+      <w:bookmarkEnd w:id="114"/>
+      <w:bookmarkEnd w:id="115"/>
+      <w:bookmarkEnd w:id="116"/>
     </w:p>
     <w:p>
       <w:pPr>
@@ -26741,7 +27033,7 @@
             </w:rPr>
             <w:t xml:space="preserve">[Электронный ресурс]: – Режим доступа: </w:t>
           </w:r>
-          <w:hyperlink r:id="rId72" w:history="1">
+          <w:hyperlink r:id="rId73" w:history="1">
             <w:r>
               <w:rPr>
                 <w:color w:val="000000" w:themeColor="text1"/>
@@ -27108,8 +27400,8 @@
       <w:pPr>
         <w:pStyle w:val="ad"/>
       </w:pPr>
-      <w:bookmarkStart w:id="113" w:name="_Toc68696106"/>
-      <w:bookmarkStart w:id="114" w:name="_Toc72275234"/>
+      <w:bookmarkStart w:id="117" w:name="_Toc68696106"/>
+      <w:bookmarkStart w:id="118" w:name="_Toc72275234"/>
     </w:p>
     <w:p>
       <w:pPr>
@@ -27122,9 +27414,9 @@
           <w:color w:val="auto"/>
         </w:rPr>
       </w:pPr>
-      <w:bookmarkStart w:id="115" w:name="_Toc104795038"/>
-      <w:bookmarkStart w:id="116" w:name="_Toc105597160"/>
-      <w:bookmarkStart w:id="117" w:name="_Toc164804166"/>
+      <w:bookmarkStart w:id="119" w:name="_Toc104795038"/>
+      <w:bookmarkStart w:id="120" w:name="_Toc105597160"/>
+      <w:bookmarkStart w:id="121" w:name="_Toc164804166"/>
       <w:r>
         <w:rPr>
           <w:b w:val="0"/>
@@ -27133,9 +27425,9 @@
         </w:rPr>
         <w:t xml:space="preserve">ПРИЛОЖЕНИЕ </w:t>
       </w:r>
-      <w:bookmarkEnd w:id="113"/>
-      <w:bookmarkEnd w:id="114"/>
-      <w:bookmarkEnd w:id="115"/>
+      <w:bookmarkEnd w:id="117"/>
+      <w:bookmarkEnd w:id="118"/>
+      <w:bookmarkEnd w:id="119"/>
       <w:r>
         <w:rPr>
           <w:b w:val="0"/>
@@ -27144,8 +27436,8 @@
         </w:rPr>
         <w:t>А</w:t>
       </w:r>
-      <w:bookmarkEnd w:id="116"/>
-      <w:bookmarkEnd w:id="117"/>
+      <w:bookmarkEnd w:id="120"/>
+      <w:bookmarkEnd w:id="121"/>
     </w:p>
     <w:p>
       <w:pPr>
@@ -28753,9 +29045,9 @@
           <w:lang w:val="en-US"/>
         </w:rPr>
       </w:pPr>
-      <w:bookmarkStart w:id="118" w:name="_Toc104795039"/>
-      <w:bookmarkStart w:id="119" w:name="_Toc105597161"/>
-      <w:bookmarkStart w:id="120" w:name="_Toc164804167"/>
+      <w:bookmarkStart w:id="122" w:name="_Toc104795039"/>
+      <w:bookmarkStart w:id="123" w:name="_Toc105597161"/>
+      <w:bookmarkStart w:id="124" w:name="_Toc164804167"/>
       <w:r>
         <w:rPr>
           <w:b w:val="0"/>
@@ -28781,9 +29073,9 @@
         </w:rPr>
         <w:t>Б</w:t>
       </w:r>
-      <w:bookmarkEnd w:id="118"/>
-      <w:bookmarkEnd w:id="119"/>
-      <w:bookmarkEnd w:id="120"/>
+      <w:bookmarkEnd w:id="122"/>
+      <w:bookmarkEnd w:id="123"/>
+      <w:bookmarkEnd w:id="124"/>
     </w:p>
     <w:p>
       <w:pPr>
@@ -39741,7 +40033,7 @@
           <w:color w:val="auto"/>
         </w:rPr>
       </w:pPr>
-      <w:bookmarkStart w:id="121" w:name="_Toc164804168"/>
+      <w:bookmarkStart w:id="125" w:name="_Toc164804168"/>
       <w:r>
         <w:rPr>
           <w:b w:val="0"/>
@@ -39759,7 +40051,7 @@
         </w:rPr>
         <w:t>B</w:t>
       </w:r>
-      <w:bookmarkEnd w:id="121"/>
+      <w:bookmarkEnd w:id="125"/>
     </w:p>
     <w:p>
       <w:pPr>
@@ -41840,10 +42132,10 @@
       </w:r>
     </w:p>
     <w:sectPr>
-      <w:headerReference w:type="default" r:id="rId73"/>
-      <w:footerReference w:type="default" r:id="rId74"/>
-      <w:headerReference w:type="first" r:id="rId75"/>
-      <w:footerReference w:type="first" r:id="rId76"/>
+      <w:headerReference w:type="default" r:id="rId74"/>
+      <w:footerReference w:type="default" r:id="rId75"/>
+      <w:headerReference w:type="first" r:id="rId76"/>
+      <w:footerReference w:type="first" r:id="rId77"/>
       <w:pgSz w:w="11906" w:h="16838" w:code="9"/>
       <w:pgMar w:top="851" w:right="567" w:bottom="1134" w:left="1418" w:header="284" w:footer="0" w:gutter="0"/>
       <w:cols w:space="708"/>

--- a/отчет/КП_Костин_ИПсп-123.docx
+++ b/отчет/КП_Костин_ИПсп-123.docx
@@ -11176,7 +11176,21 @@
           <w:sz w:val="28"/>
           <w:szCs w:val="28"/>
         </w:rPr>
-        <w:t xml:space="preserve"> Case) описывает взаимодействие пользователей системы с её функциями. В системе предусмотрены две роли: администратор и организатор мероприятий. Диаграмма прецедентов представлена на рисунке 2.2.</w:t>
+        <w:t xml:space="preserve"> Case) описывает взаимодействие пользователей системы с её функциями. В системе предусмотрены две роли: администратор и организатор мероприятий. Диаграмма прецедентов представлена на рисунке 2.</w:t>
+      </w:r>
+      <w:r>
+        <w:rPr>
+          <w:sz w:val="28"/>
+          <w:szCs w:val="28"/>
+        </w:rPr>
+        <w:t>3</w:t>
+      </w:r>
+      <w:r>
+        <w:rPr>
+          <w:sz w:val="28"/>
+          <w:szCs w:val="28"/>
+        </w:rPr>
+        <w:t>.</w:t>
       </w:r>
     </w:p>
     <w:p>
@@ -11272,13 +11286,33 @@
           <w:shd w:val="clear" w:color="auto" w:fill="FFFFFF"/>
           <w:lang w:eastAsia="ja-JP"/>
         </w:rPr>
-        <w:t>Рисунок 2.2 – Д</w:t>
-      </w:r>
-      <w:r>
-        <w:rPr>
+        <w:t>Рисунок 2.</w:t>
+      </w:r>
+      <w:r>
+        <w:rPr>
+          <w:rFonts w:eastAsiaTheme="minorEastAsia"/>
           <w:sz w:val="26"/>
           <w:szCs w:val="26"/>
           <w:shd w:val="clear" w:color="auto" w:fill="FFFFFF"/>
+          <w:lang w:eastAsia="ja-JP"/>
+        </w:rPr>
+        <w:t>3</w:t>
+      </w:r>
+      <w:r>
+        <w:rPr>
+          <w:rFonts w:eastAsiaTheme="minorEastAsia"/>
+          <w:sz w:val="26"/>
+          <w:szCs w:val="26"/>
+          <w:shd w:val="clear" w:color="auto" w:fill="FFFFFF"/>
+          <w:lang w:eastAsia="ja-JP"/>
+        </w:rPr>
+        <w:t xml:space="preserve"> – Д</w:t>
+      </w:r>
+      <w:r>
+        <w:rPr>
+          <w:sz w:val="26"/>
+          <w:szCs w:val="26"/>
+          <w:shd w:val="clear" w:color="auto" w:fill="FFFFFF"/>
         </w:rPr>
         <w:t>иаграмма вариантов использования</w:t>
       </w:r>
@@ -11294,7 +11328,9 @@
           <w:szCs w:val="28"/>
         </w:rPr>
       </w:pPr>
-    </w:p>
+      <w:bookmarkStart w:id="49" w:name="_Hlk227238414"/>
+    </w:p>
+    <w:bookmarkEnd w:id="49"/>
     <w:p>
       <w:pPr>
         <w:spacing w:line="360" w:lineRule="auto"/>
@@ -11501,8 +11537,8 @@
           <w:lang w:eastAsia="en-US"/>
         </w:rPr>
       </w:pPr>
-      <w:bookmarkStart w:id="49" w:name="_Toc105597145"/>
-      <w:bookmarkStart w:id="50" w:name="_Toc164804151"/>
+      <w:bookmarkStart w:id="50" w:name="_Toc105597145"/>
+      <w:bookmarkStart w:id="51" w:name="_Toc164804151"/>
       <w:r>
         <w:t xml:space="preserve">2.4 </w:t>
       </w:r>
@@ -11512,8 +11548,8 @@
       <w:r>
         <w:t>Диаграмма активностей</w:t>
       </w:r>
-      <w:bookmarkEnd w:id="49"/>
       <w:bookmarkEnd w:id="50"/>
+      <w:bookmarkEnd w:id="51"/>
     </w:p>
     <w:p>
       <w:pPr>
@@ -11598,7 +11634,7 @@
       <w:pPr>
         <w:pStyle w:val="22"/>
       </w:pPr>
-      <w:bookmarkStart w:id="51" w:name="_Toc164804152"/>
+      <w:bookmarkStart w:id="52" w:name="_Toc164804152"/>
       <w:r>
         <w:t>2.5</w:t>
       </w:r>
@@ -11606,7 +11642,7 @@
         <w:tab/>
         <w:t>Проектирование интерфейса</w:t>
       </w:r>
-      <w:bookmarkEnd w:id="51"/>
+      <w:bookmarkEnd w:id="52"/>
       <w:r>
         <w:t xml:space="preserve"> </w:t>
       </w:r>
@@ -11653,15 +11689,13 @@
         </w:rPr>
         <w:t xml:space="preserve">Пользовательский интерфейс приложения выполнен в виде адаптивного веб-интерфейса </w:t>
       </w:r>
-      <w:proofErr w:type="gramStart"/>
-      <w:r>
-        <w:rPr>
-          <w:sz w:val="28"/>
-          <w:szCs w:val="28"/>
-        </w:rPr>
-        <w:t>на основе стандартными средствами</w:t>
-      </w:r>
-      <w:proofErr w:type="gramEnd"/>
+      <w:r>
+        <w:rPr>
+          <w:sz w:val="28"/>
+          <w:szCs w:val="28"/>
+        </w:rPr>
+        <w:t>на основе стандартных средств</w:t>
+      </w:r>
       <w:r>
         <w:rPr>
           <w:sz w:val="28"/>
@@ -11764,45 +11798,69 @@
       </w:pPr>
       <w:r>
         <w:rPr>
+          <w:noProof/>
           <w:sz w:val="28"/>
           <w:szCs w:val="28"/>
         </w:rPr>
         <w:lastRenderedPageBreak/>
+        <w:drawing>
+          <wp:inline distT="0" distB="0" distL="0" distR="0" wp14:anchorId="6CF9A32C" wp14:editId="7D5BBEB5">
+            <wp:extent cx="5423101" cy="3092824"/>
+            <wp:effectExtent l="0" t="0" r="0" b="6350"/>
+            <wp:docPr id="29963706" name="Рисунок 6"/>
+            <wp:cNvGraphicFramePr>
+              <a:graphicFrameLocks xmlns:a="http://schemas.openxmlformats.org/drawingml/2006/main" noChangeAspect="1"/>
+            </wp:cNvGraphicFramePr>
+            <a:graphic xmlns:a="http://schemas.openxmlformats.org/drawingml/2006/main">
+              <a:graphicData uri="http://schemas.openxmlformats.org/drawingml/2006/picture">
+                <pic:pic xmlns:pic="http://schemas.openxmlformats.org/drawingml/2006/picture">
+                  <pic:nvPicPr>
+                    <pic:cNvPr id="29963706" name="Рисунок 29963706"/>
+                    <pic:cNvPicPr/>
+                  </pic:nvPicPr>
+                  <pic:blipFill>
+                    <a:blip r:embed="rId11" cstate="print">
+                      <a:extLst>
+                        <a:ext uri="{28A0092B-C50C-407E-A947-70E740481C1C}">
+                          <a14:useLocalDpi xmlns:a14="http://schemas.microsoft.com/office/drawing/2010/main" val="0"/>
+                        </a:ext>
+                      </a:extLst>
+                    </a:blip>
+                    <a:stretch>
+                      <a:fillRect/>
+                    </a:stretch>
+                  </pic:blipFill>
+                  <pic:spPr>
+                    <a:xfrm>
+                      <a:off x="0" y="0"/>
+                      <a:ext cx="5429958" cy="3096734"/>
+                    </a:xfrm>
+                    <a:prstGeom prst="rect">
+                      <a:avLst/>
+                    </a:prstGeom>
+                  </pic:spPr>
+                </pic:pic>
+              </a:graphicData>
+            </a:graphic>
+          </wp:inline>
+        </w:drawing>
+      </w:r>
+    </w:p>
+    <w:p>
+      <w:pPr>
+        <w:spacing w:line="360" w:lineRule="auto"/>
+        <w:jc w:val="center"/>
+        <w:rPr>
+          <w:sz w:val="28"/>
+          <w:szCs w:val="28"/>
+        </w:rPr>
+      </w:pPr>
+      <w:r>
+        <w:rPr>
+          <w:sz w:val="28"/>
+          <w:szCs w:val="28"/>
+        </w:rPr>
         <w:t>Рисунок 2.4 – Макет страницы каталога игр (Games/Index)</w:t>
-      </w:r>
-    </w:p>
-    <w:p>
-      <w:pPr>
-        <w:spacing w:line="360" w:lineRule="auto"/>
-        <w:jc w:val="center"/>
-        <w:rPr>
-          <w:sz w:val="28"/>
-          <w:szCs w:val="28"/>
-        </w:rPr>
-      </w:pPr>
-      <w:r>
-        <w:rPr>
-          <w:sz w:val="28"/>
-          <w:szCs w:val="28"/>
-        </w:rPr>
-        <w:t>Рисунок 2.5 – Макет страницы создания игровой сессии</w:t>
-      </w:r>
-    </w:p>
-    <w:p>
-      <w:pPr>
-        <w:spacing w:line="360" w:lineRule="auto"/>
-        <w:jc w:val="center"/>
-        <w:rPr>
-          <w:sz w:val="28"/>
-          <w:szCs w:val="28"/>
-        </w:rPr>
-      </w:pPr>
-      <w:r>
-        <w:rPr>
-          <w:sz w:val="28"/>
-          <w:szCs w:val="28"/>
-        </w:rPr>
-        <w:t>Рисунок 2.6 – Макет страницы детальной информации о сессии</w:t>
       </w:r>
     </w:p>
     <w:p>
@@ -11816,12 +11874,80 @@
           <w:szCs w:val="28"/>
         </w:rPr>
       </w:pPr>
-      <w:r>
-        <w:rPr>
-          <w:sz w:val="28"/>
-          <w:szCs w:val="28"/>
-        </w:rPr>
-        <w:t>При проектировании форм ввода учтены требования валидации: обязательные поля помечены, ошибки валидации отображаются непосредственно у соответствующих полей. Для поля телефона реализовано автоматическое форматирование в формате +7 (XXX) XXX-XX-XX с поддержкой ввода с символов 8 и +7.</w:t>
+    </w:p>
+    <w:p>
+      <w:pPr>
+        <w:spacing w:line="360" w:lineRule="auto"/>
+        <w:jc w:val="center"/>
+        <w:rPr>
+          <w:sz w:val="28"/>
+          <w:szCs w:val="28"/>
+        </w:rPr>
+      </w:pPr>
+      <w:r>
+        <w:rPr>
+          <w:noProof/>
+          <w:sz w:val="28"/>
+          <w:szCs w:val="28"/>
+        </w:rPr>
+        <w:drawing>
+          <wp:inline distT="0" distB="0" distL="0" distR="0" wp14:anchorId="06B9E310" wp14:editId="125FB97D">
+            <wp:extent cx="3209364" cy="3325821"/>
+            <wp:effectExtent l="0" t="0" r="3810" b="1905"/>
+            <wp:docPr id="334873936" name="Рисунок 7"/>
+            <wp:cNvGraphicFramePr>
+              <a:graphicFrameLocks xmlns:a="http://schemas.openxmlformats.org/drawingml/2006/main" noChangeAspect="1"/>
+            </wp:cNvGraphicFramePr>
+            <a:graphic xmlns:a="http://schemas.openxmlformats.org/drawingml/2006/main">
+              <a:graphicData uri="http://schemas.openxmlformats.org/drawingml/2006/picture">
+                <pic:pic xmlns:pic="http://schemas.openxmlformats.org/drawingml/2006/picture">
+                  <pic:nvPicPr>
+                    <pic:cNvPr id="334873936" name="Рисунок 334873936"/>
+                    <pic:cNvPicPr/>
+                  </pic:nvPicPr>
+                  <pic:blipFill>
+                    <a:blip r:embed="rId12" cstate="print">
+                      <a:extLst>
+                        <a:ext uri="{28A0092B-C50C-407E-A947-70E740481C1C}">
+                          <a14:useLocalDpi xmlns:a14="http://schemas.microsoft.com/office/drawing/2010/main" val="0"/>
+                        </a:ext>
+                      </a:extLst>
+                    </a:blip>
+                    <a:stretch>
+                      <a:fillRect/>
+                    </a:stretch>
+                  </pic:blipFill>
+                  <pic:spPr>
+                    <a:xfrm>
+                      <a:off x="0" y="0"/>
+                      <a:ext cx="3213732" cy="3330347"/>
+                    </a:xfrm>
+                    <a:prstGeom prst="rect">
+                      <a:avLst/>
+                    </a:prstGeom>
+                  </pic:spPr>
+                </pic:pic>
+              </a:graphicData>
+            </a:graphic>
+          </wp:inline>
+        </w:drawing>
+      </w:r>
+    </w:p>
+    <w:p>
+      <w:pPr>
+        <w:spacing w:line="360" w:lineRule="auto"/>
+        <w:jc w:val="center"/>
+        <w:rPr>
+          <w:sz w:val="28"/>
+          <w:szCs w:val="28"/>
+        </w:rPr>
+      </w:pPr>
+      <w:r>
+        <w:rPr>
+          <w:sz w:val="28"/>
+          <w:szCs w:val="28"/>
+        </w:rPr>
+        <w:t>Рисунок 2.5 – Макет страницы создания игровой сессии</w:t>
       </w:r>
     </w:p>
     <w:p>
@@ -11838,9 +11964,128 @@
     </w:p>
     <w:p>
       <w:pPr>
+        <w:spacing w:line="360" w:lineRule="auto"/>
+        <w:jc w:val="center"/>
+        <w:rPr>
+          <w:sz w:val="28"/>
+          <w:szCs w:val="28"/>
+        </w:rPr>
+      </w:pPr>
+      <w:r>
+        <w:rPr>
+          <w:noProof/>
+          <w:sz w:val="28"/>
+          <w:szCs w:val="28"/>
+        </w:rPr>
+        <w:lastRenderedPageBreak/>
+        <w:drawing>
+          <wp:inline distT="0" distB="0" distL="0" distR="0" wp14:anchorId="2698121F" wp14:editId="71E8FDDB">
+            <wp:extent cx="5647764" cy="2378425"/>
+            <wp:effectExtent l="0" t="0" r="3810" b="0"/>
+            <wp:docPr id="425548037" name="Рисунок 8"/>
+            <wp:cNvGraphicFramePr>
+              <a:graphicFrameLocks xmlns:a="http://schemas.openxmlformats.org/drawingml/2006/main" noChangeAspect="1"/>
+            </wp:cNvGraphicFramePr>
+            <a:graphic xmlns:a="http://schemas.openxmlformats.org/drawingml/2006/main">
+              <a:graphicData uri="http://schemas.openxmlformats.org/drawingml/2006/picture">
+                <pic:pic xmlns:pic="http://schemas.openxmlformats.org/drawingml/2006/picture">
+                  <pic:nvPicPr>
+                    <pic:cNvPr id="425548037" name="Рисунок 425548037"/>
+                    <pic:cNvPicPr/>
+                  </pic:nvPicPr>
+                  <pic:blipFill>
+                    <a:blip r:embed="rId13" cstate="print">
+                      <a:extLst>
+                        <a:ext uri="{28A0092B-C50C-407E-A947-70E740481C1C}">
+                          <a14:useLocalDpi xmlns:a14="http://schemas.microsoft.com/office/drawing/2010/main" val="0"/>
+                        </a:ext>
+                      </a:extLst>
+                    </a:blip>
+                    <a:stretch>
+                      <a:fillRect/>
+                    </a:stretch>
+                  </pic:blipFill>
+                  <pic:spPr>
+                    <a:xfrm>
+                      <a:off x="0" y="0"/>
+                      <a:ext cx="5657632" cy="2382581"/>
+                    </a:xfrm>
+                    <a:prstGeom prst="rect">
+                      <a:avLst/>
+                    </a:prstGeom>
+                  </pic:spPr>
+                </pic:pic>
+              </a:graphicData>
+            </a:graphic>
+          </wp:inline>
+        </w:drawing>
+      </w:r>
+    </w:p>
+    <w:p>
+      <w:pPr>
+        <w:spacing w:line="360" w:lineRule="auto"/>
+        <w:jc w:val="center"/>
+        <w:rPr>
+          <w:sz w:val="28"/>
+          <w:szCs w:val="28"/>
+        </w:rPr>
+      </w:pPr>
+      <w:r>
+        <w:rPr>
+          <w:sz w:val="28"/>
+          <w:szCs w:val="28"/>
+        </w:rPr>
+        <w:t>Рисунок 2.6 – Макет страницы детальной информации о сессии</w:t>
+      </w:r>
+    </w:p>
+    <w:p>
+      <w:pPr>
+        <w:spacing w:line="360" w:lineRule="auto"/>
+        <w:ind w:firstLine="709"/>
+        <w:contextualSpacing/>
+        <w:jc w:val="both"/>
+        <w:rPr>
+          <w:sz w:val="28"/>
+          <w:szCs w:val="28"/>
+        </w:rPr>
+      </w:pPr>
+    </w:p>
+    <w:p>
+      <w:pPr>
+        <w:spacing w:line="360" w:lineRule="auto"/>
+        <w:ind w:firstLine="709"/>
+        <w:contextualSpacing/>
+        <w:jc w:val="both"/>
+        <w:rPr>
+          <w:sz w:val="28"/>
+          <w:szCs w:val="28"/>
+        </w:rPr>
+      </w:pPr>
+      <w:r>
+        <w:rPr>
+          <w:sz w:val="28"/>
+          <w:szCs w:val="28"/>
+        </w:rPr>
+        <w:t>При проектировании форм ввода учтены требования валидации: обязательные поля помечены, ошибки валидации отображаются непосредственно у соответствующих полей. Для поля телефона реализовано автоматическое форматирование в формате +7 (XXX) XXX-XX-XX с поддержкой ввода с символов 8 и +7.</w:t>
+      </w:r>
+    </w:p>
+    <w:p>
+      <w:pPr>
+        <w:spacing w:line="360" w:lineRule="auto"/>
+        <w:ind w:firstLine="709"/>
+        <w:contextualSpacing/>
+        <w:jc w:val="both"/>
+        <w:rPr>
+          <w:sz w:val="28"/>
+          <w:szCs w:val="28"/>
+        </w:rPr>
+      </w:pPr>
+    </w:p>
+    <w:p>
+      <w:pPr>
         <w:pStyle w:val="22"/>
       </w:pPr>
-      <w:bookmarkStart w:id="52" w:name="_Toc164804153"/>
+      <w:bookmarkStart w:id="53" w:name="_Toc164804153"/>
       <w:r>
         <w:t>2.6</w:t>
       </w:r>
@@ -11848,7 +12093,7 @@
         <w:tab/>
         <w:t>Диаграмма классов</w:t>
       </w:r>
-      <w:bookmarkEnd w:id="52"/>
+      <w:bookmarkEnd w:id="53"/>
       <w:r>
         <w:t xml:space="preserve"> </w:t>
       </w:r>
@@ -12047,6 +12292,7 @@
           <w:sz w:val="28"/>
           <w:szCs w:val="28"/>
         </w:rPr>
+        <w:lastRenderedPageBreak/>
         <w:t>GameSession</w:t>
       </w:r>
       <w:proofErr w:type="spellEnd"/>
@@ -12223,7 +12469,6 @@
           <w:sz w:val="28"/>
           <w:szCs w:val="28"/>
         </w:rPr>
-        <w:lastRenderedPageBreak/>
         <w:t>GameCategoryAssignment</w:t>
       </w:r>
       <w:proofErr w:type="spellEnd"/>
@@ -12310,9 +12555,9 @@
           <w:szCs w:val="24"/>
         </w:rPr>
       </w:pPr>
-      <w:bookmarkStart w:id="53" w:name="_Toc104795026"/>
-      <w:bookmarkStart w:id="54" w:name="_Toc105597148"/>
-      <w:bookmarkStart w:id="55" w:name="_Toc164804154"/>
+      <w:bookmarkStart w:id="54" w:name="_Toc104795026"/>
+      <w:bookmarkStart w:id="55" w:name="_Toc105597148"/>
+      <w:bookmarkStart w:id="56" w:name="_Toc164804154"/>
       <w:r>
         <w:t xml:space="preserve">3 </w:t>
       </w:r>
@@ -12320,9 +12565,9 @@
         <w:tab/>
         <w:t>РАЗРАБОТКА ПРИЛОЖЕНИЯ</w:t>
       </w:r>
-      <w:bookmarkEnd w:id="53"/>
       <w:bookmarkEnd w:id="54"/>
       <w:bookmarkEnd w:id="55"/>
+      <w:bookmarkEnd w:id="56"/>
     </w:p>
     <w:p>
       <w:pPr>
@@ -12357,12 +12602,12 @@
           <w:lang w:eastAsia="en-US"/>
         </w:rPr>
       </w:pPr>
-      <w:bookmarkStart w:id="56" w:name="_Toc68696094"/>
-      <w:bookmarkStart w:id="57" w:name="_Toc72275223"/>
-      <w:bookmarkStart w:id="58" w:name="_Toc103097574"/>
-      <w:bookmarkStart w:id="59" w:name="_Toc104795027"/>
-      <w:bookmarkStart w:id="60" w:name="_Toc105597149"/>
-      <w:bookmarkStart w:id="61" w:name="_Toc164804155"/>
+      <w:bookmarkStart w:id="57" w:name="_Toc68696094"/>
+      <w:bookmarkStart w:id="58" w:name="_Toc72275223"/>
+      <w:bookmarkStart w:id="59" w:name="_Toc103097574"/>
+      <w:bookmarkStart w:id="60" w:name="_Toc104795027"/>
+      <w:bookmarkStart w:id="61" w:name="_Toc105597149"/>
+      <w:bookmarkStart w:id="62" w:name="_Toc164804155"/>
       <w:r>
         <w:t xml:space="preserve">3.1 </w:t>
       </w:r>
@@ -12370,12 +12615,12 @@
         <w:tab/>
         <w:t>Инструментальные средства разработки приложения</w:t>
       </w:r>
-      <w:bookmarkEnd w:id="56"/>
       <w:bookmarkEnd w:id="57"/>
       <w:bookmarkEnd w:id="58"/>
       <w:bookmarkEnd w:id="59"/>
       <w:bookmarkEnd w:id="60"/>
       <w:bookmarkEnd w:id="61"/>
+      <w:bookmarkEnd w:id="62"/>
     </w:p>
     <w:p>
       <w:pPr>
@@ -12636,6 +12881,7 @@
           <w:sz w:val="28"/>
           <w:lang w:eastAsia="ja-JP"/>
         </w:rPr>
+        <w:lastRenderedPageBreak/>
         <w:t>Visual Studio обладает удобным интерфейсом, мощными инструментами разработки, отладки и профилирования кода. Выбор обусловлен комфортной работой с .NET технологиями и интеграцией с другими инструментами Microsoft.</w:t>
       </w:r>
     </w:p>
@@ -12657,16 +12903,7 @@
           <w:sz w:val="28"/>
           <w:lang w:eastAsia="ja-JP"/>
         </w:rPr>
-        <w:t xml:space="preserve">.NET 8 поддерживает различные типы приложений, включая WPF, и обеспечивает высокую совместимость с предыдущими версиями .NET. Выбор </w:t>
-      </w:r>
-      <w:r>
-        <w:rPr>
-          <w:rFonts w:eastAsiaTheme="minorEastAsia"/>
-          <w:sz w:val="28"/>
-          <w:lang w:eastAsia="ja-JP"/>
-        </w:rPr>
-        <w:lastRenderedPageBreak/>
-        <w:t>обусловлен использованием новых возможностей платформы и удобством разработки.</w:t>
+        <w:t>.NET 8 поддерживает различные типы приложений, включая WPF, и обеспечивает высокую совместимость с предыдущими версиями .NET. Выбор обусловлен использованием новых возможностей платформы и удобством разработки.</w:t>
       </w:r>
     </w:p>
     <w:p>
@@ -12767,12 +13004,12 @@
           <w:lang w:eastAsia="en-US"/>
         </w:rPr>
       </w:pPr>
-      <w:bookmarkStart w:id="62" w:name="_Toc68696095"/>
-      <w:bookmarkStart w:id="63" w:name="_Toc72275224"/>
-      <w:bookmarkStart w:id="64" w:name="_Toc103097575"/>
-      <w:bookmarkStart w:id="65" w:name="_Toc104795028"/>
-      <w:bookmarkStart w:id="66" w:name="_Toc105597150"/>
-      <w:bookmarkStart w:id="67" w:name="_Toc164804156"/>
+      <w:bookmarkStart w:id="63" w:name="_Toc68696095"/>
+      <w:bookmarkStart w:id="64" w:name="_Toc72275224"/>
+      <w:bookmarkStart w:id="65" w:name="_Toc103097575"/>
+      <w:bookmarkStart w:id="66" w:name="_Toc104795028"/>
+      <w:bookmarkStart w:id="67" w:name="_Toc105597150"/>
+      <w:bookmarkStart w:id="68" w:name="_Toc164804156"/>
       <w:r>
         <w:t xml:space="preserve">3.2 </w:t>
       </w:r>
@@ -12780,12 +13017,12 @@
         <w:tab/>
         <w:t>Реализация базы данных</w:t>
       </w:r>
-      <w:bookmarkEnd w:id="62"/>
       <w:bookmarkEnd w:id="63"/>
       <w:bookmarkEnd w:id="64"/>
       <w:bookmarkEnd w:id="65"/>
       <w:bookmarkEnd w:id="66"/>
       <w:bookmarkEnd w:id="67"/>
+      <w:bookmarkEnd w:id="68"/>
     </w:p>
     <w:p>
       <w:pPr>
@@ -12873,7 +13110,7 @@
                     <pic:cNvPicPr/>
                   </pic:nvPicPr>
                   <pic:blipFill>
-                    <a:blip r:embed="rId11" cstate="print">
+                    <a:blip r:embed="rId14" cstate="print">
                       <a:extLst>
                         <a:ext uri="{28A0092B-C50C-407E-A947-70E740481C1C}">
                           <a14:useLocalDpi xmlns:a14="http://schemas.microsoft.com/office/drawing/2010/main" val="0"/>
@@ -12995,12 +13232,12 @@
           <w:lang w:eastAsia="en-US"/>
         </w:rPr>
       </w:pPr>
-      <w:bookmarkStart w:id="68" w:name="_Toc68696096"/>
-      <w:bookmarkStart w:id="69" w:name="_Toc72275225"/>
-      <w:bookmarkStart w:id="70" w:name="_Toc103097576"/>
-      <w:bookmarkStart w:id="71" w:name="_Toc104795029"/>
-      <w:bookmarkStart w:id="72" w:name="_Toc105597151"/>
-      <w:bookmarkStart w:id="73" w:name="_Toc164804157"/>
+      <w:bookmarkStart w:id="69" w:name="_Toc68696096"/>
+      <w:bookmarkStart w:id="70" w:name="_Toc72275225"/>
+      <w:bookmarkStart w:id="71" w:name="_Toc103097576"/>
+      <w:bookmarkStart w:id="72" w:name="_Toc104795029"/>
+      <w:bookmarkStart w:id="73" w:name="_Toc105597151"/>
+      <w:bookmarkStart w:id="74" w:name="_Toc164804157"/>
       <w:r>
         <w:t xml:space="preserve">3.3 </w:t>
       </w:r>
@@ -13008,12 +13245,12 @@
         <w:tab/>
         <w:t>Структура классов приложения</w:t>
       </w:r>
-      <w:bookmarkEnd w:id="68"/>
       <w:bookmarkEnd w:id="69"/>
       <w:bookmarkEnd w:id="70"/>
       <w:bookmarkEnd w:id="71"/>
       <w:bookmarkEnd w:id="72"/>
       <w:bookmarkEnd w:id="73"/>
+      <w:bookmarkEnd w:id="74"/>
     </w:p>
     <w:p>
       <w:pPr>
@@ -13661,12 +13898,12 @@
       <w:pPr>
         <w:pStyle w:val="22"/>
       </w:pPr>
-      <w:bookmarkStart w:id="74" w:name="_Toc68696097"/>
-      <w:bookmarkStart w:id="75" w:name="_Toc72275226"/>
-      <w:bookmarkStart w:id="76" w:name="_Toc103097577"/>
-      <w:bookmarkStart w:id="77" w:name="_Toc104795030"/>
-      <w:bookmarkStart w:id="78" w:name="_Toc105597152"/>
-      <w:bookmarkStart w:id="79" w:name="_Toc164804158"/>
+      <w:bookmarkStart w:id="75" w:name="_Toc68696097"/>
+      <w:bookmarkStart w:id="76" w:name="_Toc72275226"/>
+      <w:bookmarkStart w:id="77" w:name="_Toc103097577"/>
+      <w:bookmarkStart w:id="78" w:name="_Toc104795030"/>
+      <w:bookmarkStart w:id="79" w:name="_Toc105597152"/>
+      <w:bookmarkStart w:id="80" w:name="_Toc164804158"/>
       <w:r>
         <w:t xml:space="preserve">3.4 </w:t>
       </w:r>
@@ -13674,12 +13911,12 @@
         <w:tab/>
         <w:t>Разработка интерфейса</w:t>
       </w:r>
-      <w:bookmarkEnd w:id="74"/>
       <w:bookmarkEnd w:id="75"/>
       <w:bookmarkEnd w:id="76"/>
       <w:bookmarkEnd w:id="77"/>
       <w:bookmarkEnd w:id="78"/>
       <w:bookmarkEnd w:id="79"/>
+      <w:bookmarkEnd w:id="80"/>
     </w:p>
     <w:p>
       <w:pPr>
@@ -13764,7 +14001,7 @@
                     <pic:cNvPicPr/>
                   </pic:nvPicPr>
                   <pic:blipFill>
-                    <a:blip r:embed="rId12"/>
+                    <a:blip r:embed="rId15"/>
                     <a:stretch>
                       <a:fillRect/>
                     </a:stretch>
@@ -13873,7 +14110,7 @@
                     <pic:cNvPicPr/>
                   </pic:nvPicPr>
                   <pic:blipFill>
-                    <a:blip r:embed="rId13"/>
+                    <a:blip r:embed="rId16"/>
                     <a:stretch>
                       <a:fillRect/>
                     </a:stretch>
@@ -13983,7 +14220,7 @@
                     <pic:cNvPicPr/>
                   </pic:nvPicPr>
                   <pic:blipFill>
-                    <a:blip r:embed="rId14"/>
+                    <a:blip r:embed="rId17"/>
                     <a:stretch>
                       <a:fillRect/>
                     </a:stretch>
@@ -14092,7 +14329,7 @@
                     <pic:cNvPicPr/>
                   </pic:nvPicPr>
                   <pic:blipFill>
-                    <a:blip r:embed="rId15"/>
+                    <a:blip r:embed="rId18"/>
                     <a:stretch>
                       <a:fillRect/>
                     </a:stretch>
@@ -14191,7 +14428,7 @@
                     <pic:cNvPicPr/>
                   </pic:nvPicPr>
                   <pic:blipFill>
-                    <a:blip r:embed="rId16"/>
+                    <a:blip r:embed="rId19"/>
                     <a:stretch>
                       <a:fillRect/>
                     </a:stretch>
@@ -14300,7 +14537,7 @@
                     <pic:cNvPicPr/>
                   </pic:nvPicPr>
                   <pic:blipFill>
-                    <a:blip r:embed="rId17"/>
+                    <a:blip r:embed="rId20"/>
                     <a:stretch>
                       <a:fillRect/>
                     </a:stretch>
@@ -14410,7 +14647,7 @@
                     <pic:cNvPicPr/>
                   </pic:nvPicPr>
                   <pic:blipFill>
-                    <a:blip r:embed="rId18"/>
+                    <a:blip r:embed="rId21"/>
                     <a:stretch>
                       <a:fillRect/>
                     </a:stretch>
@@ -14519,7 +14756,7 @@
                     <pic:cNvPicPr/>
                   </pic:nvPicPr>
                   <pic:blipFill>
-                    <a:blip r:embed="rId19"/>
+                    <a:blip r:embed="rId22"/>
                     <a:stretch>
                       <a:fillRect/>
                     </a:stretch>
@@ -14629,7 +14866,7 @@
                     <pic:cNvPicPr/>
                   </pic:nvPicPr>
                   <pic:blipFill>
-                    <a:blip r:embed="rId20"/>
+                    <a:blip r:embed="rId23"/>
                     <a:stretch>
                       <a:fillRect/>
                     </a:stretch>
@@ -14738,7 +14975,7 @@
                     <pic:cNvPicPr/>
                   </pic:nvPicPr>
                   <pic:blipFill>
-                    <a:blip r:embed="rId21"/>
+                    <a:blip r:embed="rId24"/>
                     <a:stretch>
                       <a:fillRect/>
                     </a:stretch>
@@ -14831,6 +15068,7 @@
           <w:sz w:val="28"/>
           <w:szCs w:val="28"/>
         </w:rPr>
+        <w:lastRenderedPageBreak/>
         <w:drawing>
           <wp:inline distT="0" distB="0" distL="0" distR="0" wp14:anchorId="0CBFCCDE" wp14:editId="2A8A752C">
             <wp:extent cx="3483958" cy="2860431"/>
@@ -14847,7 +15085,7 @@
                     <pic:cNvPicPr/>
                   </pic:nvPicPr>
                   <pic:blipFill>
-                    <a:blip r:embed="rId22"/>
+                    <a:blip r:embed="rId25"/>
                     <a:stretch>
                       <a:fillRect/>
                     </a:stretch>
@@ -14940,7 +15178,6 @@
           <w:sz w:val="28"/>
           <w:szCs w:val="28"/>
         </w:rPr>
-        <w:lastRenderedPageBreak/>
         <w:drawing>
           <wp:inline distT="0" distB="0" distL="0" distR="0" wp14:anchorId="3AE44AFE" wp14:editId="2F116C77">
             <wp:extent cx="3188677" cy="3235314"/>
@@ -14957,7 +15194,7 @@
                     <pic:cNvPicPr/>
                   </pic:nvPicPr>
                   <pic:blipFill>
-                    <a:blip r:embed="rId23"/>
+                    <a:blip r:embed="rId26"/>
                     <a:stretch>
                       <a:fillRect/>
                     </a:stretch>
@@ -15050,6 +15287,7 @@
           <w:sz w:val="28"/>
           <w:szCs w:val="28"/>
         </w:rPr>
+        <w:lastRenderedPageBreak/>
         <w:drawing>
           <wp:inline distT="0" distB="0" distL="0" distR="0" wp14:anchorId="7A9490C7" wp14:editId="7932DD74">
             <wp:extent cx="3300046" cy="3348310"/>
@@ -15066,7 +15304,7 @@
                     <pic:cNvPicPr/>
                   </pic:nvPicPr>
                   <pic:blipFill>
-                    <a:blip r:embed="rId24"/>
+                    <a:blip r:embed="rId27"/>
                     <a:stretch>
                       <a:fillRect/>
                     </a:stretch>
@@ -15159,7 +15397,6 @@
           <w:sz w:val="28"/>
           <w:szCs w:val="28"/>
         </w:rPr>
-        <w:lastRenderedPageBreak/>
         <w:drawing>
           <wp:inline distT="0" distB="0" distL="0" distR="0" wp14:anchorId="6C4D609A" wp14:editId="15DD3D07">
             <wp:extent cx="5692252" cy="2848708"/>
@@ -15176,7 +15413,7 @@
                     <pic:cNvPicPr/>
                   </pic:nvPicPr>
                   <pic:blipFill>
-                    <a:blip r:embed="rId25"/>
+                    <a:blip r:embed="rId28"/>
                     <a:stretch>
                       <a:fillRect/>
                     </a:stretch>
@@ -15280,6 +15517,7 @@
           <w:sz w:val="28"/>
           <w:szCs w:val="28"/>
         </w:rPr>
+        <w:lastRenderedPageBreak/>
         <w:drawing>
           <wp:inline distT="0" distB="0" distL="0" distR="0" wp14:anchorId="119D8E9C" wp14:editId="0BE0D57F">
             <wp:extent cx="3883925" cy="2215662"/>
@@ -15296,7 +15534,7 @@
                     <pic:cNvPicPr/>
                   </pic:nvPicPr>
                   <pic:blipFill>
-                    <a:blip r:embed="rId26"/>
+                    <a:blip r:embed="rId29"/>
                     <a:stretch>
                       <a:fillRect/>
                     </a:stretch>
@@ -15389,7 +15627,6 @@
           <w:sz w:val="28"/>
           <w:szCs w:val="28"/>
         </w:rPr>
-        <w:lastRenderedPageBreak/>
         <w:drawing>
           <wp:inline distT="0" distB="0" distL="0" distR="0" wp14:anchorId="402A734D" wp14:editId="4F690BDA">
             <wp:extent cx="4294909" cy="4264178"/>
@@ -15406,7 +15643,7 @@
                     <pic:cNvPicPr/>
                   </pic:nvPicPr>
                   <pic:blipFill>
-                    <a:blip r:embed="rId27"/>
+                    <a:blip r:embed="rId30"/>
                     <a:stretch>
                       <a:fillRect/>
                     </a:stretch>
@@ -15499,6 +15736,7 @@
           <w:sz w:val="28"/>
           <w:szCs w:val="28"/>
         </w:rPr>
+        <w:lastRenderedPageBreak/>
         <w:drawing>
           <wp:inline distT="0" distB="0" distL="0" distR="0" wp14:anchorId="64B8CED2" wp14:editId="7518B8CF">
             <wp:extent cx="2825262" cy="2805046"/>
@@ -15515,7 +15753,7 @@
                     <pic:cNvPicPr/>
                   </pic:nvPicPr>
                   <pic:blipFill>
-                    <a:blip r:embed="rId28"/>
+                    <a:blip r:embed="rId31"/>
                     <a:stretch>
                       <a:fillRect/>
                     </a:stretch>
@@ -15579,7 +15817,6 @@
           <w:sz w:val="28"/>
           <w:szCs w:val="28"/>
         </w:rPr>
-        <w:lastRenderedPageBreak/>
         <w:t>Окно просмотра всех производителей представлено на рисунке 3.19.</w:t>
       </w:r>
     </w:p>
@@ -15625,7 +15862,7 @@
                     <pic:cNvPicPr/>
                   </pic:nvPicPr>
                   <pic:blipFill>
-                    <a:blip r:embed="rId29"/>
+                    <a:blip r:embed="rId32"/>
                     <a:stretch>
                       <a:fillRect/>
                     </a:stretch>
@@ -15705,9 +15942,9 @@
       <w:pPr>
         <w:pStyle w:val="ad"/>
       </w:pPr>
-      <w:bookmarkStart w:id="80" w:name="_Toc68696098"/>
-      <w:bookmarkStart w:id="81" w:name="_Toc72275227"/>
-      <w:bookmarkStart w:id="82" w:name="_Toc103097578"/>
+      <w:bookmarkStart w:id="81" w:name="_Toc68696098"/>
+      <w:bookmarkStart w:id="82" w:name="_Toc72275227"/>
+      <w:bookmarkStart w:id="83" w:name="_Toc103097578"/>
     </w:p>
     <w:p>
       <w:pPr>
@@ -15717,9 +15954,9 @@
           <w:szCs w:val="24"/>
         </w:rPr>
       </w:pPr>
-      <w:bookmarkStart w:id="83" w:name="_Toc104795031"/>
-      <w:bookmarkStart w:id="84" w:name="_Toc105597153"/>
-      <w:bookmarkStart w:id="85" w:name="_Toc164804159"/>
+      <w:bookmarkStart w:id="84" w:name="_Toc104795031"/>
+      <w:bookmarkStart w:id="85" w:name="_Toc105597153"/>
+      <w:bookmarkStart w:id="86" w:name="_Toc164804159"/>
       <w:r>
         <w:t xml:space="preserve">4 </w:t>
       </w:r>
@@ -15727,12 +15964,12 @@
         <w:tab/>
         <w:t>ТЕСТИРОВАНИЕ</w:t>
       </w:r>
-      <w:bookmarkEnd w:id="80"/>
       <w:bookmarkEnd w:id="81"/>
       <w:bookmarkEnd w:id="82"/>
       <w:bookmarkEnd w:id="83"/>
       <w:bookmarkEnd w:id="84"/>
       <w:bookmarkEnd w:id="85"/>
+      <w:bookmarkEnd w:id="86"/>
     </w:p>
     <w:p>
       <w:pPr>
@@ -15767,12 +16004,12 @@
           <w:lang w:eastAsia="en-US"/>
         </w:rPr>
       </w:pPr>
-      <w:bookmarkStart w:id="86" w:name="_Toc68696099"/>
-      <w:bookmarkStart w:id="87" w:name="_Toc72275228"/>
-      <w:bookmarkStart w:id="88" w:name="_Toc103097579"/>
-      <w:bookmarkStart w:id="89" w:name="_Toc104795032"/>
-      <w:bookmarkStart w:id="90" w:name="_Toc105597154"/>
-      <w:bookmarkStart w:id="91" w:name="_Toc164804160"/>
+      <w:bookmarkStart w:id="87" w:name="_Toc68696099"/>
+      <w:bookmarkStart w:id="88" w:name="_Toc72275228"/>
+      <w:bookmarkStart w:id="89" w:name="_Toc103097579"/>
+      <w:bookmarkStart w:id="90" w:name="_Toc104795032"/>
+      <w:bookmarkStart w:id="91" w:name="_Toc105597154"/>
+      <w:bookmarkStart w:id="92" w:name="_Toc164804160"/>
       <w:r>
         <w:t xml:space="preserve">4.1 </w:t>
       </w:r>
@@ -15780,12 +16017,12 @@
         <w:tab/>
         <w:t>Тест-требования</w:t>
       </w:r>
-      <w:bookmarkEnd w:id="86"/>
       <w:bookmarkEnd w:id="87"/>
       <w:bookmarkEnd w:id="88"/>
       <w:bookmarkEnd w:id="89"/>
       <w:bookmarkEnd w:id="90"/>
       <w:bookmarkEnd w:id="91"/>
+      <w:bookmarkEnd w:id="92"/>
     </w:p>
     <w:p>
       <w:pPr>
@@ -16277,12 +16514,12 @@
           <w:lang w:eastAsia="en-US"/>
         </w:rPr>
       </w:pPr>
-      <w:bookmarkStart w:id="92" w:name="_Toc68696100"/>
-      <w:bookmarkStart w:id="93" w:name="_Toc72275229"/>
-      <w:bookmarkStart w:id="94" w:name="_Toc103097580"/>
-      <w:bookmarkStart w:id="95" w:name="_Toc104795033"/>
-      <w:bookmarkStart w:id="96" w:name="_Toc105597155"/>
-      <w:bookmarkStart w:id="97" w:name="_Toc164804161"/>
+      <w:bookmarkStart w:id="93" w:name="_Toc68696100"/>
+      <w:bookmarkStart w:id="94" w:name="_Toc72275229"/>
+      <w:bookmarkStart w:id="95" w:name="_Toc103097580"/>
+      <w:bookmarkStart w:id="96" w:name="_Toc104795033"/>
+      <w:bookmarkStart w:id="97" w:name="_Toc105597155"/>
+      <w:bookmarkStart w:id="98" w:name="_Toc164804161"/>
       <w:r>
         <w:t xml:space="preserve">4.2 </w:t>
       </w:r>
@@ -16290,12 +16527,12 @@
         <w:tab/>
         <w:t>Тест-план</w:t>
       </w:r>
-      <w:bookmarkEnd w:id="92"/>
       <w:bookmarkEnd w:id="93"/>
       <w:bookmarkEnd w:id="94"/>
       <w:bookmarkEnd w:id="95"/>
       <w:bookmarkEnd w:id="96"/>
       <w:bookmarkEnd w:id="97"/>
+      <w:bookmarkEnd w:id="98"/>
     </w:p>
     <w:p>
       <w:pPr>
@@ -19885,12 +20122,12 @@
           <w:color w:val="auto"/>
         </w:rPr>
       </w:pPr>
-      <w:bookmarkStart w:id="98" w:name="_Toc68696101"/>
-      <w:bookmarkStart w:id="99" w:name="_Toc72275230"/>
-      <w:bookmarkStart w:id="100" w:name="_Toc103097581"/>
-      <w:bookmarkStart w:id="101" w:name="_Toc104795034"/>
-      <w:bookmarkStart w:id="102" w:name="_Toc105597156"/>
-      <w:bookmarkStart w:id="103" w:name="_Toc164804162"/>
+      <w:bookmarkStart w:id="99" w:name="_Toc68696101"/>
+      <w:bookmarkStart w:id="100" w:name="_Toc72275230"/>
+      <w:bookmarkStart w:id="101" w:name="_Toc103097581"/>
+      <w:bookmarkStart w:id="102" w:name="_Toc104795034"/>
+      <w:bookmarkStart w:id="103" w:name="_Toc105597156"/>
+      <w:bookmarkStart w:id="104" w:name="_Toc164804162"/>
       <w:r>
         <w:rPr>
           <w:b w:val="0"/>
@@ -19912,12 +20149,12 @@
         <w:tab/>
         <w:t>Результаты тестирования</w:t>
       </w:r>
-      <w:bookmarkEnd w:id="98"/>
       <w:bookmarkEnd w:id="99"/>
       <w:bookmarkEnd w:id="100"/>
       <w:bookmarkEnd w:id="101"/>
       <w:bookmarkEnd w:id="102"/>
       <w:bookmarkEnd w:id="103"/>
+      <w:bookmarkEnd w:id="104"/>
     </w:p>
     <w:p>
       <w:pPr>
@@ -20025,7 +20262,7 @@
                     <pic:cNvPicPr/>
                   </pic:nvPicPr>
                   <pic:blipFill>
-                    <a:blip r:embed="rId30"/>
+                    <a:blip r:embed="rId33"/>
                     <a:stretch>
                       <a:fillRect/>
                     </a:stretch>
@@ -20137,7 +20374,7 @@
                     <pic:cNvPicPr/>
                   </pic:nvPicPr>
                   <pic:blipFill rotWithShape="1">
-                    <a:blip r:embed="rId31"/>
+                    <a:blip r:embed="rId34"/>
                     <a:srcRect r="43480" b="68326"/>
                     <a:stretch/>
                   </pic:blipFill>
@@ -20310,7 +20547,7 @@
                     <pic:cNvPicPr/>
                   </pic:nvPicPr>
                   <pic:blipFill>
-                    <a:blip r:embed="rId32"/>
+                    <a:blip r:embed="rId35"/>
                     <a:stretch>
                       <a:fillRect/>
                     </a:stretch>
@@ -20408,7 +20645,7 @@
                     <pic:cNvPicPr/>
                   </pic:nvPicPr>
                   <pic:blipFill>
-                    <a:blip r:embed="rId33"/>
+                    <a:blip r:embed="rId36"/>
                     <a:stretch>
                       <a:fillRect/>
                     </a:stretch>
@@ -20574,7 +20811,7 @@
                     <pic:cNvPicPr/>
                   </pic:nvPicPr>
                   <pic:blipFill>
-                    <a:blip r:embed="rId34"/>
+                    <a:blip r:embed="rId37"/>
                     <a:stretch>
                       <a:fillRect/>
                     </a:stretch>
@@ -20686,7 +20923,7 @@
                     <pic:cNvPicPr/>
                   </pic:nvPicPr>
                   <pic:blipFill rotWithShape="1">
-                    <a:blip r:embed="rId35"/>
+                    <a:blip r:embed="rId38"/>
                     <a:srcRect l="-1" r="57378" b="69138"/>
                     <a:stretch/>
                   </pic:blipFill>
@@ -20858,7 +21095,7 @@
                     <pic:cNvPicPr/>
                   </pic:nvPicPr>
                   <pic:blipFill>
-                    <a:blip r:embed="rId36"/>
+                    <a:blip r:embed="rId39"/>
                     <a:stretch>
                       <a:fillRect/>
                     </a:stretch>
@@ -20984,7 +21221,7 @@
                     <pic:cNvPicPr/>
                   </pic:nvPicPr>
                   <pic:blipFill>
-                    <a:blip r:embed="rId37"/>
+                    <a:blip r:embed="rId40"/>
                     <a:stretch>
                       <a:fillRect/>
                     </a:stretch>
@@ -21101,7 +21338,7 @@
                     <pic:cNvPicPr/>
                   </pic:nvPicPr>
                   <pic:blipFill>
-                    <a:blip r:embed="rId38"/>
+                    <a:blip r:embed="rId41"/>
                     <a:stretch>
                       <a:fillRect/>
                     </a:stretch>
@@ -21228,7 +21465,7 @@
                     <pic:cNvPicPr/>
                   </pic:nvPicPr>
                   <pic:blipFill>
-                    <a:blip r:embed="rId39"/>
+                    <a:blip r:embed="rId42"/>
                     <a:stretch>
                       <a:fillRect/>
                     </a:stretch>
@@ -21356,7 +21593,7 @@
                     <pic:cNvPicPr/>
                   </pic:nvPicPr>
                   <pic:blipFill>
-                    <a:blip r:embed="rId40"/>
+                    <a:blip r:embed="rId43"/>
                     <a:stretch>
                       <a:fillRect/>
                     </a:stretch>
@@ -21549,7 +21786,7 @@
                     <pic:cNvPicPr/>
                   </pic:nvPicPr>
                   <pic:blipFill>
-                    <a:blip r:embed="rId41"/>
+                    <a:blip r:embed="rId44"/>
                     <a:stretch>
                       <a:fillRect/>
                     </a:stretch>
@@ -21664,7 +21901,7 @@
                     <pic:cNvPicPr/>
                   </pic:nvPicPr>
                   <pic:blipFill>
-                    <a:blip r:embed="rId42"/>
+                    <a:blip r:embed="rId45"/>
                     <a:stretch>
                       <a:fillRect/>
                     </a:stretch>
@@ -21791,7 +22028,7 @@
                     <pic:cNvPicPr/>
                   </pic:nvPicPr>
                   <pic:blipFill>
-                    <a:blip r:embed="rId43"/>
+                    <a:blip r:embed="rId46"/>
                     <a:stretch>
                       <a:fillRect/>
                     </a:stretch>
@@ -21957,7 +22194,7 @@
                     <pic:cNvPicPr/>
                   </pic:nvPicPr>
                   <pic:blipFill>
-                    <a:blip r:embed="rId44"/>
+                    <a:blip r:embed="rId47"/>
                     <a:stretch>
                       <a:fillRect/>
                     </a:stretch>
@@ -22084,7 +22321,7 @@
                     <pic:cNvPicPr/>
                   </pic:nvPicPr>
                   <pic:blipFill>
-                    <a:blip r:embed="rId45"/>
+                    <a:blip r:embed="rId48"/>
                     <a:stretch>
                       <a:fillRect/>
                     </a:stretch>
@@ -22202,7 +22439,7 @@
                     <pic:cNvPicPr/>
                   </pic:nvPicPr>
                   <pic:blipFill>
-                    <a:blip r:embed="rId46"/>
+                    <a:blip r:embed="rId49"/>
                     <a:stretch>
                       <a:fillRect/>
                     </a:stretch>
@@ -22330,7 +22567,7 @@
                     <pic:cNvPicPr/>
                   </pic:nvPicPr>
                   <pic:blipFill>
-                    <a:blip r:embed="rId47"/>
+                    <a:blip r:embed="rId50"/>
                     <a:stretch>
                       <a:fillRect/>
                     </a:stretch>
@@ -22458,7 +22695,7 @@
                     <pic:cNvPicPr/>
                   </pic:nvPicPr>
                   <pic:blipFill>
-                    <a:blip r:embed="rId48"/>
+                    <a:blip r:embed="rId51"/>
                     <a:stretch>
                       <a:fillRect/>
                     </a:stretch>
@@ -22636,7 +22873,7 @@
                     <pic:cNvPicPr/>
                   </pic:nvPicPr>
                   <pic:blipFill>
-                    <a:blip r:embed="rId49"/>
+                    <a:blip r:embed="rId52"/>
                     <a:stretch>
                       <a:fillRect/>
                     </a:stretch>
@@ -22752,7 +22989,7 @@
                     <pic:cNvPicPr/>
                   </pic:nvPicPr>
                   <pic:blipFill>
-                    <a:blip r:embed="rId50"/>
+                    <a:blip r:embed="rId53"/>
                     <a:stretch>
                       <a:fillRect/>
                     </a:stretch>
@@ -22880,7 +23117,7 @@
                     <pic:cNvPicPr/>
                   </pic:nvPicPr>
                   <pic:blipFill>
-                    <a:blip r:embed="rId51"/>
+                    <a:blip r:embed="rId54"/>
                     <a:stretch>
                       <a:fillRect/>
                     </a:stretch>
@@ -23008,7 +23245,7 @@
                     <pic:cNvPicPr/>
                   </pic:nvPicPr>
                   <pic:blipFill>
-                    <a:blip r:embed="rId52"/>
+                    <a:blip r:embed="rId55"/>
                     <a:stretch>
                       <a:fillRect/>
                     </a:stretch>
@@ -23125,7 +23362,7 @@
                     <pic:cNvPicPr/>
                   </pic:nvPicPr>
                   <pic:blipFill>
-                    <a:blip r:embed="rId53"/>
+                    <a:blip r:embed="rId56"/>
                     <a:stretch>
                       <a:fillRect/>
                     </a:stretch>
@@ -23303,7 +23540,7 @@
                     <pic:cNvPicPr/>
                   </pic:nvPicPr>
                   <pic:blipFill>
-                    <a:blip r:embed="rId54"/>
+                    <a:blip r:embed="rId57"/>
                     <a:stretch>
                       <a:fillRect/>
                     </a:stretch>
@@ -23431,7 +23668,7 @@
                     <pic:cNvPicPr/>
                   </pic:nvPicPr>
                   <pic:blipFill>
-                    <a:blip r:embed="rId55"/>
+                    <a:blip r:embed="rId58"/>
                     <a:stretch>
                       <a:fillRect/>
                     </a:stretch>
@@ -23559,7 +23796,7 @@
                     <pic:cNvPicPr/>
                   </pic:nvPicPr>
                   <pic:blipFill>
-                    <a:blip r:embed="rId56"/>
+                    <a:blip r:embed="rId59"/>
                     <a:stretch>
                       <a:fillRect/>
                     </a:stretch>
@@ -23688,7 +23925,7 @@
                     <pic:cNvPicPr/>
                   </pic:nvPicPr>
                   <pic:blipFill>
-                    <a:blip r:embed="rId57"/>
+                    <a:blip r:embed="rId60"/>
                     <a:stretch>
                       <a:fillRect/>
                     </a:stretch>
@@ -23814,7 +24051,7 @@
                     <pic:cNvPicPr/>
                   </pic:nvPicPr>
                   <pic:blipFill>
-                    <a:blip r:embed="rId58"/>
+                    <a:blip r:embed="rId61"/>
                     <a:stretch>
                       <a:fillRect/>
                     </a:stretch>
@@ -23992,7 +24229,7 @@
                     <pic:cNvPicPr/>
                   </pic:nvPicPr>
                   <pic:blipFill>
-                    <a:blip r:embed="rId59"/>
+                    <a:blip r:embed="rId62"/>
                     <a:stretch>
                       <a:fillRect/>
                     </a:stretch>
@@ -24120,7 +24357,7 @@
                     <pic:cNvPicPr/>
                   </pic:nvPicPr>
                   <pic:blipFill>
-                    <a:blip r:embed="rId60"/>
+                    <a:blip r:embed="rId63"/>
                     <a:stretch>
                       <a:fillRect/>
                     </a:stretch>
@@ -24248,7 +24485,7 @@
                     <pic:cNvPicPr/>
                   </pic:nvPicPr>
                   <pic:blipFill>
-                    <a:blip r:embed="rId61"/>
+                    <a:blip r:embed="rId64"/>
                     <a:stretch>
                       <a:fillRect/>
                     </a:stretch>
@@ -24375,7 +24612,7 @@
                     <pic:cNvPicPr/>
                   </pic:nvPicPr>
                   <pic:blipFill>
-                    <a:blip r:embed="rId62"/>
+                    <a:blip r:embed="rId65"/>
                     <a:stretch>
                       <a:fillRect/>
                     </a:stretch>
@@ -24502,7 +24739,7 @@
                     <pic:cNvPicPr/>
                   </pic:nvPicPr>
                   <pic:blipFill>
-                    <a:blip r:embed="rId63"/>
+                    <a:blip r:embed="rId66"/>
                     <a:stretch>
                       <a:fillRect/>
                     </a:stretch>
@@ -24619,7 +24856,7 @@
                     <pic:cNvPicPr/>
                   </pic:nvPicPr>
                   <pic:blipFill>
-                    <a:blip r:embed="rId64"/>
+                    <a:blip r:embed="rId67"/>
                     <a:stretch>
                       <a:fillRect/>
                     </a:stretch>
@@ -24797,7 +25034,7 @@
                     <pic:cNvPicPr/>
                   </pic:nvPicPr>
                   <pic:blipFill>
-                    <a:blip r:embed="rId65"/>
+                    <a:blip r:embed="rId68"/>
                     <a:stretch>
                       <a:fillRect/>
                     </a:stretch>
@@ -24902,7 +25139,7 @@
                     <pic:cNvPicPr/>
                   </pic:nvPicPr>
                   <pic:blipFill>
-                    <a:blip r:embed="rId66"/>
+                    <a:blip r:embed="rId69"/>
                     <a:stretch>
                       <a:fillRect/>
                     </a:stretch>
@@ -25029,7 +25266,7 @@
                     <pic:cNvPicPr/>
                   </pic:nvPicPr>
                   <pic:blipFill>
-                    <a:blip r:embed="rId67"/>
+                    <a:blip r:embed="rId70"/>
                     <a:stretch>
                       <a:fillRect/>
                     </a:stretch>
@@ -25207,7 +25444,7 @@
                     <pic:cNvPicPr/>
                   </pic:nvPicPr>
                   <pic:blipFill>
-                    <a:blip r:embed="rId68"/>
+                    <a:blip r:embed="rId71"/>
                     <a:stretch>
                       <a:fillRect/>
                     </a:stretch>
@@ -25333,7 +25570,7 @@
                     <pic:cNvPicPr/>
                   </pic:nvPicPr>
                   <pic:blipFill>
-                    <a:blip r:embed="rId69"/>
+                    <a:blip r:embed="rId72"/>
                     <a:stretch>
                       <a:fillRect/>
                     </a:stretch>
@@ -25461,7 +25698,7 @@
                     <pic:cNvPicPr/>
                   </pic:nvPicPr>
                   <pic:blipFill>
-                    <a:blip r:embed="rId70"/>
+                    <a:blip r:embed="rId73"/>
                     <a:stretch>
                       <a:fillRect/>
                     </a:stretch>
@@ -25584,7 +25821,7 @@
           <w:color w:val="auto"/>
         </w:rPr>
       </w:pPr>
-      <w:bookmarkStart w:id="104" w:name="_Toc164804163"/>
+      <w:bookmarkStart w:id="105" w:name="_Toc164804163"/>
       <w:r>
         <w:rPr>
           <w:b w:val="0"/>
@@ -25626,7 +25863,7 @@
         </w:rPr>
         <w:t>-тестирование</w:t>
       </w:r>
-      <w:bookmarkEnd w:id="104"/>
+      <w:bookmarkEnd w:id="105"/>
     </w:p>
     <w:p>
       <w:pPr>
@@ -26318,7 +26555,7 @@
                     <pic:cNvPicPr/>
                   </pic:nvPicPr>
                   <pic:blipFill>
-                    <a:blip r:embed="rId71"/>
+                    <a:blip r:embed="rId74"/>
                     <a:stretch>
                       <a:fillRect/>
                     </a:stretch>
@@ -26423,7 +26660,7 @@
                     <pic:cNvPicPr/>
                   </pic:nvPicPr>
                   <pic:blipFill>
-                    <a:blip r:embed="rId72"/>
+                    <a:blip r:embed="rId75"/>
                     <a:stretch>
                       <a:fillRect/>
                     </a:stretch>
@@ -26536,9 +26773,9 @@
           <w:szCs w:val="28"/>
         </w:rPr>
       </w:pPr>
-      <w:bookmarkStart w:id="105" w:name="_Toc68696103"/>
-      <w:bookmarkStart w:id="106" w:name="_Toc72275231"/>
-      <w:bookmarkStart w:id="107" w:name="_Toc103097582"/>
+      <w:bookmarkStart w:id="106" w:name="_Toc68696103"/>
+      <w:bookmarkStart w:id="107" w:name="_Toc72275231"/>
+      <w:bookmarkStart w:id="108" w:name="_Toc103097582"/>
       <w:r>
         <w:rPr>
           <w:b/>
@@ -26566,9 +26803,9 @@
           <w:szCs w:val="24"/>
         </w:rPr>
       </w:pPr>
-      <w:bookmarkStart w:id="108" w:name="_Toc104795036"/>
-      <w:bookmarkStart w:id="109" w:name="_Toc105597158"/>
-      <w:bookmarkStart w:id="110" w:name="_Toc164804164"/>
+      <w:bookmarkStart w:id="109" w:name="_Toc104795036"/>
+      <w:bookmarkStart w:id="110" w:name="_Toc105597158"/>
+      <w:bookmarkStart w:id="111" w:name="_Toc164804164"/>
       <w:r>
         <w:rPr>
           <w:b w:val="0"/>
@@ -26577,12 +26814,12 @@
         </w:rPr>
         <w:t>ЗАКЛЮЧЕНИЕ</w:t>
       </w:r>
-      <w:bookmarkEnd w:id="105"/>
       <w:bookmarkEnd w:id="106"/>
       <w:bookmarkEnd w:id="107"/>
       <w:bookmarkEnd w:id="108"/>
       <w:bookmarkEnd w:id="109"/>
       <w:bookmarkEnd w:id="110"/>
+      <w:bookmarkEnd w:id="111"/>
     </w:p>
     <w:p>
       <w:pPr>
@@ -26674,9 +26911,9 @@
       <w:pPr>
         <w:pStyle w:val="ad"/>
       </w:pPr>
-      <w:bookmarkStart w:id="111" w:name="_Toc68696104"/>
-      <w:bookmarkStart w:id="112" w:name="_Toc72275232"/>
-      <w:bookmarkStart w:id="113" w:name="_Toc103097583"/>
+      <w:bookmarkStart w:id="112" w:name="_Toc68696104"/>
+      <w:bookmarkStart w:id="113" w:name="_Toc72275232"/>
+      <w:bookmarkStart w:id="114" w:name="_Toc103097583"/>
     </w:p>
     <w:p>
       <w:pPr>
@@ -26691,9 +26928,9 @@
           <w:color w:val="auto"/>
         </w:rPr>
       </w:pPr>
-      <w:bookmarkStart w:id="114" w:name="_Toc104795037"/>
-      <w:bookmarkStart w:id="115" w:name="_Toc105597159"/>
-      <w:bookmarkStart w:id="116" w:name="_Toc164804165"/>
+      <w:bookmarkStart w:id="115" w:name="_Toc104795037"/>
+      <w:bookmarkStart w:id="116" w:name="_Toc105597159"/>
+      <w:bookmarkStart w:id="117" w:name="_Toc164804165"/>
       <w:r>
         <w:rPr>
           <w:b w:val="0"/>
@@ -26702,12 +26939,12 @@
         </w:rPr>
         <w:t>СПИСОК ИСПОЛЬЗОВАННЫХ ИСТОЧНИКОВ</w:t>
       </w:r>
-      <w:bookmarkEnd w:id="111"/>
       <w:bookmarkEnd w:id="112"/>
       <w:bookmarkEnd w:id="113"/>
       <w:bookmarkEnd w:id="114"/>
       <w:bookmarkEnd w:id="115"/>
       <w:bookmarkEnd w:id="116"/>
+      <w:bookmarkEnd w:id="117"/>
     </w:p>
     <w:p>
       <w:pPr>
@@ -27033,7 +27270,7 @@
             </w:rPr>
             <w:t xml:space="preserve">[Электронный ресурс]: – Режим доступа: </w:t>
           </w:r>
-          <w:hyperlink r:id="rId73" w:history="1">
+          <w:hyperlink r:id="rId76" w:history="1">
             <w:r>
               <w:rPr>
                 <w:color w:val="000000" w:themeColor="text1"/>
@@ -27400,8 +27637,8 @@
       <w:pPr>
         <w:pStyle w:val="ad"/>
       </w:pPr>
-      <w:bookmarkStart w:id="117" w:name="_Toc68696106"/>
-      <w:bookmarkStart w:id="118" w:name="_Toc72275234"/>
+      <w:bookmarkStart w:id="118" w:name="_Toc68696106"/>
+      <w:bookmarkStart w:id="119" w:name="_Toc72275234"/>
     </w:p>
     <w:p>
       <w:pPr>
@@ -27414,9 +27651,9 @@
           <w:color w:val="auto"/>
         </w:rPr>
       </w:pPr>
-      <w:bookmarkStart w:id="119" w:name="_Toc104795038"/>
-      <w:bookmarkStart w:id="120" w:name="_Toc105597160"/>
-      <w:bookmarkStart w:id="121" w:name="_Toc164804166"/>
+      <w:bookmarkStart w:id="120" w:name="_Toc104795038"/>
+      <w:bookmarkStart w:id="121" w:name="_Toc105597160"/>
+      <w:bookmarkStart w:id="122" w:name="_Toc164804166"/>
       <w:r>
         <w:rPr>
           <w:b w:val="0"/>
@@ -27425,9 +27662,9 @@
         </w:rPr>
         <w:t xml:space="preserve">ПРИЛОЖЕНИЕ </w:t>
       </w:r>
-      <w:bookmarkEnd w:id="117"/>
       <w:bookmarkEnd w:id="118"/>
       <w:bookmarkEnd w:id="119"/>
+      <w:bookmarkEnd w:id="120"/>
       <w:r>
         <w:rPr>
           <w:b w:val="0"/>
@@ -27436,8 +27673,8 @@
         </w:rPr>
         <w:t>А</w:t>
       </w:r>
-      <w:bookmarkEnd w:id="120"/>
       <w:bookmarkEnd w:id="121"/>
+      <w:bookmarkEnd w:id="122"/>
     </w:p>
     <w:p>
       <w:pPr>
@@ -29045,9 +29282,9 @@
           <w:lang w:val="en-US"/>
         </w:rPr>
       </w:pPr>
-      <w:bookmarkStart w:id="122" w:name="_Toc104795039"/>
-      <w:bookmarkStart w:id="123" w:name="_Toc105597161"/>
-      <w:bookmarkStart w:id="124" w:name="_Toc164804167"/>
+      <w:bookmarkStart w:id="123" w:name="_Toc104795039"/>
+      <w:bookmarkStart w:id="124" w:name="_Toc105597161"/>
+      <w:bookmarkStart w:id="125" w:name="_Toc164804167"/>
       <w:r>
         <w:rPr>
           <w:b w:val="0"/>
@@ -29073,9 +29310,9 @@
         </w:rPr>
         <w:t>Б</w:t>
       </w:r>
-      <w:bookmarkEnd w:id="122"/>
       <w:bookmarkEnd w:id="123"/>
       <w:bookmarkEnd w:id="124"/>
+      <w:bookmarkEnd w:id="125"/>
     </w:p>
     <w:p>
       <w:pPr>
@@ -40033,7 +40270,7 @@
           <w:color w:val="auto"/>
         </w:rPr>
       </w:pPr>
-      <w:bookmarkStart w:id="125" w:name="_Toc164804168"/>
+      <w:bookmarkStart w:id="126" w:name="_Toc164804168"/>
       <w:r>
         <w:rPr>
           <w:b w:val="0"/>
@@ -40051,7 +40288,7 @@
         </w:rPr>
         <w:t>B</w:t>
       </w:r>
-      <w:bookmarkEnd w:id="125"/>
+      <w:bookmarkEnd w:id="126"/>
     </w:p>
     <w:p>
       <w:pPr>
@@ -42132,10 +42369,10 @@
       </w:r>
     </w:p>
     <w:sectPr>
-      <w:headerReference w:type="default" r:id="rId74"/>
-      <w:footerReference w:type="default" r:id="rId75"/>
-      <w:headerReference w:type="first" r:id="rId76"/>
-      <w:footerReference w:type="first" r:id="rId77"/>
+      <w:headerReference w:type="default" r:id="rId77"/>
+      <w:footerReference w:type="default" r:id="rId78"/>
+      <w:headerReference w:type="first" r:id="rId79"/>
+      <w:footerReference w:type="first" r:id="rId80"/>
       <w:pgSz w:w="11906" w:h="16838" w:code="9"/>
       <w:pgMar w:top="851" w:right="567" w:bottom="1134" w:left="1418" w:header="284" w:footer="0" w:gutter="0"/>
       <w:cols w:space="708"/>
@@ -51398,7 +51635,7 @@
   <w:style w:type="paragraph" w:default="1" w:styleId="a">
     <w:name w:val="Normal"/>
     <w:qFormat/>
-    <w:rsid w:val="000F32B9"/>
+    <w:rsid w:val="00BB342D"/>
     <w:pPr>
       <w:spacing w:after="0" w:line="240" w:lineRule="auto"/>
     </w:pPr>

--- a/отчет/КП_Костин_ИПсп-123.docx
+++ b/отчет/КП_Костин_ИПсп-123.docx
@@ -3456,7 +3456,7 @@
           <w:sz w:val="28"/>
           <w:szCs w:val="28"/>
         </w:rPr>
-        <w:t>Целью проекта является разработка веб-приложения для управления игровыми сессиями. Для достижения поставленной цели необходимо решить следующие задачи:</w:t>
+        <w:t>Для достижения поставленной цели необходимо решить следующие задачи:</w:t>
       </w:r>
     </w:p>
     <w:p>
@@ -3617,7 +3617,6 @@
       <w:bookmarkStart w:id="8" w:name="_Toc164804144"/>
       <w:bookmarkEnd w:id="2"/>
       <w:r>
-        <w:lastRenderedPageBreak/>
         <w:t xml:space="preserve">1 </w:t>
       </w:r>
       <w:r>
@@ -3630,6 +3629,18 @@
       <w:bookmarkEnd w:id="6"/>
       <w:bookmarkEnd w:id="7"/>
       <w:bookmarkEnd w:id="8"/>
+    </w:p>
+    <w:p>
+      <w:pPr>
+        <w:spacing w:line="360" w:lineRule="auto"/>
+        <w:ind w:firstLine="709"/>
+        <w:contextualSpacing/>
+        <w:jc w:val="both"/>
+        <w:rPr>
+          <w:sz w:val="28"/>
+          <w:szCs w:val="28"/>
+        </w:rPr>
+      </w:pPr>
     </w:p>
     <w:p>
       <w:pPr>
@@ -4626,10 +4637,10 @@
           <w:lang w:eastAsia="ja-JP"/>
         </w:rPr>
         <w:drawing>
-          <wp:inline distT="0" distB="0" distL="0" distR="0" wp14:anchorId="52D7F79E" wp14:editId="2C55F8D0">
-            <wp:extent cx="4727321" cy="2921876"/>
-            <wp:effectExtent l="0" t="0" r="0" b="0"/>
-            <wp:docPr id="288997704" name="Рисунок 4"/>
+          <wp:inline distT="0" distB="0" distL="0" distR="0" wp14:anchorId="591A0DDB" wp14:editId="4772A787">
+            <wp:extent cx="6299835" cy="3694430"/>
+            <wp:effectExtent l="0" t="0" r="0" b="1270"/>
+            <wp:docPr id="444281040" name="Рисунок 3"/>
             <wp:cNvGraphicFramePr>
               <a:graphicFrameLocks xmlns:a="http://schemas.openxmlformats.org/drawingml/2006/main" noChangeAspect="1"/>
             </wp:cNvGraphicFramePr>
@@ -4637,7 +4648,7 @@
               <a:graphicData uri="http://schemas.openxmlformats.org/drawingml/2006/picture">
                 <pic:pic xmlns:pic="http://schemas.openxmlformats.org/drawingml/2006/picture">
                   <pic:nvPicPr>
-                    <pic:cNvPr id="288997704" name="Рисунок 288997704"/>
+                    <pic:cNvPr id="444281040" name="Рисунок 444281040"/>
                     <pic:cNvPicPr/>
                   </pic:nvPicPr>
                   <pic:blipFill>
@@ -4655,7 +4666,7 @@
                   <pic:spPr>
                     <a:xfrm>
                       <a:off x="0" y="0"/>
-                      <a:ext cx="4737484" cy="2928158"/>
+                      <a:ext cx="6299835" cy="3694430"/>
                     </a:xfrm>
                     <a:prstGeom prst="rect">
                       <a:avLst/>
@@ -4678,7 +4689,6 @@
           <w:sz w:val="26"/>
           <w:szCs w:val="26"/>
           <w:shd w:val="clear" w:color="auto" w:fill="FFFFFF"/>
-          <w:lang w:val="en-US"/>
         </w:rPr>
       </w:pPr>
       <w:r>
@@ -4761,6 +4771,7 @@
           <w:szCs w:val="28"/>
           <w:lang w:eastAsia="ja-JP"/>
         </w:rPr>
+        <w:lastRenderedPageBreak/>
         <w:drawing>
           <wp:inline distT="0" distB="0" distL="0" distR="0" wp14:anchorId="54B7DDC4" wp14:editId="59805BFE">
             <wp:extent cx="4586423" cy="2659117"/>
@@ -4856,16 +4867,7 @@
           <w:szCs w:val="26"/>
           <w:shd w:val="clear" w:color="auto" w:fill="FFFFFF"/>
         </w:rPr>
-        <w:t xml:space="preserve"> в нотации </w:t>
-      </w:r>
-      <w:r>
-        <w:rPr>
-          <w:bCs/>
-          <w:sz w:val="26"/>
-          <w:szCs w:val="26"/>
-          <w:shd w:val="clear" w:color="auto" w:fill="FFFFFF"/>
-        </w:rPr>
-        <w:t>Мартина</w:t>
+        <w:t xml:space="preserve"> в нотации Мартина</w:t>
       </w:r>
     </w:p>
     <w:p>
@@ -5684,6 +5686,7 @@
           <w:sz w:val="28"/>
           <w:szCs w:val="28"/>
         </w:rPr>
+        <w:lastRenderedPageBreak/>
         <w:t>таблицей</w:t>
       </w:r>
       <w:r>
@@ -6213,7 +6216,6 @@
           <w:sz w:val="28"/>
           <w:szCs w:val="28"/>
         </w:rPr>
-        <w:lastRenderedPageBreak/>
         <w:t>Словарь данных для создания базы данных представлен в таблице 2.1</w:t>
       </w:r>
     </w:p>
@@ -6279,12 +6281,12 @@
             <w:pPr>
               <w:jc w:val="center"/>
               <w:rPr>
-                <w:b/>
+                <w:bCs/>
               </w:rPr>
             </w:pPr>
             <w:r>
               <w:rPr>
-                <w:b/>
+                <w:bCs/>
               </w:rPr>
               <w:t>Ключ</w:t>
             </w:r>
@@ -6299,12 +6301,12 @@
             <w:pPr>
               <w:jc w:val="center"/>
               <w:rPr>
-                <w:b/>
+                <w:bCs/>
               </w:rPr>
             </w:pPr>
             <w:r>
               <w:rPr>
-                <w:b/>
+                <w:bCs/>
               </w:rPr>
               <w:t>Поле</w:t>
             </w:r>
@@ -6319,12 +6321,12 @@
             <w:pPr>
               <w:jc w:val="center"/>
               <w:rPr>
-                <w:b/>
+                <w:bCs/>
               </w:rPr>
             </w:pPr>
             <w:r>
               <w:rPr>
-                <w:b/>
+                <w:bCs/>
               </w:rPr>
               <w:t>Тип данных</w:t>
             </w:r>
@@ -6339,20 +6341,20 @@
             <w:pPr>
               <w:jc w:val="center"/>
               <w:rPr>
-                <w:b/>
+                <w:bCs/>
               </w:rPr>
             </w:pPr>
             <w:proofErr w:type="spellStart"/>
             <w:r>
               <w:rPr>
-                <w:b/>
+                <w:bCs/>
               </w:rPr>
               <w:t>Обяз</w:t>
             </w:r>
             <w:proofErr w:type="spellEnd"/>
             <w:r>
               <w:rPr>
-                <w:b/>
+                <w:bCs/>
               </w:rPr>
               <w:t>.</w:t>
             </w:r>
@@ -6367,12 +6369,12 @@
             <w:pPr>
               <w:jc w:val="center"/>
               <w:rPr>
-                <w:b/>
+                <w:bCs/>
               </w:rPr>
             </w:pPr>
             <w:r>
               <w:rPr>
-                <w:b/>
+                <w:bCs/>
               </w:rPr>
               <w:t>Примечание</w:t>
             </w:r>
@@ -6382,50 +6384,24 @@
       <w:tr>
         <w:tc>
           <w:tcPr>
-            <w:tcW w:w="1429" w:type="dxa"/>
-            <w:vAlign w:val="center"/>
-          </w:tcPr>
-          <w:p/>
-        </w:tc>
-        <w:tc>
-          <w:tcPr>
-            <w:tcW w:w="2177" w:type="dxa"/>
+            <w:tcW w:w="9344" w:type="dxa"/>
+            <w:gridSpan w:val="5"/>
             <w:vAlign w:val="center"/>
           </w:tcPr>
           <w:p>
             <w:pPr>
+              <w:jc w:val="center"/>
               <w:rPr>
-                <w:b/>
+                <w:bCs/>
               </w:rPr>
             </w:pPr>
             <w:r>
               <w:rPr>
-                <w:b/>
+                <w:bCs/>
               </w:rPr>
               <w:t>Games</w:t>
             </w:r>
           </w:p>
-        </w:tc>
-        <w:tc>
-          <w:tcPr>
-            <w:tcW w:w="1696" w:type="dxa"/>
-            <w:vAlign w:val="center"/>
-          </w:tcPr>
-          <w:p/>
-        </w:tc>
-        <w:tc>
-          <w:tcPr>
-            <w:tcW w:w="1514" w:type="dxa"/>
-            <w:vAlign w:val="center"/>
-          </w:tcPr>
-          <w:p/>
-        </w:tc>
-        <w:tc>
-          <w:tcPr>
-            <w:tcW w:w="2528" w:type="dxa"/>
-            <w:vAlign w:val="center"/>
-          </w:tcPr>
-          <w:p/>
         </w:tc>
       </w:tr>
       <w:tr>
@@ -7074,52 +7050,26 @@
       <w:tr>
         <w:tc>
           <w:tcPr>
-            <w:tcW w:w="1429" w:type="dxa"/>
-            <w:vAlign w:val="center"/>
-          </w:tcPr>
-          <w:p/>
-        </w:tc>
-        <w:tc>
-          <w:tcPr>
-            <w:tcW w:w="2177" w:type="dxa"/>
+            <w:tcW w:w="9344" w:type="dxa"/>
+            <w:gridSpan w:val="5"/>
             <w:vAlign w:val="center"/>
           </w:tcPr>
           <w:p>
             <w:pPr>
+              <w:jc w:val="center"/>
               <w:rPr>
-                <w:b/>
+                <w:bCs/>
               </w:rPr>
             </w:pPr>
             <w:proofErr w:type="spellStart"/>
             <w:r>
               <w:rPr>
-                <w:b/>
+                <w:bCs/>
               </w:rPr>
               <w:t>Players</w:t>
             </w:r>
             <w:proofErr w:type="spellEnd"/>
           </w:p>
-        </w:tc>
-        <w:tc>
-          <w:tcPr>
-            <w:tcW w:w="1696" w:type="dxa"/>
-            <w:vAlign w:val="center"/>
-          </w:tcPr>
-          <w:p/>
-        </w:tc>
-        <w:tc>
-          <w:tcPr>
-            <w:tcW w:w="1514" w:type="dxa"/>
-            <w:vAlign w:val="center"/>
-          </w:tcPr>
-          <w:p/>
-        </w:tc>
-        <w:tc>
-          <w:tcPr>
-            <w:tcW w:w="2528" w:type="dxa"/>
-            <w:vAlign w:val="center"/>
-          </w:tcPr>
-          <w:p/>
         </w:tc>
       </w:tr>
       <w:tr>
@@ -7510,6 +7460,47 @@
           </w:p>
         </w:tc>
       </w:tr>
+    </w:tbl>
+    <w:p>
+      <w:pPr>
+        <w:spacing w:line="360" w:lineRule="auto"/>
+        <w:mirrorIndents/>
+        <w:jc w:val="both"/>
+        <w:rPr>
+          <w:sz w:val="28"/>
+          <w:szCs w:val="28"/>
+        </w:rPr>
+      </w:pPr>
+      <w:r>
+        <w:rPr>
+          <w:sz w:val="28"/>
+          <w:szCs w:val="28"/>
+        </w:rPr>
+        <w:lastRenderedPageBreak/>
+        <w:t>Продолжение таблицы 2.1</w:t>
+      </w:r>
+    </w:p>
+    <w:p>
+      <w:pPr>
+        <w:rPr>
+          <w:lang w:val="en-US"/>
+        </w:rPr>
+      </w:pPr>
+    </w:p>
+    <w:tbl>
+      <w:tblPr>
+        <w:tblStyle w:val="a7"/>
+        <w:tblW w:w="9344" w:type="dxa"/>
+        <w:tblInd w:w="392" w:type="dxa"/>
+        <w:tblLook w:val="04A0" w:firstRow="1" w:lastRow="0" w:firstColumn="1" w:lastColumn="0" w:noHBand="0" w:noVBand="1"/>
+      </w:tblPr>
+      <w:tblGrid>
+        <w:gridCol w:w="1429"/>
+        <w:gridCol w:w="2177"/>
+        <w:gridCol w:w="1696"/>
+        <w:gridCol w:w="1514"/>
+        <w:gridCol w:w="2528"/>
+      </w:tblGrid>
       <w:tr>
         <w:tc>
           <w:tcPr>
@@ -7647,52 +7638,26 @@
       <w:tr>
         <w:tc>
           <w:tcPr>
-            <w:tcW w:w="1429" w:type="dxa"/>
-            <w:vAlign w:val="center"/>
-          </w:tcPr>
-          <w:p/>
-        </w:tc>
-        <w:tc>
-          <w:tcPr>
-            <w:tcW w:w="2177" w:type="dxa"/>
+            <w:tcW w:w="9344" w:type="dxa"/>
+            <w:gridSpan w:val="5"/>
             <w:vAlign w:val="center"/>
           </w:tcPr>
           <w:p>
             <w:pPr>
+              <w:jc w:val="center"/>
               <w:rPr>
-                <w:b/>
+                <w:bCs/>
               </w:rPr>
             </w:pPr>
             <w:proofErr w:type="spellStart"/>
             <w:r>
               <w:rPr>
-                <w:b/>
+                <w:bCs/>
               </w:rPr>
               <w:t>GameSessions</w:t>
             </w:r>
             <w:proofErr w:type="spellEnd"/>
           </w:p>
-        </w:tc>
-        <w:tc>
-          <w:tcPr>
-            <w:tcW w:w="1696" w:type="dxa"/>
-            <w:vAlign w:val="center"/>
-          </w:tcPr>
-          <w:p/>
-        </w:tc>
-        <w:tc>
-          <w:tcPr>
-            <w:tcW w:w="1514" w:type="dxa"/>
-            <w:vAlign w:val="center"/>
-          </w:tcPr>
-          <w:p/>
-        </w:tc>
-        <w:tc>
-          <w:tcPr>
-            <w:tcW w:w="2528" w:type="dxa"/>
-            <w:vAlign w:val="center"/>
-          </w:tcPr>
-          <w:p/>
         </w:tc>
       </w:tr>
       <w:tr>
@@ -8339,52 +8304,26 @@
       <w:tr>
         <w:tc>
           <w:tcPr>
-            <w:tcW w:w="1429" w:type="dxa"/>
-            <w:vAlign w:val="center"/>
-          </w:tcPr>
-          <w:p/>
-        </w:tc>
-        <w:tc>
-          <w:tcPr>
-            <w:tcW w:w="2177" w:type="dxa"/>
+            <w:tcW w:w="9344" w:type="dxa"/>
+            <w:gridSpan w:val="5"/>
             <w:vAlign w:val="center"/>
           </w:tcPr>
           <w:p>
             <w:pPr>
+              <w:jc w:val="center"/>
               <w:rPr>
-                <w:b/>
+                <w:bCs/>
               </w:rPr>
             </w:pPr>
             <w:proofErr w:type="spellStart"/>
             <w:r>
               <w:rPr>
-                <w:b/>
+                <w:bCs/>
               </w:rPr>
               <w:t>Publishers</w:t>
             </w:r>
             <w:proofErr w:type="spellEnd"/>
           </w:p>
-        </w:tc>
-        <w:tc>
-          <w:tcPr>
-            <w:tcW w:w="1696" w:type="dxa"/>
-            <w:vAlign w:val="center"/>
-          </w:tcPr>
-          <w:p/>
-        </w:tc>
-        <w:tc>
-          <w:tcPr>
-            <w:tcW w:w="1514" w:type="dxa"/>
-            <w:vAlign w:val="center"/>
-          </w:tcPr>
-          <w:p/>
-        </w:tc>
-        <w:tc>
-          <w:tcPr>
-            <w:tcW w:w="2528" w:type="dxa"/>
-            <w:vAlign w:val="center"/>
-          </w:tcPr>
-          <w:p/>
         </w:tc>
       </w:tr>
       <w:tr>
@@ -8722,52 +8661,26 @@
       <w:tr>
         <w:tc>
           <w:tcPr>
-            <w:tcW w:w="1429" w:type="dxa"/>
-            <w:vAlign w:val="center"/>
-          </w:tcPr>
-          <w:p/>
-        </w:tc>
-        <w:tc>
-          <w:tcPr>
-            <w:tcW w:w="2177" w:type="dxa"/>
+            <w:tcW w:w="9344" w:type="dxa"/>
+            <w:gridSpan w:val="5"/>
             <w:vAlign w:val="center"/>
           </w:tcPr>
           <w:p>
             <w:pPr>
+              <w:jc w:val="center"/>
               <w:rPr>
-                <w:b/>
+                <w:bCs/>
               </w:rPr>
             </w:pPr>
             <w:proofErr w:type="spellStart"/>
             <w:r>
               <w:rPr>
-                <w:b/>
+                <w:bCs/>
               </w:rPr>
               <w:t>Venues</w:t>
             </w:r>
             <w:proofErr w:type="spellEnd"/>
           </w:p>
-        </w:tc>
-        <w:tc>
-          <w:tcPr>
-            <w:tcW w:w="1696" w:type="dxa"/>
-            <w:vAlign w:val="center"/>
-          </w:tcPr>
-          <w:p/>
-        </w:tc>
-        <w:tc>
-          <w:tcPr>
-            <w:tcW w:w="1514" w:type="dxa"/>
-            <w:vAlign w:val="center"/>
-          </w:tcPr>
-          <w:p/>
-        </w:tc>
-        <w:tc>
-          <w:tcPr>
-            <w:tcW w:w="2528" w:type="dxa"/>
-            <w:vAlign w:val="center"/>
-          </w:tcPr>
-          <w:p/>
         </w:tc>
       </w:tr>
       <w:tr>
@@ -9230,197 +9143,13 @@
             <w:vAlign w:val="center"/>
           </w:tcPr>
           <w:p>
-            <w:r>
-              <w:t>Описание</w:t>
-            </w:r>
-          </w:p>
-        </w:tc>
-      </w:tr>
-      <w:tr>
-        <w:tc>
-          <w:tcPr>
-            <w:tcW w:w="1429" w:type="dxa"/>
-            <w:vAlign w:val="center"/>
-          </w:tcPr>
-          <w:p/>
-        </w:tc>
-        <w:tc>
-          <w:tcPr>
-            <w:tcW w:w="2177" w:type="dxa"/>
-            <w:vAlign w:val="center"/>
-          </w:tcPr>
-          <w:p>
             <w:pPr>
               <w:rPr>
-                <w:b/>
+                <w:lang w:val="en-US"/>
               </w:rPr>
             </w:pPr>
-            <w:proofErr w:type="spellStart"/>
-            <w:r>
-              <w:rPr>
-                <w:b/>
-              </w:rPr>
-              <w:t>GameCategories</w:t>
-            </w:r>
-            <w:proofErr w:type="spellEnd"/>
-          </w:p>
-        </w:tc>
-        <w:tc>
-          <w:tcPr>
-            <w:tcW w:w="1696" w:type="dxa"/>
-            <w:vAlign w:val="center"/>
-          </w:tcPr>
-          <w:p/>
-        </w:tc>
-        <w:tc>
-          <w:tcPr>
-            <w:tcW w:w="1514" w:type="dxa"/>
-            <w:vAlign w:val="center"/>
-          </w:tcPr>
-          <w:p/>
-        </w:tc>
-        <w:tc>
-          <w:tcPr>
-            <w:tcW w:w="2528" w:type="dxa"/>
-            <w:vAlign w:val="center"/>
-          </w:tcPr>
-          <w:p/>
-        </w:tc>
-      </w:tr>
-      <w:tr>
-        <w:tc>
-          <w:tcPr>
-            <w:tcW w:w="1429" w:type="dxa"/>
-            <w:vAlign w:val="center"/>
-          </w:tcPr>
-          <w:p>
-            <w:r>
-              <w:t>первичный</w:t>
-            </w:r>
-          </w:p>
-        </w:tc>
-        <w:tc>
-          <w:tcPr>
-            <w:tcW w:w="2177" w:type="dxa"/>
-            <w:vAlign w:val="center"/>
-          </w:tcPr>
-          <w:p>
-            <w:proofErr w:type="spellStart"/>
-            <w:r>
-              <w:t>Id</w:t>
-            </w:r>
-            <w:proofErr w:type="spellEnd"/>
-          </w:p>
-        </w:tc>
-        <w:tc>
-          <w:tcPr>
-            <w:tcW w:w="1696" w:type="dxa"/>
-            <w:vAlign w:val="center"/>
-          </w:tcPr>
-          <w:p>
-            <w:proofErr w:type="spellStart"/>
-            <w:r>
-              <w:t>int</w:t>
-            </w:r>
-            <w:proofErr w:type="spellEnd"/>
-          </w:p>
-        </w:tc>
-        <w:tc>
-          <w:tcPr>
-            <w:tcW w:w="1514" w:type="dxa"/>
-            <w:vAlign w:val="center"/>
-          </w:tcPr>
-          <w:p>
-            <w:pPr>
-              <w:jc w:val="center"/>
-            </w:pPr>
-            <w:r>
-              <w:t>Да</w:t>
-            </w:r>
-          </w:p>
-        </w:tc>
-        <w:tc>
-          <w:tcPr>
-            <w:tcW w:w="2528" w:type="dxa"/>
-            <w:vAlign w:val="center"/>
-          </w:tcPr>
-          <w:p>
-            <w:r>
-              <w:t>Идентификатор (</w:t>
-            </w:r>
-            <w:proofErr w:type="spellStart"/>
-            <w:r>
-              <w:t>автоинкремент</w:t>
-            </w:r>
-            <w:proofErr w:type="spellEnd"/>
-            <w:r>
-              <w:t>)</w:t>
-            </w:r>
-          </w:p>
-        </w:tc>
-      </w:tr>
-      <w:tr>
-        <w:tc>
-          <w:tcPr>
-            <w:tcW w:w="1429" w:type="dxa"/>
-            <w:vAlign w:val="center"/>
-          </w:tcPr>
-          <w:p/>
-        </w:tc>
-        <w:tc>
-          <w:tcPr>
-            <w:tcW w:w="2177" w:type="dxa"/>
-            <w:vAlign w:val="center"/>
-          </w:tcPr>
-          <w:p>
-            <w:r>
-              <w:t>Name</w:t>
-            </w:r>
-          </w:p>
-        </w:tc>
-        <w:tc>
-          <w:tcPr>
-            <w:tcW w:w="1696" w:type="dxa"/>
-            <w:vAlign w:val="center"/>
-          </w:tcPr>
-          <w:p>
-            <w:proofErr w:type="spellStart"/>
-            <w:proofErr w:type="gramStart"/>
-            <w:r>
-              <w:t>nvarchar</w:t>
-            </w:r>
-            <w:proofErr w:type="spellEnd"/>
-            <w:r>
-              <w:t>(</w:t>
-            </w:r>
-            <w:proofErr w:type="gramEnd"/>
-            <w:r>
-              <w:t>50)</w:t>
-            </w:r>
-          </w:p>
-        </w:tc>
-        <w:tc>
-          <w:tcPr>
-            <w:tcW w:w="1514" w:type="dxa"/>
-            <w:vAlign w:val="center"/>
-          </w:tcPr>
-          <w:p>
-            <w:pPr>
-              <w:jc w:val="center"/>
-            </w:pPr>
-            <w:r>
-              <w:t>Да</w:t>
-            </w:r>
-          </w:p>
-        </w:tc>
-        <w:tc>
-          <w:tcPr>
-            <w:tcW w:w="2528" w:type="dxa"/>
-            <w:vAlign w:val="center"/>
-          </w:tcPr>
-          <w:p>
-            <w:r>
-              <w:t>Название категории</w:t>
+            <w:r>
+              <w:t>Описание</w:t>
             </w:r>
           </w:p>
         </w:tc>
@@ -9441,7 +9170,7 @@
           <w:p>
             <w:proofErr w:type="spellStart"/>
             <w:r>
-              <w:t>Description</w:t>
+              <w:t>Latitude</w:t>
             </w:r>
             <w:proofErr w:type="spellEnd"/>
           </w:p>
@@ -9452,18 +9181,16 @@
             <w:vAlign w:val="center"/>
           </w:tcPr>
           <w:p>
-            <w:proofErr w:type="spellStart"/>
-            <w:proofErr w:type="gramStart"/>
-            <w:r>
-              <w:t>nvarchar</w:t>
-            </w:r>
-            <w:proofErr w:type="spellEnd"/>
-            <w:r>
-              <w:t>(</w:t>
-            </w:r>
-            <w:proofErr w:type="gramEnd"/>
-            <w:r>
-              <w:t>500)</w:t>
+            <w:pPr>
+              <w:rPr>
+                <w:lang w:val="en-US"/>
+              </w:rPr>
+            </w:pPr>
+            <w:r>
+              <w:rPr>
+                <w:lang w:val="en-US"/>
+              </w:rPr>
+              <w:t>real</w:t>
             </w:r>
           </w:p>
         </w:tc>
@@ -9488,260 +9215,7 @@
           </w:tcPr>
           <w:p>
             <w:r>
-              <w:t>Описание</w:t>
-            </w:r>
-          </w:p>
-        </w:tc>
-      </w:tr>
-      <w:tr>
-        <w:tc>
-          <w:tcPr>
-            <w:tcW w:w="1429" w:type="dxa"/>
-            <w:vAlign w:val="center"/>
-          </w:tcPr>
-          <w:p/>
-        </w:tc>
-        <w:tc>
-          <w:tcPr>
-            <w:tcW w:w="2177" w:type="dxa"/>
-            <w:vAlign w:val="center"/>
-          </w:tcPr>
-          <w:p>
-            <w:pPr>
-              <w:rPr>
-                <w:b/>
-              </w:rPr>
-            </w:pPr>
-            <w:r>
-              <w:rPr>
-                <w:b/>
-              </w:rPr>
-              <w:t>Equipment</w:t>
-            </w:r>
-          </w:p>
-        </w:tc>
-        <w:tc>
-          <w:tcPr>
-            <w:tcW w:w="1696" w:type="dxa"/>
-            <w:vAlign w:val="center"/>
-          </w:tcPr>
-          <w:p/>
-        </w:tc>
-        <w:tc>
-          <w:tcPr>
-            <w:tcW w:w="1514" w:type="dxa"/>
-            <w:vAlign w:val="center"/>
-          </w:tcPr>
-          <w:p/>
-        </w:tc>
-        <w:tc>
-          <w:tcPr>
-            <w:tcW w:w="2528" w:type="dxa"/>
-            <w:vAlign w:val="center"/>
-          </w:tcPr>
-          <w:p/>
-        </w:tc>
-      </w:tr>
-      <w:tr>
-        <w:tc>
-          <w:tcPr>
-            <w:tcW w:w="1429" w:type="dxa"/>
-            <w:vAlign w:val="center"/>
-          </w:tcPr>
-          <w:p>
-            <w:r>
-              <w:t>первичный</w:t>
-            </w:r>
-          </w:p>
-        </w:tc>
-        <w:tc>
-          <w:tcPr>
-            <w:tcW w:w="2177" w:type="dxa"/>
-            <w:vAlign w:val="center"/>
-          </w:tcPr>
-          <w:p>
-            <w:proofErr w:type="spellStart"/>
-            <w:r>
-              <w:t>Id</w:t>
-            </w:r>
-            <w:proofErr w:type="spellEnd"/>
-          </w:p>
-        </w:tc>
-        <w:tc>
-          <w:tcPr>
-            <w:tcW w:w="1696" w:type="dxa"/>
-            <w:vAlign w:val="center"/>
-          </w:tcPr>
-          <w:p>
-            <w:proofErr w:type="spellStart"/>
-            <w:r>
-              <w:t>int</w:t>
-            </w:r>
-            <w:proofErr w:type="spellEnd"/>
-          </w:p>
-        </w:tc>
-        <w:tc>
-          <w:tcPr>
-            <w:tcW w:w="1514" w:type="dxa"/>
-            <w:vAlign w:val="center"/>
-          </w:tcPr>
-          <w:p>
-            <w:pPr>
-              <w:jc w:val="center"/>
-            </w:pPr>
-            <w:r>
-              <w:t>Да</w:t>
-            </w:r>
-          </w:p>
-        </w:tc>
-        <w:tc>
-          <w:tcPr>
-            <w:tcW w:w="2528" w:type="dxa"/>
-            <w:vAlign w:val="center"/>
-          </w:tcPr>
-          <w:p>
-            <w:r>
-              <w:t>Идентификатор (</w:t>
-            </w:r>
-            <w:proofErr w:type="spellStart"/>
-            <w:r>
-              <w:t>автоинкремент</w:t>
-            </w:r>
-            <w:proofErr w:type="spellEnd"/>
-            <w:r>
-              <w:t>)</w:t>
-            </w:r>
-          </w:p>
-        </w:tc>
-      </w:tr>
-      <w:tr>
-        <w:tc>
-          <w:tcPr>
-            <w:tcW w:w="1429" w:type="dxa"/>
-            <w:vAlign w:val="center"/>
-          </w:tcPr>
-          <w:p/>
-        </w:tc>
-        <w:tc>
-          <w:tcPr>
-            <w:tcW w:w="2177" w:type="dxa"/>
-            <w:vAlign w:val="center"/>
-          </w:tcPr>
-          <w:p>
-            <w:r>
-              <w:t>Name</w:t>
-            </w:r>
-          </w:p>
-        </w:tc>
-        <w:tc>
-          <w:tcPr>
-            <w:tcW w:w="1696" w:type="dxa"/>
-            <w:vAlign w:val="center"/>
-          </w:tcPr>
-          <w:p>
-            <w:proofErr w:type="spellStart"/>
-            <w:proofErr w:type="gramStart"/>
-            <w:r>
-              <w:t>nvarchar</w:t>
-            </w:r>
-            <w:proofErr w:type="spellEnd"/>
-            <w:r>
-              <w:t>(</w:t>
-            </w:r>
-            <w:proofErr w:type="gramEnd"/>
-            <w:r>
-              <w:t>100)</w:t>
-            </w:r>
-          </w:p>
-        </w:tc>
-        <w:tc>
-          <w:tcPr>
-            <w:tcW w:w="1514" w:type="dxa"/>
-            <w:vAlign w:val="center"/>
-          </w:tcPr>
-          <w:p>
-            <w:pPr>
-              <w:jc w:val="center"/>
-            </w:pPr>
-            <w:r>
-              <w:t>Да</w:t>
-            </w:r>
-          </w:p>
-        </w:tc>
-        <w:tc>
-          <w:tcPr>
-            <w:tcW w:w="2528" w:type="dxa"/>
-            <w:vAlign w:val="center"/>
-          </w:tcPr>
-          <w:p>
-            <w:r>
-              <w:t>Название оборудования</w:t>
-            </w:r>
-          </w:p>
-        </w:tc>
-      </w:tr>
-      <w:tr>
-        <w:tc>
-          <w:tcPr>
-            <w:tcW w:w="1429" w:type="dxa"/>
-            <w:vAlign w:val="center"/>
-          </w:tcPr>
-          <w:p/>
-        </w:tc>
-        <w:tc>
-          <w:tcPr>
-            <w:tcW w:w="2177" w:type="dxa"/>
-            <w:vAlign w:val="center"/>
-          </w:tcPr>
-          <w:p>
-            <w:r>
-              <w:t>Type</w:t>
-            </w:r>
-          </w:p>
-        </w:tc>
-        <w:tc>
-          <w:tcPr>
-            <w:tcW w:w="1696" w:type="dxa"/>
-            <w:vAlign w:val="center"/>
-          </w:tcPr>
-          <w:p>
-            <w:proofErr w:type="spellStart"/>
-            <w:proofErr w:type="gramStart"/>
-            <w:r>
-              <w:t>nvarchar</w:t>
-            </w:r>
-            <w:proofErr w:type="spellEnd"/>
-            <w:r>
-              <w:t>(</w:t>
-            </w:r>
-            <w:proofErr w:type="gramEnd"/>
-            <w:r>
-              <w:t>50)</w:t>
-            </w:r>
-          </w:p>
-        </w:tc>
-        <w:tc>
-          <w:tcPr>
-            <w:tcW w:w="1514" w:type="dxa"/>
-            <w:vAlign w:val="center"/>
-          </w:tcPr>
-          <w:p>
-            <w:pPr>
-              <w:jc w:val="center"/>
-            </w:pPr>
-            <w:r>
-              <w:t>Нет</w:t>
-            </w:r>
-          </w:p>
-        </w:tc>
-        <w:tc>
-          <w:tcPr>
-            <w:tcW w:w="2528" w:type="dxa"/>
-            <w:vAlign w:val="center"/>
-          </w:tcPr>
-          <w:p>
-            <w:r>
-              <w:t>Тип</w:t>
+              <w:t>Координата долготы места</w:t>
             </w:r>
           </w:p>
         </w:tc>
@@ -9762,7 +9236,97 @@
           <w:p>
             <w:proofErr w:type="spellStart"/>
             <w:r>
-              <w:t>Quantity</w:t>
+              <w:t>Longitude</w:t>
+            </w:r>
+            <w:proofErr w:type="spellEnd"/>
+          </w:p>
+        </w:tc>
+        <w:tc>
+          <w:tcPr>
+            <w:tcW w:w="1696" w:type="dxa"/>
+            <w:vAlign w:val="center"/>
+          </w:tcPr>
+          <w:p>
+            <w:r>
+              <w:rPr>
+                <w:lang w:val="en-US"/>
+              </w:rPr>
+              <w:t>real</w:t>
+            </w:r>
+          </w:p>
+        </w:tc>
+        <w:tc>
+          <w:tcPr>
+            <w:tcW w:w="1514" w:type="dxa"/>
+            <w:vAlign w:val="center"/>
+          </w:tcPr>
+          <w:p>
+            <w:pPr>
+              <w:jc w:val="center"/>
+            </w:pPr>
+            <w:r>
+              <w:t>Нет</w:t>
+            </w:r>
+          </w:p>
+        </w:tc>
+        <w:tc>
+          <w:tcPr>
+            <w:tcW w:w="2528" w:type="dxa"/>
+            <w:vAlign w:val="center"/>
+          </w:tcPr>
+          <w:p>
+            <w:r>
+              <w:t>Координата широты места</w:t>
+            </w:r>
+          </w:p>
+        </w:tc>
+      </w:tr>
+      <w:tr>
+        <w:tc>
+          <w:tcPr>
+            <w:tcW w:w="9344" w:type="dxa"/>
+            <w:gridSpan w:val="5"/>
+            <w:vAlign w:val="center"/>
+          </w:tcPr>
+          <w:p>
+            <w:pPr>
+              <w:jc w:val="center"/>
+              <w:rPr>
+                <w:bCs/>
+              </w:rPr>
+            </w:pPr>
+            <w:proofErr w:type="spellStart"/>
+            <w:r>
+              <w:rPr>
+                <w:bCs/>
+              </w:rPr>
+              <w:t>GameCategories</w:t>
+            </w:r>
+            <w:proofErr w:type="spellEnd"/>
+          </w:p>
+        </w:tc>
+      </w:tr>
+      <w:tr>
+        <w:tc>
+          <w:tcPr>
+            <w:tcW w:w="1429" w:type="dxa"/>
+            <w:vAlign w:val="center"/>
+          </w:tcPr>
+          <w:p>
+            <w:r>
+              <w:t>первичный</w:t>
+            </w:r>
+          </w:p>
+        </w:tc>
+        <w:tc>
+          <w:tcPr>
+            <w:tcW w:w="2177" w:type="dxa"/>
+            <w:vAlign w:val="center"/>
+          </w:tcPr>
+          <w:p>
+            <w:proofErr w:type="spellStart"/>
+            <w:r>
+              <w:t>Id</w:t>
             </w:r>
             <w:proofErr w:type="spellEnd"/>
           </w:p>
@@ -9801,7 +9365,81 @@
           </w:tcPr>
           <w:p>
             <w:r>
-              <w:t>Количество (0–10000)</w:t>
+              <w:t>Идентификатор (</w:t>
+            </w:r>
+            <w:proofErr w:type="spellStart"/>
+            <w:r>
+              <w:t>автоинкремент</w:t>
+            </w:r>
+            <w:proofErr w:type="spellEnd"/>
+            <w:r>
+              <w:t>)</w:t>
+            </w:r>
+          </w:p>
+        </w:tc>
+      </w:tr>
+      <w:tr>
+        <w:tc>
+          <w:tcPr>
+            <w:tcW w:w="1429" w:type="dxa"/>
+            <w:vAlign w:val="center"/>
+          </w:tcPr>
+          <w:p/>
+        </w:tc>
+        <w:tc>
+          <w:tcPr>
+            <w:tcW w:w="2177" w:type="dxa"/>
+            <w:vAlign w:val="center"/>
+          </w:tcPr>
+          <w:p>
+            <w:r>
+              <w:t>Name</w:t>
+            </w:r>
+          </w:p>
+        </w:tc>
+        <w:tc>
+          <w:tcPr>
+            <w:tcW w:w="1696" w:type="dxa"/>
+            <w:vAlign w:val="center"/>
+          </w:tcPr>
+          <w:p>
+            <w:proofErr w:type="spellStart"/>
+            <w:proofErr w:type="gramStart"/>
+            <w:r>
+              <w:t>nvarchar</w:t>
+            </w:r>
+            <w:proofErr w:type="spellEnd"/>
+            <w:r>
+              <w:t>(</w:t>
+            </w:r>
+            <w:proofErr w:type="gramEnd"/>
+            <w:r>
+              <w:t>50)</w:t>
+            </w:r>
+          </w:p>
+        </w:tc>
+        <w:tc>
+          <w:tcPr>
+            <w:tcW w:w="1514" w:type="dxa"/>
+            <w:vAlign w:val="center"/>
+          </w:tcPr>
+          <w:p>
+            <w:pPr>
+              <w:jc w:val="center"/>
+            </w:pPr>
+            <w:r>
+              <w:t>Да</w:t>
+            </w:r>
+          </w:p>
+        </w:tc>
+        <w:tc>
+          <w:tcPr>
+            <w:tcW w:w="2528" w:type="dxa"/>
+            <w:vAlign w:val="center"/>
+          </w:tcPr>
+          <w:p>
+            <w:r>
+              <w:t>Название категории</w:t>
             </w:r>
           </w:p>
         </w:tc>
@@ -9877,6 +9515,101 @@
       <w:tr>
         <w:tc>
           <w:tcPr>
+            <w:tcW w:w="9344" w:type="dxa"/>
+            <w:gridSpan w:val="5"/>
+            <w:vAlign w:val="center"/>
+          </w:tcPr>
+          <w:p>
+            <w:pPr>
+              <w:jc w:val="center"/>
+              <w:rPr>
+                <w:bCs/>
+              </w:rPr>
+            </w:pPr>
+            <w:r>
+              <w:rPr>
+                <w:bCs/>
+              </w:rPr>
+              <w:t>Equipment</w:t>
+            </w:r>
+          </w:p>
+        </w:tc>
+      </w:tr>
+      <w:tr>
+        <w:tc>
+          <w:tcPr>
+            <w:tcW w:w="1429" w:type="dxa"/>
+            <w:vAlign w:val="center"/>
+          </w:tcPr>
+          <w:p>
+            <w:r>
+              <w:t>первичный</w:t>
+            </w:r>
+          </w:p>
+        </w:tc>
+        <w:tc>
+          <w:tcPr>
+            <w:tcW w:w="2177" w:type="dxa"/>
+            <w:vAlign w:val="center"/>
+          </w:tcPr>
+          <w:p>
+            <w:proofErr w:type="spellStart"/>
+            <w:r>
+              <w:t>Id</w:t>
+            </w:r>
+            <w:proofErr w:type="spellEnd"/>
+          </w:p>
+        </w:tc>
+        <w:tc>
+          <w:tcPr>
+            <w:tcW w:w="1696" w:type="dxa"/>
+            <w:vAlign w:val="center"/>
+          </w:tcPr>
+          <w:p>
+            <w:proofErr w:type="spellStart"/>
+            <w:r>
+              <w:t>int</w:t>
+            </w:r>
+            <w:proofErr w:type="spellEnd"/>
+          </w:p>
+        </w:tc>
+        <w:tc>
+          <w:tcPr>
+            <w:tcW w:w="1514" w:type="dxa"/>
+            <w:vAlign w:val="center"/>
+          </w:tcPr>
+          <w:p>
+            <w:pPr>
+              <w:jc w:val="center"/>
+            </w:pPr>
+            <w:r>
+              <w:t>Да</w:t>
+            </w:r>
+          </w:p>
+        </w:tc>
+        <w:tc>
+          <w:tcPr>
+            <w:tcW w:w="2528" w:type="dxa"/>
+            <w:vAlign w:val="center"/>
+          </w:tcPr>
+          <w:p>
+            <w:r>
+              <w:t>Идентификатор (</w:t>
+            </w:r>
+            <w:proofErr w:type="spellStart"/>
+            <w:r>
+              <w:t>автоинкремент</w:t>
+            </w:r>
+            <w:proofErr w:type="spellEnd"/>
+            <w:r>
+              <w:t>)</w:t>
+            </w:r>
+          </w:p>
+        </w:tc>
+      </w:tr>
+      <w:tr>
+        <w:tc>
+          <w:tcPr>
             <w:tcW w:w="1429" w:type="dxa"/>
             <w:vAlign w:val="center"/>
           </w:tcPr>
@@ -9888,16 +9621,8 @@
             <w:vAlign w:val="center"/>
           </w:tcPr>
           <w:p>
-            <w:pPr>
-              <w:rPr>
-                <w:b/>
-              </w:rPr>
-            </w:pPr>
-            <w:r>
-              <w:rPr>
-                <w:b/>
-              </w:rPr>
-              <w:t>таблицей участников сессии</w:t>
+            <w:r>
+              <w:t>Name</w:t>
             </w:r>
           </w:p>
         </w:tc>
@@ -9906,21 +9631,301 @@
             <w:tcW w:w="1696" w:type="dxa"/>
             <w:vAlign w:val="center"/>
           </w:tcPr>
-          <w:p/>
+          <w:p>
+            <w:proofErr w:type="spellStart"/>
+            <w:proofErr w:type="gramStart"/>
+            <w:r>
+              <w:t>nvarchar</w:t>
+            </w:r>
+            <w:proofErr w:type="spellEnd"/>
+            <w:r>
+              <w:t>(</w:t>
+            </w:r>
+            <w:proofErr w:type="gramEnd"/>
+            <w:r>
+              <w:t>100)</w:t>
+            </w:r>
+          </w:p>
         </w:tc>
         <w:tc>
           <w:tcPr>
             <w:tcW w:w="1514" w:type="dxa"/>
             <w:vAlign w:val="center"/>
           </w:tcPr>
-          <w:p/>
+          <w:p>
+            <w:pPr>
+              <w:jc w:val="center"/>
+            </w:pPr>
+            <w:r>
+              <w:t>Да</w:t>
+            </w:r>
+          </w:p>
         </w:tc>
         <w:tc>
           <w:tcPr>
             <w:tcW w:w="2528" w:type="dxa"/>
             <w:vAlign w:val="center"/>
           </w:tcPr>
+          <w:p>
+            <w:r>
+              <w:t>Название оборудования</w:t>
+            </w:r>
+          </w:p>
+        </w:tc>
+      </w:tr>
+      <w:tr>
+        <w:tc>
+          <w:tcPr>
+            <w:tcW w:w="1429" w:type="dxa"/>
+            <w:vAlign w:val="center"/>
+          </w:tcPr>
           <w:p/>
+        </w:tc>
+        <w:tc>
+          <w:tcPr>
+            <w:tcW w:w="2177" w:type="dxa"/>
+            <w:vAlign w:val="center"/>
+          </w:tcPr>
+          <w:p>
+            <w:r>
+              <w:t>Type</w:t>
+            </w:r>
+          </w:p>
+        </w:tc>
+        <w:tc>
+          <w:tcPr>
+            <w:tcW w:w="1696" w:type="dxa"/>
+            <w:vAlign w:val="center"/>
+          </w:tcPr>
+          <w:p>
+            <w:proofErr w:type="spellStart"/>
+            <w:proofErr w:type="gramStart"/>
+            <w:r>
+              <w:t>nvarchar</w:t>
+            </w:r>
+            <w:proofErr w:type="spellEnd"/>
+            <w:r>
+              <w:t>(</w:t>
+            </w:r>
+            <w:proofErr w:type="gramEnd"/>
+            <w:r>
+              <w:t>50)</w:t>
+            </w:r>
+          </w:p>
+        </w:tc>
+        <w:tc>
+          <w:tcPr>
+            <w:tcW w:w="1514" w:type="dxa"/>
+            <w:vAlign w:val="center"/>
+          </w:tcPr>
+          <w:p>
+            <w:pPr>
+              <w:jc w:val="center"/>
+            </w:pPr>
+            <w:r>
+              <w:t>Нет</w:t>
+            </w:r>
+          </w:p>
+        </w:tc>
+        <w:tc>
+          <w:tcPr>
+            <w:tcW w:w="2528" w:type="dxa"/>
+            <w:vAlign w:val="center"/>
+          </w:tcPr>
+          <w:p>
+            <w:r>
+              <w:t>Тип</w:t>
+            </w:r>
+          </w:p>
+        </w:tc>
+      </w:tr>
+    </w:tbl>
+    <w:p>
+      <w:pPr>
+        <w:spacing w:line="360" w:lineRule="auto"/>
+        <w:mirrorIndents/>
+        <w:jc w:val="both"/>
+        <w:rPr>
+          <w:sz w:val="28"/>
+          <w:szCs w:val="28"/>
+          <w:lang w:val="en-US"/>
+        </w:rPr>
+      </w:pPr>
+      <w:r>
+        <w:rPr>
+          <w:sz w:val="28"/>
+          <w:szCs w:val="28"/>
+        </w:rPr>
+        <w:lastRenderedPageBreak/>
+        <w:t>Продолжение таблицы 2.1</w:t>
+      </w:r>
+    </w:p>
+    <w:p/>
+    <w:tbl>
+      <w:tblPr>
+        <w:tblStyle w:val="a7"/>
+        <w:tblW w:w="9344" w:type="dxa"/>
+        <w:tblInd w:w="392" w:type="dxa"/>
+        <w:tblLook w:val="04A0" w:firstRow="1" w:lastRow="0" w:firstColumn="1" w:lastColumn="0" w:noHBand="0" w:noVBand="1"/>
+      </w:tblPr>
+      <w:tblGrid>
+        <w:gridCol w:w="1429"/>
+        <w:gridCol w:w="2177"/>
+        <w:gridCol w:w="1696"/>
+        <w:gridCol w:w="1514"/>
+        <w:gridCol w:w="2528"/>
+      </w:tblGrid>
+      <w:tr>
+        <w:tc>
+          <w:tcPr>
+            <w:tcW w:w="1429" w:type="dxa"/>
+            <w:vAlign w:val="center"/>
+          </w:tcPr>
+          <w:p/>
+        </w:tc>
+        <w:tc>
+          <w:tcPr>
+            <w:tcW w:w="2177" w:type="dxa"/>
+            <w:vAlign w:val="center"/>
+          </w:tcPr>
+          <w:p>
+            <w:proofErr w:type="spellStart"/>
+            <w:r>
+              <w:t>Quantity</w:t>
+            </w:r>
+            <w:proofErr w:type="spellEnd"/>
+          </w:p>
+        </w:tc>
+        <w:tc>
+          <w:tcPr>
+            <w:tcW w:w="1696" w:type="dxa"/>
+            <w:vAlign w:val="center"/>
+          </w:tcPr>
+          <w:p>
+            <w:proofErr w:type="spellStart"/>
+            <w:r>
+              <w:t>int</w:t>
+            </w:r>
+            <w:proofErr w:type="spellEnd"/>
+          </w:p>
+        </w:tc>
+        <w:tc>
+          <w:tcPr>
+            <w:tcW w:w="1514" w:type="dxa"/>
+            <w:vAlign w:val="center"/>
+          </w:tcPr>
+          <w:p>
+            <w:pPr>
+              <w:jc w:val="center"/>
+            </w:pPr>
+            <w:r>
+              <w:t>Да</w:t>
+            </w:r>
+          </w:p>
+        </w:tc>
+        <w:tc>
+          <w:tcPr>
+            <w:tcW w:w="2528" w:type="dxa"/>
+            <w:vAlign w:val="center"/>
+          </w:tcPr>
+          <w:p>
+            <w:r>
+              <w:t>Количество (0–10000)</w:t>
+            </w:r>
+          </w:p>
+        </w:tc>
+      </w:tr>
+      <w:tr>
+        <w:tc>
+          <w:tcPr>
+            <w:tcW w:w="1429" w:type="dxa"/>
+            <w:vAlign w:val="center"/>
+          </w:tcPr>
+          <w:p/>
+        </w:tc>
+        <w:tc>
+          <w:tcPr>
+            <w:tcW w:w="2177" w:type="dxa"/>
+            <w:vAlign w:val="center"/>
+          </w:tcPr>
+          <w:p>
+            <w:proofErr w:type="spellStart"/>
+            <w:r>
+              <w:t>Description</w:t>
+            </w:r>
+            <w:proofErr w:type="spellEnd"/>
+          </w:p>
+        </w:tc>
+        <w:tc>
+          <w:tcPr>
+            <w:tcW w:w="1696" w:type="dxa"/>
+            <w:vAlign w:val="center"/>
+          </w:tcPr>
+          <w:p>
+            <w:proofErr w:type="spellStart"/>
+            <w:proofErr w:type="gramStart"/>
+            <w:r>
+              <w:t>nvarchar</w:t>
+            </w:r>
+            <w:proofErr w:type="spellEnd"/>
+            <w:r>
+              <w:t>(</w:t>
+            </w:r>
+            <w:proofErr w:type="gramEnd"/>
+            <w:r>
+              <w:t>500)</w:t>
+            </w:r>
+          </w:p>
+        </w:tc>
+        <w:tc>
+          <w:tcPr>
+            <w:tcW w:w="1514" w:type="dxa"/>
+            <w:vAlign w:val="center"/>
+          </w:tcPr>
+          <w:p>
+            <w:pPr>
+              <w:jc w:val="center"/>
+            </w:pPr>
+            <w:r>
+              <w:t>Нет</w:t>
+            </w:r>
+          </w:p>
+        </w:tc>
+        <w:tc>
+          <w:tcPr>
+            <w:tcW w:w="2528" w:type="dxa"/>
+            <w:vAlign w:val="center"/>
+          </w:tcPr>
+          <w:p>
+            <w:r>
+              <w:t>Описание</w:t>
+            </w:r>
+          </w:p>
+        </w:tc>
+      </w:tr>
+      <w:tr>
+        <w:tc>
+          <w:tcPr>
+            <w:tcW w:w="9344" w:type="dxa"/>
+            <w:gridSpan w:val="5"/>
+            <w:vAlign w:val="center"/>
+          </w:tcPr>
+          <w:p>
+            <w:pPr>
+              <w:jc w:val="center"/>
+              <w:rPr>
+                <w:bCs/>
+              </w:rPr>
+            </w:pPr>
+            <w:proofErr w:type="spellStart"/>
+            <w:r>
+              <w:rPr>
+                <w:bCs/>
+              </w:rPr>
+              <w:t>SessionPlayers</w:t>
+            </w:r>
+            <w:proofErr w:type="spellEnd"/>
+          </w:p>
         </w:tc>
       </w:tr>
       <w:tr>
@@ -10448,50 +10453,26 @@
       <w:tr>
         <w:tc>
           <w:tcPr>
-            <w:tcW w:w="1429" w:type="dxa"/>
-            <w:vAlign w:val="center"/>
-          </w:tcPr>
-          <w:p/>
-        </w:tc>
-        <w:tc>
-          <w:tcPr>
-            <w:tcW w:w="2177" w:type="dxa"/>
+            <w:tcW w:w="9344" w:type="dxa"/>
+            <w:gridSpan w:val="5"/>
             <w:vAlign w:val="center"/>
           </w:tcPr>
           <w:p>
             <w:pPr>
+              <w:jc w:val="center"/>
               <w:rPr>
-                <w:b/>
+                <w:bCs/>
               </w:rPr>
             </w:pPr>
+            <w:proofErr w:type="spellStart"/>
             <w:r>
               <w:rPr>
-                <w:b/>
+                <w:bCs/>
               </w:rPr>
-              <w:t>таблицей оборудования игр</w:t>
-            </w:r>
+              <w:t>GameEquipments</w:t>
+            </w:r>
+            <w:proofErr w:type="spellEnd"/>
           </w:p>
-        </w:tc>
-        <w:tc>
-          <w:tcPr>
-            <w:tcW w:w="1696" w:type="dxa"/>
-            <w:vAlign w:val="center"/>
-          </w:tcPr>
-          <w:p/>
-        </w:tc>
-        <w:tc>
-          <w:tcPr>
-            <w:tcW w:w="1514" w:type="dxa"/>
-            <w:vAlign w:val="center"/>
-          </w:tcPr>
-          <w:p/>
-        </w:tc>
-        <w:tc>
-          <w:tcPr>
-            <w:tcW w:w="2528" w:type="dxa"/>
-            <w:vAlign w:val="center"/>
-          </w:tcPr>
-          <w:p/>
         </w:tc>
       </w:tr>
       <w:tr>
@@ -10501,6 +10482,7 @@
             <w:vAlign w:val="center"/>
           </w:tcPr>
           <w:p>
+            <w:bookmarkStart w:id="43" w:name="_Hlk227574856"/>
             <w:r>
               <w:t>первичный</w:t>
             </w:r>
@@ -10757,50 +10739,29 @@
       <w:tr>
         <w:tc>
           <w:tcPr>
-            <w:tcW w:w="1429" w:type="dxa"/>
-            <w:vAlign w:val="center"/>
-          </w:tcPr>
-          <w:p/>
-        </w:tc>
-        <w:tc>
-          <w:tcPr>
-            <w:tcW w:w="2177" w:type="dxa"/>
+            <w:tcW w:w="9344" w:type="dxa"/>
+            <w:gridSpan w:val="5"/>
             <w:vAlign w:val="center"/>
           </w:tcPr>
           <w:p>
             <w:pPr>
+              <w:jc w:val="center"/>
               <w:rPr>
-                <w:b/>
+                <w:bCs/>
               </w:rPr>
             </w:pPr>
+            <w:bookmarkStart w:id="44" w:name="_Hlk227574844"/>
+            <w:bookmarkEnd w:id="43"/>
+            <w:proofErr w:type="spellStart"/>
             <w:r>
               <w:rPr>
-                <w:b/>
+                <w:bCs/>
               </w:rPr>
-              <w:t>таблицей категорий игр</w:t>
-            </w:r>
+              <w:t>GameCategoryAssignments</w:t>
+            </w:r>
+            <w:bookmarkEnd w:id="44"/>
+            <w:proofErr w:type="spellEnd"/>
           </w:p>
-        </w:tc>
-        <w:tc>
-          <w:tcPr>
-            <w:tcW w:w="1696" w:type="dxa"/>
-            <w:vAlign w:val="center"/>
-          </w:tcPr>
-          <w:p/>
-        </w:tc>
-        <w:tc>
-          <w:tcPr>
-            <w:tcW w:w="1514" w:type="dxa"/>
-            <w:vAlign w:val="center"/>
-          </w:tcPr>
-          <w:p/>
-        </w:tc>
-        <w:tc>
-          <w:tcPr>
-            <w:tcW w:w="2528" w:type="dxa"/>
-            <w:vAlign w:val="center"/>
-          </w:tcPr>
-          <w:p/>
         </w:tc>
       </w:tr>
       <w:tr>
@@ -10811,7 +10772,6 @@
           </w:tcPr>
           <w:p>
             <w:r>
-              <w:lastRenderedPageBreak/>
               <w:t>первичный</w:t>
             </w:r>
           </w:p>
@@ -10896,7 +10856,7 @@
           <w:p>
             <w:proofErr w:type="spellStart"/>
             <w:r>
-              <w:t>GameId</w:t>
+              <w:t>VenueId</w:t>
             </w:r>
             <w:proofErr w:type="spellEnd"/>
           </w:p>
@@ -10934,8 +10894,19 @@
             <w:vAlign w:val="center"/>
           </w:tcPr>
           <w:p>
-            <w:r>
-              <w:t>Ссылка на Games</w:t>
+            <w:pPr>
+              <w:rPr>
+                <w:lang w:val="en-US"/>
+              </w:rPr>
+            </w:pPr>
+            <w:r>
+              <w:t xml:space="preserve">Ссылка на </w:t>
+            </w:r>
+            <w:r>
+              <w:rPr>
+                <w:lang w:val="en-US"/>
+              </w:rPr>
+              <w:t>Venue</w:t>
             </w:r>
           </w:p>
         </w:tc>
@@ -10960,7 +10931,7 @@
           <w:p>
             <w:proofErr w:type="spellStart"/>
             <w:r>
-              <w:t>GameCategoryId</w:t>
+              <w:t>EquipmentId</w:t>
             </w:r>
             <w:proofErr w:type="spellEnd"/>
           </w:p>
@@ -10999,6 +10970,291 @@
           </w:tcPr>
           <w:p>
             <w:r>
+              <w:t>Ссылка на Equipment</w:t>
+            </w:r>
+          </w:p>
+        </w:tc>
+      </w:tr>
+      <w:tr>
+        <w:tc>
+          <w:tcPr>
+            <w:tcW w:w="1429" w:type="dxa"/>
+            <w:vAlign w:val="center"/>
+          </w:tcPr>
+          <w:p/>
+        </w:tc>
+        <w:tc>
+          <w:tcPr>
+            <w:tcW w:w="2177" w:type="dxa"/>
+            <w:vAlign w:val="center"/>
+          </w:tcPr>
+          <w:p>
+            <w:proofErr w:type="spellStart"/>
+            <w:r>
+              <w:t>Quantity</w:t>
+            </w:r>
+            <w:proofErr w:type="spellEnd"/>
+          </w:p>
+        </w:tc>
+        <w:tc>
+          <w:tcPr>
+            <w:tcW w:w="1696" w:type="dxa"/>
+            <w:vAlign w:val="center"/>
+          </w:tcPr>
+          <w:p>
+            <w:proofErr w:type="spellStart"/>
+            <w:r>
+              <w:t>int</w:t>
+            </w:r>
+            <w:proofErr w:type="spellEnd"/>
+          </w:p>
+        </w:tc>
+        <w:tc>
+          <w:tcPr>
+            <w:tcW w:w="1514" w:type="dxa"/>
+            <w:vAlign w:val="center"/>
+          </w:tcPr>
+          <w:p>
+            <w:pPr>
+              <w:jc w:val="center"/>
+            </w:pPr>
+            <w:r>
+              <w:t>Да</w:t>
+            </w:r>
+          </w:p>
+        </w:tc>
+        <w:tc>
+          <w:tcPr>
+            <w:tcW w:w="2528" w:type="dxa"/>
+            <w:vAlign w:val="center"/>
+          </w:tcPr>
+          <w:p>
+            <w:r>
+              <w:t>Требуемое количество</w:t>
+            </w:r>
+          </w:p>
+        </w:tc>
+      </w:tr>
+      <w:tr>
+        <w:tc>
+          <w:tcPr>
+            <w:tcW w:w="9344" w:type="dxa"/>
+            <w:gridSpan w:val="5"/>
+            <w:vAlign w:val="center"/>
+          </w:tcPr>
+          <w:p>
+            <w:pPr>
+              <w:jc w:val="center"/>
+              <w:rPr>
+                <w:bCs/>
+              </w:rPr>
+            </w:pPr>
+            <w:proofErr w:type="spellStart"/>
+            <w:r>
+              <w:rPr>
+                <w:bCs/>
+              </w:rPr>
+              <w:t>GameCategoryAssignments</w:t>
+            </w:r>
+            <w:proofErr w:type="spellEnd"/>
+          </w:p>
+        </w:tc>
+      </w:tr>
+      <w:tr>
+        <w:tc>
+          <w:tcPr>
+            <w:tcW w:w="1429" w:type="dxa"/>
+            <w:vAlign w:val="center"/>
+          </w:tcPr>
+          <w:p>
+            <w:r>
+              <w:t>первичный</w:t>
+            </w:r>
+          </w:p>
+        </w:tc>
+        <w:tc>
+          <w:tcPr>
+            <w:tcW w:w="2177" w:type="dxa"/>
+            <w:vAlign w:val="center"/>
+          </w:tcPr>
+          <w:p>
+            <w:proofErr w:type="spellStart"/>
+            <w:r>
+              <w:t>Id</w:t>
+            </w:r>
+            <w:proofErr w:type="spellEnd"/>
+          </w:p>
+        </w:tc>
+        <w:tc>
+          <w:tcPr>
+            <w:tcW w:w="1696" w:type="dxa"/>
+            <w:vAlign w:val="center"/>
+          </w:tcPr>
+          <w:p>
+            <w:proofErr w:type="spellStart"/>
+            <w:r>
+              <w:t>int</w:t>
+            </w:r>
+            <w:proofErr w:type="spellEnd"/>
+          </w:p>
+        </w:tc>
+        <w:tc>
+          <w:tcPr>
+            <w:tcW w:w="1514" w:type="dxa"/>
+            <w:vAlign w:val="center"/>
+          </w:tcPr>
+          <w:p>
+            <w:pPr>
+              <w:jc w:val="center"/>
+            </w:pPr>
+            <w:r>
+              <w:t>Да</w:t>
+            </w:r>
+          </w:p>
+        </w:tc>
+        <w:tc>
+          <w:tcPr>
+            <w:tcW w:w="2528" w:type="dxa"/>
+            <w:vAlign w:val="center"/>
+          </w:tcPr>
+          <w:p>
+            <w:r>
+              <w:t>Идентификатор (</w:t>
+            </w:r>
+            <w:proofErr w:type="spellStart"/>
+            <w:r>
+              <w:t>автоинкремент</w:t>
+            </w:r>
+            <w:proofErr w:type="spellEnd"/>
+            <w:r>
+              <w:t>)</w:t>
+            </w:r>
+          </w:p>
+        </w:tc>
+      </w:tr>
+      <w:tr>
+        <w:tc>
+          <w:tcPr>
+            <w:tcW w:w="1429" w:type="dxa"/>
+            <w:vAlign w:val="center"/>
+          </w:tcPr>
+          <w:p>
+            <w:r>
+              <w:t>внешний</w:t>
+            </w:r>
+          </w:p>
+        </w:tc>
+        <w:tc>
+          <w:tcPr>
+            <w:tcW w:w="2177" w:type="dxa"/>
+            <w:vAlign w:val="center"/>
+          </w:tcPr>
+          <w:p>
+            <w:proofErr w:type="spellStart"/>
+            <w:r>
+              <w:t>GameId</w:t>
+            </w:r>
+            <w:proofErr w:type="spellEnd"/>
+          </w:p>
+        </w:tc>
+        <w:tc>
+          <w:tcPr>
+            <w:tcW w:w="1696" w:type="dxa"/>
+            <w:vAlign w:val="center"/>
+          </w:tcPr>
+          <w:p>
+            <w:proofErr w:type="spellStart"/>
+            <w:r>
+              <w:t>int</w:t>
+            </w:r>
+            <w:proofErr w:type="spellEnd"/>
+          </w:p>
+        </w:tc>
+        <w:tc>
+          <w:tcPr>
+            <w:tcW w:w="1514" w:type="dxa"/>
+            <w:vAlign w:val="center"/>
+          </w:tcPr>
+          <w:p>
+            <w:pPr>
+              <w:jc w:val="center"/>
+            </w:pPr>
+            <w:r>
+              <w:t>Да</w:t>
+            </w:r>
+          </w:p>
+        </w:tc>
+        <w:tc>
+          <w:tcPr>
+            <w:tcW w:w="2528" w:type="dxa"/>
+            <w:vAlign w:val="center"/>
+          </w:tcPr>
+          <w:p>
+            <w:r>
+              <w:t>Ссылка на Games</w:t>
+            </w:r>
+          </w:p>
+        </w:tc>
+      </w:tr>
+      <w:tr>
+        <w:tc>
+          <w:tcPr>
+            <w:tcW w:w="1429" w:type="dxa"/>
+            <w:vAlign w:val="center"/>
+          </w:tcPr>
+          <w:p>
+            <w:r>
+              <w:t>внешний</w:t>
+            </w:r>
+          </w:p>
+        </w:tc>
+        <w:tc>
+          <w:tcPr>
+            <w:tcW w:w="2177" w:type="dxa"/>
+            <w:vAlign w:val="center"/>
+          </w:tcPr>
+          <w:p>
+            <w:proofErr w:type="spellStart"/>
+            <w:r>
+              <w:t>GameCategoryId</w:t>
+            </w:r>
+            <w:proofErr w:type="spellEnd"/>
+          </w:p>
+        </w:tc>
+        <w:tc>
+          <w:tcPr>
+            <w:tcW w:w="1696" w:type="dxa"/>
+            <w:vAlign w:val="center"/>
+          </w:tcPr>
+          <w:p>
+            <w:proofErr w:type="spellStart"/>
+            <w:r>
+              <w:t>int</w:t>
+            </w:r>
+            <w:proofErr w:type="spellEnd"/>
+          </w:p>
+        </w:tc>
+        <w:tc>
+          <w:tcPr>
+            <w:tcW w:w="1514" w:type="dxa"/>
+            <w:vAlign w:val="center"/>
+          </w:tcPr>
+          <w:p>
+            <w:pPr>
+              <w:jc w:val="center"/>
+            </w:pPr>
+            <w:r>
+              <w:t>Да</w:t>
+            </w:r>
+          </w:p>
+        </w:tc>
+        <w:tc>
+          <w:tcPr>
+            <w:tcW w:w="2528" w:type="dxa"/>
+            <w:vAlign w:val="center"/>
+          </w:tcPr>
+          <w:p>
+            <w:r>
               <w:t xml:space="preserve">Ссылка на </w:t>
             </w:r>
             <w:proofErr w:type="spellStart"/>
@@ -11098,12 +11354,12 @@
           <w:lang w:eastAsia="en-US"/>
         </w:rPr>
       </w:pPr>
-      <w:bookmarkStart w:id="43" w:name="_Toc68696089"/>
-      <w:bookmarkStart w:id="44" w:name="_Toc72275218"/>
-      <w:bookmarkStart w:id="45" w:name="_Toc103097569"/>
-      <w:bookmarkStart w:id="46" w:name="_Toc104795022"/>
-      <w:bookmarkStart w:id="47" w:name="_Toc105597144"/>
-      <w:bookmarkStart w:id="48" w:name="_Toc164804150"/>
+      <w:bookmarkStart w:id="45" w:name="_Toc68696089"/>
+      <w:bookmarkStart w:id="46" w:name="_Toc72275218"/>
+      <w:bookmarkStart w:id="47" w:name="_Toc103097569"/>
+      <w:bookmarkStart w:id="48" w:name="_Toc104795022"/>
+      <w:bookmarkStart w:id="49" w:name="_Toc105597144"/>
+      <w:bookmarkStart w:id="50" w:name="_Toc164804150"/>
       <w:r>
         <w:t xml:space="preserve">2.3 </w:t>
       </w:r>
@@ -11113,12 +11369,12 @@
       <w:r>
         <w:t>Диаграмма прецедентов</w:t>
       </w:r>
-      <w:bookmarkEnd w:id="43"/>
-      <w:bookmarkEnd w:id="44"/>
       <w:bookmarkEnd w:id="45"/>
       <w:bookmarkEnd w:id="46"/>
       <w:bookmarkEnd w:id="47"/>
       <w:bookmarkEnd w:id="48"/>
+      <w:bookmarkEnd w:id="49"/>
+      <w:bookmarkEnd w:id="50"/>
     </w:p>
     <w:p>
       <w:pPr>
@@ -11160,6 +11416,7 @@
           <w:sz w:val="28"/>
           <w:szCs w:val="28"/>
         </w:rPr>
+        <w:lastRenderedPageBreak/>
         <w:t>Диаграмма прецедентов (</w:t>
       </w:r>
       <w:proofErr w:type="spellStart"/>
@@ -11225,7 +11482,7 @@
           <w:lang w:eastAsia="en-US"/>
         </w:rPr>
         <w:drawing>
-          <wp:inline distT="0" distB="0" distL="0" distR="0" wp14:anchorId="6297B38B" wp14:editId="0EC93FC0">
+          <wp:inline distT="0" distB="0" distL="0" distR="0" wp14:anchorId="6297B38B" wp14:editId="4EE1E0AF">
             <wp:extent cx="4445391" cy="2611852"/>
             <wp:effectExtent l="0" t="0" r="0" b="4445"/>
             <wp:docPr id="1218025472" name="Рисунок 3"/>
@@ -11328,9 +11585,9 @@
           <w:szCs w:val="28"/>
         </w:rPr>
       </w:pPr>
-      <w:bookmarkStart w:id="49" w:name="_Hlk227238414"/>
-    </w:p>
-    <w:bookmarkEnd w:id="49"/>
+      <w:bookmarkStart w:id="51" w:name="_Hlk227238414"/>
+    </w:p>
+    <w:bookmarkEnd w:id="51"/>
     <w:p>
       <w:pPr>
         <w:spacing w:line="360" w:lineRule="auto"/>
@@ -11393,7 +11650,6 @@
           <w:sz w:val="28"/>
           <w:szCs w:val="28"/>
         </w:rPr>
-        <w:lastRenderedPageBreak/>
         <w:t>управление игроками, издателями, площадками, оборудованием и категориями;</w:t>
       </w:r>
     </w:p>
@@ -11537,8 +11793,8 @@
           <w:lang w:eastAsia="en-US"/>
         </w:rPr>
       </w:pPr>
-      <w:bookmarkStart w:id="50" w:name="_Toc105597145"/>
-      <w:bookmarkStart w:id="51" w:name="_Toc164804151"/>
+      <w:bookmarkStart w:id="52" w:name="_Toc105597145"/>
+      <w:bookmarkStart w:id="53" w:name="_Toc164804151"/>
       <w:r>
         <w:t xml:space="preserve">2.4 </w:t>
       </w:r>
@@ -11548,8 +11804,8 @@
       <w:r>
         <w:t>Диаграмма активностей</w:t>
       </w:r>
-      <w:bookmarkEnd w:id="50"/>
-      <w:bookmarkEnd w:id="51"/>
+      <w:bookmarkEnd w:id="52"/>
+      <w:bookmarkEnd w:id="53"/>
     </w:p>
     <w:p>
       <w:pPr>
@@ -11591,6 +11847,7 @@
           <w:sz w:val="28"/>
           <w:szCs w:val="28"/>
         </w:rPr>
+        <w:lastRenderedPageBreak/>
         <w:t>Диаграмма активностей описывает последовательность действий при проведении игровой сессии — от её создания до фиксации результатов. Диаграмма представлена на рисунке 2.3.</w:t>
       </w:r>
     </w:p>
@@ -11632,9 +11889,29 @@
     </w:p>
     <w:p>
       <w:pPr>
+        <w:spacing w:line="360" w:lineRule="auto"/>
+        <w:ind w:firstLine="709"/>
+        <w:contextualSpacing/>
+        <w:jc w:val="both"/>
+      </w:pPr>
+    </w:p>
+    <w:p>
+      <w:pPr>
+        <w:spacing w:line="360" w:lineRule="auto"/>
+        <w:ind w:firstLine="709"/>
+        <w:contextualSpacing/>
+        <w:jc w:val="both"/>
+        <w:rPr>
+          <w:sz w:val="28"/>
+          <w:szCs w:val="28"/>
+        </w:rPr>
+      </w:pPr>
+    </w:p>
+    <w:p>
+      <w:pPr>
         <w:pStyle w:val="22"/>
       </w:pPr>
-      <w:bookmarkStart w:id="52" w:name="_Toc164804152"/>
+      <w:bookmarkStart w:id="54" w:name="_Toc164804152"/>
       <w:r>
         <w:t>2.5</w:t>
       </w:r>
@@ -11642,7 +11919,7 @@
         <w:tab/>
         <w:t>Проектирование интерфейса</w:t>
       </w:r>
-      <w:bookmarkEnd w:id="52"/>
+      <w:bookmarkEnd w:id="54"/>
       <w:r>
         <w:t xml:space="preserve"> </w:t>
       </w:r>
@@ -11802,11 +12079,10 @@
           <w:sz w:val="28"/>
           <w:szCs w:val="28"/>
         </w:rPr>
-        <w:lastRenderedPageBreak/>
         <w:drawing>
-          <wp:inline distT="0" distB="0" distL="0" distR="0" wp14:anchorId="6CF9A32C" wp14:editId="7D5BBEB5">
-            <wp:extent cx="5423101" cy="3092824"/>
-            <wp:effectExtent l="0" t="0" r="0" b="6350"/>
+          <wp:inline distT="0" distB="0" distL="0" distR="0" wp14:anchorId="6CF9A32C" wp14:editId="16930644">
+            <wp:extent cx="4545106" cy="2592098"/>
+            <wp:effectExtent l="0" t="0" r="1905" b="0"/>
             <wp:docPr id="29963706" name="Рисунок 6"/>
             <wp:cNvGraphicFramePr>
               <a:graphicFrameLocks xmlns:a="http://schemas.openxmlformats.org/drawingml/2006/main" noChangeAspect="1"/>
@@ -11833,7 +12109,7 @@
                   <pic:spPr>
                     <a:xfrm>
                       <a:off x="0" y="0"/>
-                      <a:ext cx="5429958" cy="3096734"/>
+                      <a:ext cx="4588353" cy="2616762"/>
                     </a:xfrm>
                     <a:prstGeom prst="rect">
                       <a:avLst/>
@@ -11977,7 +12253,6 @@
           <w:sz w:val="28"/>
           <w:szCs w:val="28"/>
         </w:rPr>
-        <w:lastRenderedPageBreak/>
         <w:drawing>
           <wp:inline distT="0" distB="0" distL="0" distR="0" wp14:anchorId="2698121F" wp14:editId="71E8FDDB">
             <wp:extent cx="5647764" cy="2378425"/>
@@ -12085,15 +12360,16 @@
       <w:pPr>
         <w:pStyle w:val="22"/>
       </w:pPr>
-      <w:bookmarkStart w:id="53" w:name="_Toc164804153"/>
-      <w:r>
+      <w:bookmarkStart w:id="55" w:name="_Toc164804153"/>
+      <w:r>
+        <w:lastRenderedPageBreak/>
         <w:t>2.6</w:t>
       </w:r>
       <w:r>
         <w:tab/>
         <w:t>Диаграмма классов</w:t>
       </w:r>
-      <w:bookmarkEnd w:id="53"/>
+      <w:bookmarkEnd w:id="55"/>
       <w:r>
         <w:t xml:space="preserve"> </w:t>
       </w:r>
@@ -12292,7 +12568,6 @@
           <w:sz w:val="28"/>
           <w:szCs w:val="28"/>
         </w:rPr>
-        <w:lastRenderedPageBreak/>
         <w:t>GameSession</w:t>
       </w:r>
       <w:proofErr w:type="spellEnd"/>
@@ -12555,9 +12830,9 @@
           <w:szCs w:val="24"/>
         </w:rPr>
       </w:pPr>
-      <w:bookmarkStart w:id="54" w:name="_Toc104795026"/>
-      <w:bookmarkStart w:id="55" w:name="_Toc105597148"/>
-      <w:bookmarkStart w:id="56" w:name="_Toc164804154"/>
+      <w:bookmarkStart w:id="56" w:name="_Toc104795026"/>
+      <w:bookmarkStart w:id="57" w:name="_Toc105597148"/>
+      <w:bookmarkStart w:id="58" w:name="_Toc164804154"/>
       <w:r>
         <w:t xml:space="preserve">3 </w:t>
       </w:r>
@@ -12565,9 +12840,9 @@
         <w:tab/>
         <w:t>РАЗРАБОТКА ПРИЛОЖЕНИЯ</w:t>
       </w:r>
-      <w:bookmarkEnd w:id="54"/>
-      <w:bookmarkEnd w:id="55"/>
       <w:bookmarkEnd w:id="56"/>
+      <w:bookmarkEnd w:id="57"/>
+      <w:bookmarkEnd w:id="58"/>
     </w:p>
     <w:p>
       <w:pPr>
@@ -12602,25 +12877,26 @@
           <w:lang w:eastAsia="en-US"/>
         </w:rPr>
       </w:pPr>
-      <w:bookmarkStart w:id="57" w:name="_Toc68696094"/>
-      <w:bookmarkStart w:id="58" w:name="_Toc72275223"/>
-      <w:bookmarkStart w:id="59" w:name="_Toc103097574"/>
-      <w:bookmarkStart w:id="60" w:name="_Toc104795027"/>
-      <w:bookmarkStart w:id="61" w:name="_Toc105597149"/>
-      <w:bookmarkStart w:id="62" w:name="_Toc164804155"/>
-      <w:r>
+      <w:bookmarkStart w:id="59" w:name="_Toc68696094"/>
+      <w:bookmarkStart w:id="60" w:name="_Toc72275223"/>
+      <w:bookmarkStart w:id="61" w:name="_Toc103097574"/>
+      <w:bookmarkStart w:id="62" w:name="_Toc104795027"/>
+      <w:bookmarkStart w:id="63" w:name="_Toc105597149"/>
+      <w:bookmarkStart w:id="64" w:name="_Toc164804155"/>
+      <w:r>
+        <w:lastRenderedPageBreak/>
         <w:t xml:space="preserve">3.1 </w:t>
       </w:r>
       <w:r>
         <w:tab/>
         <w:t>Инструментальные средства разработки приложения</w:t>
       </w:r>
-      <w:bookmarkEnd w:id="57"/>
-      <w:bookmarkEnd w:id="58"/>
       <w:bookmarkEnd w:id="59"/>
       <w:bookmarkEnd w:id="60"/>
       <w:bookmarkEnd w:id="61"/>
       <w:bookmarkEnd w:id="62"/>
+      <w:bookmarkEnd w:id="63"/>
+      <w:bookmarkEnd w:id="64"/>
     </w:p>
     <w:p>
       <w:pPr>
@@ -12881,7 +13157,6 @@
           <w:sz w:val="28"/>
           <w:lang w:eastAsia="ja-JP"/>
         </w:rPr>
-        <w:lastRenderedPageBreak/>
         <w:t>Visual Studio обладает удобным интерфейсом, мощными инструментами разработки, отладки и профилирования кода. Выбор обусловлен комфортной работой с .NET технологиями и интеграцией с другими инструментами Microsoft.</w:t>
       </w:r>
     </w:p>
@@ -13004,12 +13279,12 @@
           <w:lang w:eastAsia="en-US"/>
         </w:rPr>
       </w:pPr>
-      <w:bookmarkStart w:id="63" w:name="_Toc68696095"/>
-      <w:bookmarkStart w:id="64" w:name="_Toc72275224"/>
-      <w:bookmarkStart w:id="65" w:name="_Toc103097575"/>
-      <w:bookmarkStart w:id="66" w:name="_Toc104795028"/>
-      <w:bookmarkStart w:id="67" w:name="_Toc105597150"/>
-      <w:bookmarkStart w:id="68" w:name="_Toc164804156"/>
+      <w:bookmarkStart w:id="65" w:name="_Toc68696095"/>
+      <w:bookmarkStart w:id="66" w:name="_Toc72275224"/>
+      <w:bookmarkStart w:id="67" w:name="_Toc103097575"/>
+      <w:bookmarkStart w:id="68" w:name="_Toc104795028"/>
+      <w:bookmarkStart w:id="69" w:name="_Toc105597150"/>
+      <w:bookmarkStart w:id="70" w:name="_Toc164804156"/>
       <w:r>
         <w:t xml:space="preserve">3.2 </w:t>
       </w:r>
@@ -13017,12 +13292,12 @@
         <w:tab/>
         <w:t>Реализация базы данных</w:t>
       </w:r>
-      <w:bookmarkEnd w:id="63"/>
-      <w:bookmarkEnd w:id="64"/>
       <w:bookmarkEnd w:id="65"/>
       <w:bookmarkEnd w:id="66"/>
       <w:bookmarkEnd w:id="67"/>
       <w:bookmarkEnd w:id="68"/>
+      <w:bookmarkEnd w:id="69"/>
+      <w:bookmarkEnd w:id="70"/>
     </w:p>
     <w:p>
       <w:pPr>
@@ -13093,9 +13368,8 @@
           <w:sz w:val="28"/>
           <w:szCs w:val="28"/>
         </w:rPr>
-        <w:lastRenderedPageBreak/>
         <w:drawing>
-          <wp:inline distT="0" distB="0" distL="0" distR="0" wp14:anchorId="49E2D985" wp14:editId="675C0A44">
+          <wp:inline distT="0" distB="0" distL="0" distR="0" wp14:anchorId="49E2D985" wp14:editId="73F3110C">
             <wp:extent cx="4550979" cy="4484006"/>
             <wp:effectExtent l="0" t="0" r="0" b="0"/>
             <wp:docPr id="1001471261" name="Рисунок 3"/>
@@ -13232,12 +13506,12 @@
           <w:lang w:eastAsia="en-US"/>
         </w:rPr>
       </w:pPr>
-      <w:bookmarkStart w:id="69" w:name="_Toc68696096"/>
-      <w:bookmarkStart w:id="70" w:name="_Toc72275225"/>
-      <w:bookmarkStart w:id="71" w:name="_Toc103097576"/>
-      <w:bookmarkStart w:id="72" w:name="_Toc104795029"/>
-      <w:bookmarkStart w:id="73" w:name="_Toc105597151"/>
-      <w:bookmarkStart w:id="74" w:name="_Toc164804157"/>
+      <w:bookmarkStart w:id="71" w:name="_Toc68696096"/>
+      <w:bookmarkStart w:id="72" w:name="_Toc72275225"/>
+      <w:bookmarkStart w:id="73" w:name="_Toc103097576"/>
+      <w:bookmarkStart w:id="74" w:name="_Toc104795029"/>
+      <w:bookmarkStart w:id="75" w:name="_Toc105597151"/>
+      <w:bookmarkStart w:id="76" w:name="_Toc164804157"/>
       <w:r>
         <w:t xml:space="preserve">3.3 </w:t>
       </w:r>
@@ -13245,12 +13519,12 @@
         <w:tab/>
         <w:t>Структура классов приложения</w:t>
       </w:r>
-      <w:bookmarkEnd w:id="69"/>
-      <w:bookmarkEnd w:id="70"/>
       <w:bookmarkEnd w:id="71"/>
       <w:bookmarkEnd w:id="72"/>
       <w:bookmarkEnd w:id="73"/>
       <w:bookmarkEnd w:id="74"/>
+      <w:bookmarkEnd w:id="75"/>
+      <w:bookmarkEnd w:id="76"/>
     </w:p>
     <w:p>
       <w:pPr>
@@ -13291,6 +13565,7 @@
           <w:sz w:val="28"/>
           <w:szCs w:val="28"/>
         </w:rPr>
+        <w:lastRenderedPageBreak/>
         <w:t>Для выполнения запросов было сделано 11 классов, описывающих структуру:</w:t>
       </w:r>
     </w:p>
@@ -13438,7 +13713,6 @@
           <w:sz w:val="28"/>
           <w:szCs w:val="28"/>
         </w:rPr>
-        <w:lastRenderedPageBreak/>
         <w:t>ProductAttrib</w:t>
       </w:r>
       <w:proofErr w:type="spellEnd"/>
@@ -13898,25 +14172,26 @@
       <w:pPr>
         <w:pStyle w:val="22"/>
       </w:pPr>
-      <w:bookmarkStart w:id="75" w:name="_Toc68696097"/>
-      <w:bookmarkStart w:id="76" w:name="_Toc72275226"/>
-      <w:bookmarkStart w:id="77" w:name="_Toc103097577"/>
-      <w:bookmarkStart w:id="78" w:name="_Toc104795030"/>
-      <w:bookmarkStart w:id="79" w:name="_Toc105597152"/>
-      <w:bookmarkStart w:id="80" w:name="_Toc164804158"/>
-      <w:r>
+      <w:bookmarkStart w:id="77" w:name="_Toc68696097"/>
+      <w:bookmarkStart w:id="78" w:name="_Toc72275226"/>
+      <w:bookmarkStart w:id="79" w:name="_Toc103097577"/>
+      <w:bookmarkStart w:id="80" w:name="_Toc104795030"/>
+      <w:bookmarkStart w:id="81" w:name="_Toc105597152"/>
+      <w:bookmarkStart w:id="82" w:name="_Toc164804158"/>
+      <w:r>
+        <w:lastRenderedPageBreak/>
         <w:t xml:space="preserve">3.4 </w:t>
       </w:r>
       <w:r>
         <w:tab/>
         <w:t>Разработка интерфейса</w:t>
       </w:r>
-      <w:bookmarkEnd w:id="75"/>
-      <w:bookmarkEnd w:id="76"/>
       <w:bookmarkEnd w:id="77"/>
       <w:bookmarkEnd w:id="78"/>
       <w:bookmarkEnd w:id="79"/>
       <w:bookmarkEnd w:id="80"/>
+      <w:bookmarkEnd w:id="81"/>
+      <w:bookmarkEnd w:id="82"/>
     </w:p>
     <w:p>
       <w:pPr>
@@ -13984,7 +14259,6 @@
           <w:sz w:val="28"/>
           <w:szCs w:val="28"/>
         </w:rPr>
-        <w:lastRenderedPageBreak/>
         <w:drawing>
           <wp:inline distT="0" distB="0" distL="0" distR="0" wp14:anchorId="25927B8C" wp14:editId="68C20990">
             <wp:extent cx="1998785" cy="2043327"/>
@@ -15942,9 +16216,9 @@
       <w:pPr>
         <w:pStyle w:val="ad"/>
       </w:pPr>
-      <w:bookmarkStart w:id="81" w:name="_Toc68696098"/>
-      <w:bookmarkStart w:id="82" w:name="_Toc72275227"/>
-      <w:bookmarkStart w:id="83" w:name="_Toc103097578"/>
+      <w:bookmarkStart w:id="83" w:name="_Toc68696098"/>
+      <w:bookmarkStart w:id="84" w:name="_Toc72275227"/>
+      <w:bookmarkStart w:id="85" w:name="_Toc103097578"/>
     </w:p>
     <w:p>
       <w:pPr>
@@ -15954,9 +16228,9 @@
           <w:szCs w:val="24"/>
         </w:rPr>
       </w:pPr>
-      <w:bookmarkStart w:id="84" w:name="_Toc104795031"/>
-      <w:bookmarkStart w:id="85" w:name="_Toc105597153"/>
-      <w:bookmarkStart w:id="86" w:name="_Toc164804159"/>
+      <w:bookmarkStart w:id="86" w:name="_Toc104795031"/>
+      <w:bookmarkStart w:id="87" w:name="_Toc105597153"/>
+      <w:bookmarkStart w:id="88" w:name="_Toc164804159"/>
       <w:r>
         <w:t xml:space="preserve">4 </w:t>
       </w:r>
@@ -15964,12 +16238,12 @@
         <w:tab/>
         <w:t>ТЕСТИРОВАНИЕ</w:t>
       </w:r>
-      <w:bookmarkEnd w:id="81"/>
-      <w:bookmarkEnd w:id="82"/>
       <w:bookmarkEnd w:id="83"/>
       <w:bookmarkEnd w:id="84"/>
       <w:bookmarkEnd w:id="85"/>
       <w:bookmarkEnd w:id="86"/>
+      <w:bookmarkEnd w:id="87"/>
+      <w:bookmarkEnd w:id="88"/>
     </w:p>
     <w:p>
       <w:pPr>
@@ -16004,12 +16278,12 @@
           <w:lang w:eastAsia="en-US"/>
         </w:rPr>
       </w:pPr>
-      <w:bookmarkStart w:id="87" w:name="_Toc68696099"/>
-      <w:bookmarkStart w:id="88" w:name="_Toc72275228"/>
-      <w:bookmarkStart w:id="89" w:name="_Toc103097579"/>
-      <w:bookmarkStart w:id="90" w:name="_Toc104795032"/>
-      <w:bookmarkStart w:id="91" w:name="_Toc105597154"/>
-      <w:bookmarkStart w:id="92" w:name="_Toc164804160"/>
+      <w:bookmarkStart w:id="89" w:name="_Toc68696099"/>
+      <w:bookmarkStart w:id="90" w:name="_Toc72275228"/>
+      <w:bookmarkStart w:id="91" w:name="_Toc103097579"/>
+      <w:bookmarkStart w:id="92" w:name="_Toc104795032"/>
+      <w:bookmarkStart w:id="93" w:name="_Toc105597154"/>
+      <w:bookmarkStart w:id="94" w:name="_Toc164804160"/>
       <w:r>
         <w:t xml:space="preserve">4.1 </w:t>
       </w:r>
@@ -16017,12 +16291,12 @@
         <w:tab/>
         <w:t>Тест-требования</w:t>
       </w:r>
-      <w:bookmarkEnd w:id="87"/>
-      <w:bookmarkEnd w:id="88"/>
       <w:bookmarkEnd w:id="89"/>
       <w:bookmarkEnd w:id="90"/>
       <w:bookmarkEnd w:id="91"/>
       <w:bookmarkEnd w:id="92"/>
+      <w:bookmarkEnd w:id="93"/>
+      <w:bookmarkEnd w:id="94"/>
     </w:p>
     <w:p>
       <w:pPr>
@@ -16514,12 +16788,12 @@
           <w:lang w:eastAsia="en-US"/>
         </w:rPr>
       </w:pPr>
-      <w:bookmarkStart w:id="93" w:name="_Toc68696100"/>
-      <w:bookmarkStart w:id="94" w:name="_Toc72275229"/>
-      <w:bookmarkStart w:id="95" w:name="_Toc103097580"/>
-      <w:bookmarkStart w:id="96" w:name="_Toc104795033"/>
-      <w:bookmarkStart w:id="97" w:name="_Toc105597155"/>
-      <w:bookmarkStart w:id="98" w:name="_Toc164804161"/>
+      <w:bookmarkStart w:id="95" w:name="_Toc68696100"/>
+      <w:bookmarkStart w:id="96" w:name="_Toc72275229"/>
+      <w:bookmarkStart w:id="97" w:name="_Toc103097580"/>
+      <w:bookmarkStart w:id="98" w:name="_Toc104795033"/>
+      <w:bookmarkStart w:id="99" w:name="_Toc105597155"/>
+      <w:bookmarkStart w:id="100" w:name="_Toc164804161"/>
       <w:r>
         <w:t xml:space="preserve">4.2 </w:t>
       </w:r>
@@ -16527,12 +16801,12 @@
         <w:tab/>
         <w:t>Тест-план</w:t>
       </w:r>
-      <w:bookmarkEnd w:id="93"/>
-      <w:bookmarkEnd w:id="94"/>
       <w:bookmarkEnd w:id="95"/>
       <w:bookmarkEnd w:id="96"/>
       <w:bookmarkEnd w:id="97"/>
       <w:bookmarkEnd w:id="98"/>
+      <w:bookmarkEnd w:id="99"/>
+      <w:bookmarkEnd w:id="100"/>
     </w:p>
     <w:p>
       <w:pPr>
@@ -20122,12 +20396,12 @@
           <w:color w:val="auto"/>
         </w:rPr>
       </w:pPr>
-      <w:bookmarkStart w:id="99" w:name="_Toc68696101"/>
-      <w:bookmarkStart w:id="100" w:name="_Toc72275230"/>
-      <w:bookmarkStart w:id="101" w:name="_Toc103097581"/>
-      <w:bookmarkStart w:id="102" w:name="_Toc104795034"/>
-      <w:bookmarkStart w:id="103" w:name="_Toc105597156"/>
-      <w:bookmarkStart w:id="104" w:name="_Toc164804162"/>
+      <w:bookmarkStart w:id="101" w:name="_Toc68696101"/>
+      <w:bookmarkStart w:id="102" w:name="_Toc72275230"/>
+      <w:bookmarkStart w:id="103" w:name="_Toc103097581"/>
+      <w:bookmarkStart w:id="104" w:name="_Toc104795034"/>
+      <w:bookmarkStart w:id="105" w:name="_Toc105597156"/>
+      <w:bookmarkStart w:id="106" w:name="_Toc164804162"/>
       <w:r>
         <w:rPr>
           <w:b w:val="0"/>
@@ -20149,12 +20423,12 @@
         <w:tab/>
         <w:t>Результаты тестирования</w:t>
       </w:r>
-      <w:bookmarkEnd w:id="99"/>
-      <w:bookmarkEnd w:id="100"/>
       <w:bookmarkEnd w:id="101"/>
       <w:bookmarkEnd w:id="102"/>
       <w:bookmarkEnd w:id="103"/>
       <w:bookmarkEnd w:id="104"/>
+      <w:bookmarkEnd w:id="105"/>
+      <w:bookmarkEnd w:id="106"/>
     </w:p>
     <w:p>
       <w:pPr>
@@ -25821,7 +26095,7 @@
           <w:color w:val="auto"/>
         </w:rPr>
       </w:pPr>
-      <w:bookmarkStart w:id="105" w:name="_Toc164804163"/>
+      <w:bookmarkStart w:id="107" w:name="_Toc164804163"/>
       <w:r>
         <w:rPr>
           <w:b w:val="0"/>
@@ -25863,7 +26137,7 @@
         </w:rPr>
         <w:t>-тестирование</w:t>
       </w:r>
-      <w:bookmarkEnd w:id="105"/>
+      <w:bookmarkEnd w:id="107"/>
     </w:p>
     <w:p>
       <w:pPr>
@@ -26773,9 +27047,9 @@
           <w:szCs w:val="28"/>
         </w:rPr>
       </w:pPr>
-      <w:bookmarkStart w:id="106" w:name="_Toc68696103"/>
-      <w:bookmarkStart w:id="107" w:name="_Toc72275231"/>
-      <w:bookmarkStart w:id="108" w:name="_Toc103097582"/>
+      <w:bookmarkStart w:id="108" w:name="_Toc68696103"/>
+      <w:bookmarkStart w:id="109" w:name="_Toc72275231"/>
+      <w:bookmarkStart w:id="110" w:name="_Toc103097582"/>
       <w:r>
         <w:rPr>
           <w:b/>
@@ -26803,9 +27077,9 @@
           <w:szCs w:val="24"/>
         </w:rPr>
       </w:pPr>
-      <w:bookmarkStart w:id="109" w:name="_Toc104795036"/>
-      <w:bookmarkStart w:id="110" w:name="_Toc105597158"/>
-      <w:bookmarkStart w:id="111" w:name="_Toc164804164"/>
+      <w:bookmarkStart w:id="111" w:name="_Toc104795036"/>
+      <w:bookmarkStart w:id="112" w:name="_Toc105597158"/>
+      <w:bookmarkStart w:id="113" w:name="_Toc164804164"/>
       <w:r>
         <w:rPr>
           <w:b w:val="0"/>
@@ -26814,12 +27088,12 @@
         </w:rPr>
         <w:t>ЗАКЛЮЧЕНИЕ</w:t>
       </w:r>
-      <w:bookmarkEnd w:id="106"/>
-      <w:bookmarkEnd w:id="107"/>
       <w:bookmarkEnd w:id="108"/>
       <w:bookmarkEnd w:id="109"/>
       <w:bookmarkEnd w:id="110"/>
       <w:bookmarkEnd w:id="111"/>
+      <w:bookmarkEnd w:id="112"/>
+      <w:bookmarkEnd w:id="113"/>
     </w:p>
     <w:p>
       <w:pPr>
@@ -26911,9 +27185,9 @@
       <w:pPr>
         <w:pStyle w:val="ad"/>
       </w:pPr>
-      <w:bookmarkStart w:id="112" w:name="_Toc68696104"/>
-      <w:bookmarkStart w:id="113" w:name="_Toc72275232"/>
-      <w:bookmarkStart w:id="114" w:name="_Toc103097583"/>
+      <w:bookmarkStart w:id="114" w:name="_Toc68696104"/>
+      <w:bookmarkStart w:id="115" w:name="_Toc72275232"/>
+      <w:bookmarkStart w:id="116" w:name="_Toc103097583"/>
     </w:p>
     <w:p>
       <w:pPr>
@@ -26928,9 +27202,9 @@
           <w:color w:val="auto"/>
         </w:rPr>
       </w:pPr>
-      <w:bookmarkStart w:id="115" w:name="_Toc104795037"/>
-      <w:bookmarkStart w:id="116" w:name="_Toc105597159"/>
-      <w:bookmarkStart w:id="117" w:name="_Toc164804165"/>
+      <w:bookmarkStart w:id="117" w:name="_Toc104795037"/>
+      <w:bookmarkStart w:id="118" w:name="_Toc105597159"/>
+      <w:bookmarkStart w:id="119" w:name="_Toc164804165"/>
       <w:r>
         <w:rPr>
           <w:b w:val="0"/>
@@ -26939,12 +27213,12 @@
         </w:rPr>
         <w:t>СПИСОК ИСПОЛЬЗОВАННЫХ ИСТОЧНИКОВ</w:t>
       </w:r>
-      <w:bookmarkEnd w:id="112"/>
-      <w:bookmarkEnd w:id="113"/>
       <w:bookmarkEnd w:id="114"/>
       <w:bookmarkEnd w:id="115"/>
       <w:bookmarkEnd w:id="116"/>
       <w:bookmarkEnd w:id="117"/>
+      <w:bookmarkEnd w:id="118"/>
+      <w:bookmarkEnd w:id="119"/>
     </w:p>
     <w:p>
       <w:pPr>
@@ -27637,8 +27911,8 @@
       <w:pPr>
         <w:pStyle w:val="ad"/>
       </w:pPr>
-      <w:bookmarkStart w:id="118" w:name="_Toc68696106"/>
-      <w:bookmarkStart w:id="119" w:name="_Toc72275234"/>
+      <w:bookmarkStart w:id="120" w:name="_Toc68696106"/>
+      <w:bookmarkStart w:id="121" w:name="_Toc72275234"/>
     </w:p>
     <w:p>
       <w:pPr>
@@ -27651,9 +27925,9 @@
           <w:color w:val="auto"/>
         </w:rPr>
       </w:pPr>
-      <w:bookmarkStart w:id="120" w:name="_Toc104795038"/>
-      <w:bookmarkStart w:id="121" w:name="_Toc105597160"/>
-      <w:bookmarkStart w:id="122" w:name="_Toc164804166"/>
+      <w:bookmarkStart w:id="122" w:name="_Toc104795038"/>
+      <w:bookmarkStart w:id="123" w:name="_Toc105597160"/>
+      <w:bookmarkStart w:id="124" w:name="_Toc164804166"/>
       <w:r>
         <w:rPr>
           <w:b w:val="0"/>
@@ -27662,9 +27936,9 @@
         </w:rPr>
         <w:t xml:space="preserve">ПРИЛОЖЕНИЕ </w:t>
       </w:r>
-      <w:bookmarkEnd w:id="118"/>
-      <w:bookmarkEnd w:id="119"/>
       <w:bookmarkEnd w:id="120"/>
+      <w:bookmarkEnd w:id="121"/>
+      <w:bookmarkEnd w:id="122"/>
       <w:r>
         <w:rPr>
           <w:b w:val="0"/>
@@ -27673,8 +27947,8 @@
         </w:rPr>
         <w:t>А</w:t>
       </w:r>
-      <w:bookmarkEnd w:id="121"/>
-      <w:bookmarkEnd w:id="122"/>
+      <w:bookmarkEnd w:id="123"/>
+      <w:bookmarkEnd w:id="124"/>
     </w:p>
     <w:p>
       <w:pPr>
@@ -29282,9 +29556,9 @@
           <w:lang w:val="en-US"/>
         </w:rPr>
       </w:pPr>
-      <w:bookmarkStart w:id="123" w:name="_Toc104795039"/>
-      <w:bookmarkStart w:id="124" w:name="_Toc105597161"/>
-      <w:bookmarkStart w:id="125" w:name="_Toc164804167"/>
+      <w:bookmarkStart w:id="125" w:name="_Toc104795039"/>
+      <w:bookmarkStart w:id="126" w:name="_Toc105597161"/>
+      <w:bookmarkStart w:id="127" w:name="_Toc164804167"/>
       <w:r>
         <w:rPr>
           <w:b w:val="0"/>
@@ -29310,9 +29584,9 @@
         </w:rPr>
         <w:t>Б</w:t>
       </w:r>
-      <w:bookmarkEnd w:id="123"/>
-      <w:bookmarkEnd w:id="124"/>
       <w:bookmarkEnd w:id="125"/>
+      <w:bookmarkEnd w:id="126"/>
+      <w:bookmarkEnd w:id="127"/>
     </w:p>
     <w:p>
       <w:pPr>
@@ -40270,7 +40544,7 @@
           <w:color w:val="auto"/>
         </w:rPr>
       </w:pPr>
-      <w:bookmarkStart w:id="126" w:name="_Toc164804168"/>
+      <w:bookmarkStart w:id="128" w:name="_Toc164804168"/>
       <w:r>
         <w:rPr>
           <w:b w:val="0"/>
@@ -40288,7 +40562,7 @@
         </w:rPr>
         <w:t>B</w:t>
       </w:r>
-      <w:bookmarkEnd w:id="126"/>
+      <w:bookmarkEnd w:id="128"/>
     </w:p>
     <w:p>
       <w:pPr>
